--- a/GRAMMAR/GRAMMAR.docx
+++ b/GRAMMAR/GRAMMAR.docx
@@ -90,7 +90,7 @@
       <w:r>
         <w:fldChar w:fldCharType="separate"/>
       </w:r>
-      <w:hyperlink w:anchor="_Toc222597422" w:history="1">
+      <w:hyperlink w:anchor="_Toc225618036" w:history="1">
         <w:r>
           <w:rPr>
             <w:rStyle w:val="Hipervnculo"/>
@@ -111,7 +111,7 @@
             <w:rStyle w:val="Hipervnculo"/>
             <w:noProof/>
           </w:rPr>
-          <w:t>Illnesses and injuries</w:t>
+          <w:t>Gerunds and infinitives</w:t>
         </w:r>
         <w:r>
           <w:rPr>
@@ -132,7 +132,93 @@
             <w:noProof/>
             <w:webHidden/>
           </w:rPr>
-          <w:instrText xml:space="preserve"> PAGEREF _Toc222597422 \h </w:instrText>
+          <w:instrText xml:space="preserve"> PAGEREF _Toc225618036 \h </w:instrText>
+        </w:r>
+        <w:r>
+          <w:rPr>
+            <w:noProof/>
+            <w:webHidden/>
+          </w:rPr>
+        </w:r>
+        <w:r>
+          <w:rPr>
+            <w:noProof/>
+            <w:webHidden/>
+          </w:rPr>
+          <w:fldChar w:fldCharType="separate"/>
+        </w:r>
+        <w:r>
+          <w:rPr>
+            <w:noProof/>
+            <w:webHidden/>
+          </w:rPr>
+          <w:t>2</w:t>
+        </w:r>
+        <w:r>
+          <w:rPr>
+            <w:noProof/>
+            <w:webHidden/>
+          </w:rPr>
+          <w:fldChar w:fldCharType="end"/>
+        </w:r>
+      </w:hyperlink>
+    </w:p>
+    <w:p>
+      <w:pPr>
+        <w:pStyle w:val="TDC1"/>
+        <w:tabs>
+          <w:tab w:val="left" w:pos="440"/>
+          <w:tab w:val="right" w:leader="dot" w:pos="8494"/>
+        </w:tabs>
+        <w:rPr>
+          <w:rFonts w:eastAsiaTheme="minorEastAsia"/>
+          <w:noProof/>
+          <w:lang w:eastAsia="es-ES"/>
+        </w:rPr>
+      </w:pPr>
+      <w:hyperlink w:anchor="_Toc225618037" w:history="1">
+        <w:r>
+          <w:rPr>
+            <w:rStyle w:val="Hipervnculo"/>
+            <w:noProof/>
+          </w:rPr>
+          <w:t>2</w:t>
+        </w:r>
+        <w:r>
+          <w:rPr>
+            <w:rFonts w:eastAsiaTheme="minorEastAsia"/>
+            <w:noProof/>
+            <w:lang w:eastAsia="es-ES"/>
+          </w:rPr>
+          <w:tab/>
+        </w:r>
+        <w:r>
+          <w:rPr>
+            <w:rStyle w:val="Hipervnculo"/>
+            <w:noProof/>
+          </w:rPr>
+          <w:t>Past modals</w:t>
+        </w:r>
+        <w:r>
+          <w:rPr>
+            <w:noProof/>
+            <w:webHidden/>
+          </w:rPr>
+          <w:tab/>
+        </w:r>
+        <w:r>
+          <w:rPr>
+            <w:noProof/>
+            <w:webHidden/>
+          </w:rPr>
+          <w:fldChar w:fldCharType="begin"/>
+        </w:r>
+        <w:r>
+          <w:rPr>
+            <w:noProof/>
+            <w:webHidden/>
+          </w:rPr>
+          <w:instrText xml:space="preserve"> PAGEREF _Toc225618037 \h </w:instrText>
         </w:r>
         <w:r>
           <w:rPr>
@@ -176,13 +262,13 @@
           <w:lang w:eastAsia="es-ES"/>
         </w:rPr>
       </w:pPr>
-      <w:hyperlink w:anchor="_Toc222597423" w:history="1">
+      <w:hyperlink w:anchor="_Toc225618038" w:history="1">
         <w:r>
           <w:rPr>
             <w:rStyle w:val="Hipervnculo"/>
             <w:noProof/>
           </w:rPr>
-          <w:t>2</w:t>
+          <w:t>3</w:t>
         </w:r>
         <w:r>
           <w:rPr>
@@ -197,7 +283,7 @@
             <w:rStyle w:val="Hipervnculo"/>
             <w:noProof/>
           </w:rPr>
-          <w:t>Clothes and fashion</w:t>
+          <w:t>Verbs of the senses</w:t>
         </w:r>
         <w:r>
           <w:rPr>
@@ -218,7 +304,7 @@
             <w:noProof/>
             <w:webHidden/>
           </w:rPr>
-          <w:instrText xml:space="preserve"> PAGEREF _Toc222597423 \h </w:instrText>
+          <w:instrText xml:space="preserve"> PAGEREF _Toc225618038 \h </w:instrText>
         </w:r>
         <w:r>
           <w:rPr>
@@ -238,7 +324,7 @@
             <w:noProof/>
             <w:webHidden/>
           </w:rPr>
-          <w:t>5</w:t>
+          <w:t>4</w:t>
         </w:r>
         <w:r>
           <w:rPr>
@@ -262,13 +348,13 @@
           <w:lang w:eastAsia="es-ES"/>
         </w:rPr>
       </w:pPr>
-      <w:hyperlink w:anchor="_Toc222597424" w:history="1">
+      <w:hyperlink w:anchor="_Toc225618039" w:history="1">
         <w:r>
           <w:rPr>
             <w:rStyle w:val="Hipervnculo"/>
             <w:noProof/>
           </w:rPr>
-          <w:t>3</w:t>
+          <w:t>4</w:t>
         </w:r>
         <w:r>
           <w:rPr>
@@ -283,7 +369,7 @@
             <w:rStyle w:val="Hipervnculo"/>
             <w:noProof/>
           </w:rPr>
-          <w:t>Air travel</w:t>
+          <w:t>The passive: all forms</w:t>
         </w:r>
         <w:r>
           <w:rPr>
@@ -304,7 +390,7 @@
             <w:noProof/>
             <w:webHidden/>
           </w:rPr>
-          <w:instrText xml:space="preserve"> PAGEREF _Toc222597424 \h </w:instrText>
+          <w:instrText xml:space="preserve"> PAGEREF _Toc225618039 \h </w:instrText>
         </w:r>
         <w:r>
           <w:rPr>
@@ -324,7 +410,7 @@
             <w:noProof/>
             <w:webHidden/>
           </w:rPr>
-          <w:t>8</w:t>
+          <w:t>6</w:t>
         </w:r>
         <w:r>
           <w:rPr>
@@ -337,531 +423,12 @@
     </w:p>
     <w:p>
       <w:pPr>
-        <w:pStyle w:val="TDC1"/>
-        <w:tabs>
-          <w:tab w:val="left" w:pos="440"/>
-          <w:tab w:val="right" w:leader="dot" w:pos="8494"/>
-        </w:tabs>
-        <w:rPr>
-          <w:rFonts w:eastAsiaTheme="minorEastAsia"/>
-          <w:noProof/>
-          <w:lang w:eastAsia="es-ES"/>
-        </w:rPr>
-      </w:pPr>
-      <w:hyperlink w:anchor="_Toc222597425" w:history="1">
-        <w:r>
-          <w:rPr>
-            <w:rStyle w:val="Hipervnculo"/>
-            <w:noProof/>
-          </w:rPr>
-          <w:t>4</w:t>
-        </w:r>
-        <w:r>
-          <w:rPr>
-            <w:rFonts w:eastAsiaTheme="minorEastAsia"/>
-            <w:noProof/>
-            <w:lang w:eastAsia="es-ES"/>
-          </w:rPr>
-          <w:tab/>
-        </w:r>
-        <w:r>
-          <w:rPr>
-            <w:rStyle w:val="Hipervnculo"/>
-            <w:noProof/>
-          </w:rPr>
-          <w:t>Adverbs and adverbial phrases</w:t>
-        </w:r>
-        <w:r>
-          <w:rPr>
-            <w:noProof/>
-            <w:webHidden/>
-          </w:rPr>
-          <w:tab/>
-        </w:r>
-        <w:r>
-          <w:rPr>
-            <w:noProof/>
-            <w:webHidden/>
-          </w:rPr>
-          <w:fldChar w:fldCharType="begin"/>
-        </w:r>
-        <w:r>
-          <w:rPr>
-            <w:noProof/>
-            <w:webHidden/>
-          </w:rPr>
-          <w:instrText xml:space="preserve"> PAGEREF _Toc222597425 \h </w:instrText>
-        </w:r>
-        <w:r>
-          <w:rPr>
-            <w:noProof/>
-            <w:webHidden/>
-          </w:rPr>
-        </w:r>
-        <w:r>
-          <w:rPr>
-            <w:noProof/>
-            <w:webHidden/>
-          </w:rPr>
-          <w:fldChar w:fldCharType="separate"/>
-        </w:r>
-        <w:r>
-          <w:rPr>
-            <w:noProof/>
-            <w:webHidden/>
-          </w:rPr>
-          <w:t>10</w:t>
-        </w:r>
-        <w:r>
-          <w:rPr>
-            <w:noProof/>
-            <w:webHidden/>
-          </w:rPr>
-          <w:fldChar w:fldCharType="end"/>
-        </w:r>
-      </w:hyperlink>
-    </w:p>
-    <w:p>
-      <w:pPr>
-        <w:pStyle w:val="TDC1"/>
-        <w:tabs>
-          <w:tab w:val="left" w:pos="440"/>
-          <w:tab w:val="right" w:leader="dot" w:pos="8494"/>
-        </w:tabs>
-        <w:rPr>
-          <w:rFonts w:eastAsiaTheme="minorEastAsia"/>
-          <w:noProof/>
-          <w:lang w:eastAsia="es-ES"/>
-        </w:rPr>
-      </w:pPr>
-      <w:hyperlink w:anchor="_Toc222597426" w:history="1">
-        <w:r>
-          <w:rPr>
-            <w:rStyle w:val="Hipervnculo"/>
-            <w:noProof/>
-          </w:rPr>
-          <w:t>5</w:t>
-        </w:r>
-        <w:r>
-          <w:rPr>
-            <w:rFonts w:eastAsiaTheme="minorEastAsia"/>
-            <w:noProof/>
-            <w:lang w:eastAsia="es-ES"/>
-          </w:rPr>
-          <w:tab/>
-        </w:r>
-        <w:r>
-          <w:rPr>
-            <w:rStyle w:val="Hipervnculo"/>
-            <w:noProof/>
-          </w:rPr>
-          <w:t>Weather</w:t>
-        </w:r>
-        <w:r>
-          <w:rPr>
-            <w:noProof/>
-            <w:webHidden/>
-          </w:rPr>
-          <w:tab/>
-        </w:r>
-        <w:r>
-          <w:rPr>
-            <w:noProof/>
-            <w:webHidden/>
-          </w:rPr>
-          <w:fldChar w:fldCharType="begin"/>
-        </w:r>
-        <w:r>
-          <w:rPr>
-            <w:noProof/>
-            <w:webHidden/>
-          </w:rPr>
-          <w:instrText xml:space="preserve"> PAGEREF _Toc222597426 \h </w:instrText>
-        </w:r>
-        <w:r>
-          <w:rPr>
-            <w:noProof/>
-            <w:webHidden/>
-          </w:rPr>
-        </w:r>
-        <w:r>
-          <w:rPr>
-            <w:noProof/>
-            <w:webHidden/>
-          </w:rPr>
-          <w:fldChar w:fldCharType="separate"/>
-        </w:r>
-        <w:r>
-          <w:rPr>
-            <w:noProof/>
-            <w:webHidden/>
-          </w:rPr>
-          <w:t>12</w:t>
-        </w:r>
-        <w:r>
-          <w:rPr>
-            <w:noProof/>
-            <w:webHidden/>
-          </w:rPr>
-          <w:fldChar w:fldCharType="end"/>
-        </w:r>
-      </w:hyperlink>
-    </w:p>
-    <w:p>
-      <w:pPr>
-        <w:pStyle w:val="TDC1"/>
-        <w:tabs>
-          <w:tab w:val="left" w:pos="440"/>
-          <w:tab w:val="right" w:leader="dot" w:pos="8494"/>
-        </w:tabs>
-        <w:rPr>
-          <w:rFonts w:eastAsiaTheme="minorEastAsia"/>
-          <w:noProof/>
-          <w:lang w:eastAsia="es-ES"/>
-        </w:rPr>
-      </w:pPr>
-      <w:hyperlink w:anchor="_Toc222597427" w:history="1">
-        <w:r>
-          <w:rPr>
-            <w:rStyle w:val="Hipervnculo"/>
-            <w:noProof/>
-          </w:rPr>
-          <w:t>6</w:t>
-        </w:r>
-        <w:r>
-          <w:rPr>
-            <w:rFonts w:eastAsiaTheme="minorEastAsia"/>
-            <w:noProof/>
-            <w:lang w:eastAsia="es-ES"/>
-          </w:rPr>
-          <w:tab/>
-        </w:r>
-        <w:r>
-          <w:rPr>
-            <w:rStyle w:val="Hipervnculo"/>
-            <w:noProof/>
-          </w:rPr>
-          <w:t>Feelings</w:t>
-        </w:r>
-        <w:r>
-          <w:rPr>
-            <w:noProof/>
-            <w:webHidden/>
-          </w:rPr>
-          <w:tab/>
-        </w:r>
-        <w:r>
-          <w:rPr>
-            <w:noProof/>
-            <w:webHidden/>
-          </w:rPr>
-          <w:fldChar w:fldCharType="begin"/>
-        </w:r>
-        <w:r>
-          <w:rPr>
-            <w:noProof/>
-            <w:webHidden/>
-          </w:rPr>
-          <w:instrText xml:space="preserve"> PAGEREF _Toc222597427 \h </w:instrText>
-        </w:r>
-        <w:r>
-          <w:rPr>
-            <w:noProof/>
-            <w:webHidden/>
-          </w:rPr>
-        </w:r>
-        <w:r>
-          <w:rPr>
-            <w:noProof/>
-            <w:webHidden/>
-          </w:rPr>
-          <w:fldChar w:fldCharType="separate"/>
-        </w:r>
-        <w:r>
-          <w:rPr>
-            <w:noProof/>
-            <w:webHidden/>
-          </w:rPr>
-          <w:t>13</w:t>
-        </w:r>
-        <w:r>
-          <w:rPr>
-            <w:noProof/>
-            <w:webHidden/>
-          </w:rPr>
-          <w:fldChar w:fldCharType="end"/>
-        </w:r>
-      </w:hyperlink>
-    </w:p>
-    <w:p>
-      <w:pPr>
-        <w:pStyle w:val="TDC1"/>
-        <w:tabs>
-          <w:tab w:val="left" w:pos="440"/>
-          <w:tab w:val="right" w:leader="dot" w:pos="8494"/>
-        </w:tabs>
-        <w:rPr>
-          <w:rFonts w:eastAsiaTheme="minorEastAsia"/>
-          <w:noProof/>
-          <w:lang w:eastAsia="es-ES"/>
-        </w:rPr>
-      </w:pPr>
-      <w:hyperlink w:anchor="_Toc222597428" w:history="1">
-        <w:r>
-          <w:rPr>
-            <w:rStyle w:val="Hipervnculo"/>
-            <w:noProof/>
-          </w:rPr>
-          <w:t>7</w:t>
-        </w:r>
-        <w:r>
-          <w:rPr>
-            <w:rFonts w:eastAsiaTheme="minorEastAsia"/>
-            <w:noProof/>
-            <w:lang w:eastAsia="es-ES"/>
-          </w:rPr>
-          <w:tab/>
-        </w:r>
-        <w:r>
-          <w:rPr>
-            <w:rStyle w:val="Hipervnculo"/>
-            <w:noProof/>
-          </w:rPr>
-          <w:t>Verbs often confused</w:t>
-        </w:r>
-        <w:r>
-          <w:rPr>
-            <w:noProof/>
-            <w:webHidden/>
-          </w:rPr>
-          <w:tab/>
-        </w:r>
-        <w:r>
-          <w:rPr>
-            <w:noProof/>
-            <w:webHidden/>
-          </w:rPr>
-          <w:fldChar w:fldCharType="begin"/>
-        </w:r>
-        <w:r>
-          <w:rPr>
-            <w:noProof/>
-            <w:webHidden/>
-          </w:rPr>
-          <w:instrText xml:space="preserve"> PAGEREF _Toc222597428 \h </w:instrText>
-        </w:r>
-        <w:r>
-          <w:rPr>
-            <w:noProof/>
-            <w:webHidden/>
-          </w:rPr>
-        </w:r>
-        <w:r>
-          <w:rPr>
-            <w:noProof/>
-            <w:webHidden/>
-          </w:rPr>
-          <w:fldChar w:fldCharType="separate"/>
-        </w:r>
-        <w:r>
-          <w:rPr>
-            <w:noProof/>
-            <w:webHidden/>
-          </w:rPr>
-          <w:t>14</w:t>
-        </w:r>
-        <w:r>
-          <w:rPr>
-            <w:noProof/>
-            <w:webHidden/>
-          </w:rPr>
-          <w:fldChar w:fldCharType="end"/>
-        </w:r>
-      </w:hyperlink>
-    </w:p>
-    <w:p>
-      <w:pPr>
-        <w:pStyle w:val="TDC1"/>
-        <w:tabs>
-          <w:tab w:val="left" w:pos="440"/>
-          <w:tab w:val="right" w:leader="dot" w:pos="8494"/>
-        </w:tabs>
-        <w:rPr>
-          <w:rFonts w:eastAsiaTheme="minorEastAsia"/>
-          <w:noProof/>
-          <w:lang w:eastAsia="es-ES"/>
-        </w:rPr>
-      </w:pPr>
-      <w:hyperlink w:anchor="_Toc222597429" w:history="1">
-        <w:r>
-          <w:rPr>
-            <w:rStyle w:val="Hipervnculo"/>
-            <w:noProof/>
-          </w:rPr>
-          <w:t>8</w:t>
-        </w:r>
-        <w:r>
-          <w:rPr>
-            <w:rFonts w:eastAsiaTheme="minorEastAsia"/>
-            <w:noProof/>
-            <w:lang w:eastAsia="es-ES"/>
-          </w:rPr>
-          <w:tab/>
-        </w:r>
-        <w:r>
-          <w:rPr>
-            <w:rStyle w:val="Hipervnculo"/>
-            <w:noProof/>
-          </w:rPr>
-          <w:t>The body</w:t>
-        </w:r>
-        <w:r>
-          <w:rPr>
-            <w:noProof/>
-            <w:webHidden/>
-          </w:rPr>
-          <w:tab/>
-        </w:r>
-        <w:r>
-          <w:rPr>
-            <w:noProof/>
-            <w:webHidden/>
-          </w:rPr>
-          <w:fldChar w:fldCharType="begin"/>
-        </w:r>
-        <w:r>
-          <w:rPr>
-            <w:noProof/>
-            <w:webHidden/>
-          </w:rPr>
-          <w:instrText xml:space="preserve"> PAGEREF _Toc222597429 \h </w:instrText>
-        </w:r>
-        <w:r>
-          <w:rPr>
-            <w:noProof/>
-            <w:webHidden/>
-          </w:rPr>
-        </w:r>
-        <w:r>
-          <w:rPr>
-            <w:noProof/>
-            <w:webHidden/>
-          </w:rPr>
-          <w:fldChar w:fldCharType="separate"/>
-        </w:r>
-        <w:r>
-          <w:rPr>
-            <w:noProof/>
-            <w:webHidden/>
-          </w:rPr>
-          <w:t>16</w:t>
-        </w:r>
-        <w:r>
-          <w:rPr>
-            <w:noProof/>
-            <w:webHidden/>
-          </w:rPr>
-          <w:fldChar w:fldCharType="end"/>
-        </w:r>
-      </w:hyperlink>
-    </w:p>
-    <w:p>
-      <w:pPr>
-        <w:pStyle w:val="TDC1"/>
-        <w:tabs>
-          <w:tab w:val="left" w:pos="440"/>
-          <w:tab w:val="right" w:leader="dot" w:pos="8494"/>
-        </w:tabs>
-        <w:rPr>
-          <w:noProof/>
-        </w:rPr>
-      </w:pPr>
-      <w:hyperlink w:anchor="_Toc222597430" w:history="1">
-        <w:r>
-          <w:rPr>
-            <w:rStyle w:val="Hipervnculo"/>
-            <w:noProof/>
-          </w:rPr>
-          <w:t>9</w:t>
-        </w:r>
-        <w:r>
-          <w:rPr>
-            <w:rFonts w:eastAsiaTheme="minorEastAsia"/>
-            <w:noProof/>
-            <w:lang w:eastAsia="es-ES"/>
-          </w:rPr>
-          <w:tab/>
-        </w:r>
-        <w:r>
-          <w:rPr>
-            <w:rStyle w:val="Hipervnculo"/>
-            <w:noProof/>
-          </w:rPr>
-          <w:t>Crime and punishment</w:t>
-        </w:r>
-        <w:r>
-          <w:rPr>
-            <w:noProof/>
-            <w:webHidden/>
-          </w:rPr>
-          <w:tab/>
-        </w:r>
-        <w:r>
-          <w:rPr>
-            <w:noProof/>
-            <w:webHidden/>
-          </w:rPr>
-          <w:fldChar w:fldCharType="begin"/>
-        </w:r>
-        <w:r>
-          <w:rPr>
-            <w:noProof/>
-            <w:webHidden/>
-          </w:rPr>
-          <w:instrText xml:space="preserve"> PAGEREF _Toc222597430 \h </w:instrText>
-        </w:r>
-        <w:r>
-          <w:rPr>
-            <w:noProof/>
-            <w:webHidden/>
-          </w:rPr>
-        </w:r>
-        <w:r>
-          <w:rPr>
-            <w:noProof/>
-            <w:webHidden/>
-          </w:rPr>
-          <w:fldChar w:fldCharType="separate"/>
-        </w:r>
-        <w:r>
-          <w:rPr>
-            <w:noProof/>
-            <w:webHidden/>
-          </w:rPr>
-          <w:t>19</w:t>
-        </w:r>
-        <w:r>
-          <w:rPr>
-            <w:noProof/>
-            <w:webHidden/>
-          </w:rPr>
-          <w:fldChar w:fldCharType="end"/>
-        </w:r>
-      </w:hyperlink>
-    </w:p>
-    <w:p>
-      <w:r>
-        <w:br w:type="page"/>
-      </w:r>
-    </w:p>
-    <w:p>
-      <w:pPr>
         <w:pStyle w:val="Ttulo1"/>
       </w:pPr>
       <w:r>
-        <w:lastRenderedPageBreak/>
         <w:fldChar w:fldCharType="end"/>
       </w:r>
+      <w:bookmarkStart w:id="0" w:name="_Toc225618036"/>
       <w:proofErr w:type="spellStart"/>
       <w:r>
         <w:t>Gerunds</w:t>
@@ -870,6 +437,7 @@
       <w:r>
         <w:t xml:space="preserve"> and infinitives</w:t>
       </w:r>
+      <w:bookmarkEnd w:id="0"/>
     </w:p>
     <w:p>
       <w:pPr>
@@ -1849,8 +1417,9 @@
     </w:p>
     <w:p>
       <w:r>
+        <w:lastRenderedPageBreak/>
         <w:pict w14:anchorId="2C9B6118">
-          <v:rect id="_x0000_i1039" style="width:0;height:1.5pt" o:hralign="center" o:hrstd="t" o:hr="t" fillcolor="#a0a0a0" stroked="f"/>
+          <v:rect id="_x0000_i1025" style="width:0;height:1.5pt" o:hralign="center" o:hrstd="t" o:hr="t" fillcolor="#a0a0a0" stroked="f"/>
         </w:pict>
       </w:r>
     </w:p>
@@ -1859,7 +1428,6 @@
         <w:pStyle w:val="Ttulo2"/>
       </w:pPr>
       <w:r>
-        <w:lastRenderedPageBreak/>
         <w:t>Los "doble agente" (Lo que suele caer en examen)</w:t>
       </w:r>
     </w:p>
@@ -2283,7 +1851,7 @@
     <w:p>
       <w:r>
         <w:pict w14:anchorId="5FE8B134">
-          <v:rect id="_x0000_i1040" style="width:0;height:1.5pt" o:hralign="center" o:hrstd="t" o:hr="t" fillcolor="#a0a0a0" stroked="f"/>
+          <v:rect id="_x0000_i1026" style="width:0;height:1.5pt" o:hralign="center" o:hrstd="t" o:hr="t" fillcolor="#a0a0a0" stroked="f"/>
         </w:pict>
       </w:r>
     </w:p>
@@ -2465,6 +2033,6433 @@
       </w:r>
       <w:r>
         <w:t>.</w:t>
+      </w:r>
+    </w:p>
+    <w:p>
+      <w:pPr>
+        <w:pStyle w:val="Ttulo1"/>
+      </w:pPr>
+      <w:bookmarkStart w:id="1" w:name="_Toc225618037"/>
+      <w:proofErr w:type="spellStart"/>
+      <w:r>
+        <w:t>Past</w:t>
+      </w:r>
+      <w:proofErr w:type="spellEnd"/>
+      <w:r>
+        <w:t xml:space="preserve"> </w:t>
+      </w:r>
+      <w:proofErr w:type="spellStart"/>
+      <w:r>
+        <w:t>modals</w:t>
+      </w:r>
+      <w:bookmarkEnd w:id="1"/>
+      <w:proofErr w:type="spellEnd"/>
+    </w:p>
+    <w:p>
+      <w:pPr>
+        <w:pStyle w:val="Ttulo2"/>
+      </w:pPr>
+      <w:r>
+        <w:t>Deducciones (Especular sobre el pasado)</w:t>
+      </w:r>
+    </w:p>
+    <w:p>
+      <w:pPr>
+        <w:pStyle w:val="NormalWeb"/>
+      </w:pPr>
+      <w:r>
+        <w:t xml:space="preserve">Usa esta estructura: </w:t>
+      </w:r>
+      <w:r>
+        <w:rPr>
+          <w:b/>
+          <w:bCs/>
+        </w:rPr>
+        <w:t>Modal + HAVE + Participio (3ª columna)</w:t>
+      </w:r>
+      <w:r>
+        <w:t>.</w:t>
+      </w:r>
+    </w:p>
+    <w:tbl>
+      <w:tblPr>
+        <w:tblStyle w:val="Tablaconcuadrcula1clara-nfasis5"/>
+        <w:tblW w:w="0" w:type="auto"/>
+        <w:tblLook w:val="04A0" w:firstRow="1" w:lastRow="0" w:firstColumn="1" w:lastColumn="0" w:noHBand="0" w:noVBand="1"/>
+      </w:tblPr>
+      <w:tblGrid>
+        <w:gridCol w:w="2314"/>
+        <w:gridCol w:w="2219"/>
+        <w:gridCol w:w="3961"/>
+      </w:tblGrid>
+      <w:tr>
+        <w:trPr>
+          <w:cnfStyle w:val="100000000000" w:firstRow="1" w:lastRow="0" w:firstColumn="0" w:lastColumn="0" w:oddVBand="0" w:evenVBand="0" w:oddHBand="0" w:evenHBand="0" w:firstRowFirstColumn="0" w:firstRowLastColumn="0" w:lastRowFirstColumn="0" w:lastRowLastColumn="0"/>
+        </w:trPr>
+        <w:tc>
+          <w:tcPr>
+            <w:cnfStyle w:val="001000000000" w:firstRow="0" w:lastRow="0" w:firstColumn="1" w:lastColumn="0" w:oddVBand="0" w:evenVBand="0" w:oddHBand="0" w:evenHBand="0" w:firstRowFirstColumn="0" w:firstRowLastColumn="0" w:lastRowFirstColumn="0" w:lastRowLastColumn="0"/>
+            <w:tcW w:w="0" w:type="auto"/>
+            <w:hideMark/>
+          </w:tcPr>
+          <w:p>
+            <w:r>
+              <w:t>Nivel de certeza</w:t>
+            </w:r>
+          </w:p>
+        </w:tc>
+        <w:tc>
+          <w:tcPr>
+            <w:tcW w:w="0" w:type="auto"/>
+            <w:hideMark/>
+          </w:tcPr>
+          <w:p>
+            <w:pPr>
+              <w:cnfStyle w:val="100000000000" w:firstRow="1" w:lastRow="0" w:firstColumn="0" w:lastColumn="0" w:oddVBand="0" w:evenVBand="0" w:oddHBand="0" w:evenHBand="0" w:firstRowFirstColumn="0" w:firstRowLastColumn="0" w:lastRowFirstColumn="0" w:lastRowLastColumn="0"/>
+            </w:pPr>
+            <w:r>
+              <w:t>Modal a usar</w:t>
+            </w:r>
+          </w:p>
+        </w:tc>
+        <w:tc>
+          <w:tcPr>
+            <w:tcW w:w="0" w:type="auto"/>
+            <w:hideMark/>
+          </w:tcPr>
+          <w:p>
+            <w:pPr>
+              <w:cnfStyle w:val="100000000000" w:firstRow="1" w:lastRow="0" w:firstColumn="0" w:lastColumn="0" w:oddVBand="0" w:evenVBand="0" w:oddHBand="0" w:evenHBand="0" w:firstRowFirstColumn="0" w:firstRowLastColumn="0" w:lastRowFirstColumn="0" w:lastRowLastColumn="0"/>
+            </w:pPr>
+            <w:r>
+              <w:t>Ejemplo clave</w:t>
+            </w:r>
+          </w:p>
+        </w:tc>
+      </w:tr>
+      <w:tr>
+        <w:tc>
+          <w:tcPr>
+            <w:cnfStyle w:val="001000000000" w:firstRow="0" w:lastRow="0" w:firstColumn="1" w:lastColumn="0" w:oddVBand="0" w:evenVBand="0" w:oddHBand="0" w:evenHBand="0" w:firstRowFirstColumn="0" w:firstRowLastColumn="0" w:lastRowFirstColumn="0" w:lastRowLastColumn="0"/>
+            <w:tcW w:w="0" w:type="auto"/>
+            <w:hideMark/>
+          </w:tcPr>
+          <w:p>
+            <w:r>
+              <w:rPr>
+                <w:b w:val="0"/>
+                <w:bCs w:val="0"/>
+              </w:rPr>
+              <w:t>100% casi seguro (SÍ pasó)</w:t>
+            </w:r>
+          </w:p>
+        </w:tc>
+        <w:tc>
+          <w:tcPr>
+            <w:tcW w:w="0" w:type="auto"/>
+            <w:hideMark/>
+          </w:tcPr>
+          <w:p>
+            <w:pPr>
+              <w:cnfStyle w:val="000000000000" w:firstRow="0" w:lastRow="0" w:firstColumn="0" w:lastColumn="0" w:oddVBand="0" w:evenVBand="0" w:oddHBand="0" w:evenHBand="0" w:firstRowFirstColumn="0" w:firstRowLastColumn="0" w:lastRowFirstColumn="0" w:lastRowLastColumn="0"/>
+            </w:pPr>
+            <w:proofErr w:type="spellStart"/>
+            <w:r>
+              <w:rPr>
+                <w:b/>
+                <w:bCs/>
+              </w:rPr>
+              <w:t>Must</w:t>
+            </w:r>
+            <w:proofErr w:type="spellEnd"/>
+            <w:r>
+              <w:rPr>
+                <w:b/>
+                <w:bCs/>
+              </w:rPr>
+              <w:t xml:space="preserve"> </w:t>
+            </w:r>
+            <w:proofErr w:type="spellStart"/>
+            <w:r>
+              <w:rPr>
+                <w:b/>
+                <w:bCs/>
+              </w:rPr>
+              <w:t>have</w:t>
+            </w:r>
+            <w:proofErr w:type="spellEnd"/>
+          </w:p>
+        </w:tc>
+        <w:tc>
+          <w:tcPr>
+            <w:tcW w:w="0" w:type="auto"/>
+            <w:hideMark/>
+          </w:tcPr>
+          <w:p>
+            <w:pPr>
+              <w:cnfStyle w:val="000000000000" w:firstRow="0" w:lastRow="0" w:firstColumn="0" w:lastColumn="0" w:oddVBand="0" w:evenVBand="0" w:oddHBand="0" w:evenHBand="0" w:firstRowFirstColumn="0" w:firstRowLastColumn="0" w:lastRowFirstColumn="0" w:lastRowLastColumn="0"/>
+            </w:pPr>
+            <w:proofErr w:type="spellStart"/>
+            <w:r>
+              <w:rPr>
+                <w:i/>
+                <w:iCs/>
+              </w:rPr>
+              <w:t>She’s</w:t>
+            </w:r>
+            <w:proofErr w:type="spellEnd"/>
+            <w:r>
+              <w:rPr>
+                <w:i/>
+                <w:iCs/>
+              </w:rPr>
+              <w:t xml:space="preserve"> </w:t>
+            </w:r>
+            <w:proofErr w:type="spellStart"/>
+            <w:r>
+              <w:rPr>
+                <w:i/>
+                <w:iCs/>
+              </w:rPr>
+              <w:t>crying</w:t>
+            </w:r>
+            <w:proofErr w:type="spellEnd"/>
+            <w:r>
+              <w:rPr>
+                <w:i/>
+                <w:iCs/>
+              </w:rPr>
+              <w:t xml:space="preserve">. </w:t>
+            </w:r>
+            <w:proofErr w:type="spellStart"/>
+            <w:r>
+              <w:rPr>
+                <w:i/>
+                <w:iCs/>
+              </w:rPr>
+              <w:t>She</w:t>
+            </w:r>
+            <w:proofErr w:type="spellEnd"/>
+            <w:r>
+              <w:rPr>
+                <w:i/>
+                <w:iCs/>
+              </w:rPr>
+              <w:t xml:space="preserve"> </w:t>
+            </w:r>
+            <w:proofErr w:type="spellStart"/>
+            <w:r>
+              <w:rPr>
+                <w:b/>
+                <w:bCs/>
+                <w:i/>
+                <w:iCs/>
+              </w:rPr>
+              <w:t>must</w:t>
+            </w:r>
+            <w:proofErr w:type="spellEnd"/>
+            <w:r>
+              <w:rPr>
+                <w:b/>
+                <w:bCs/>
+                <w:i/>
+                <w:iCs/>
+              </w:rPr>
+              <w:t xml:space="preserve"> </w:t>
+            </w:r>
+            <w:proofErr w:type="spellStart"/>
+            <w:r>
+              <w:rPr>
+                <w:b/>
+                <w:bCs/>
+                <w:i/>
+                <w:iCs/>
+              </w:rPr>
+              <w:t>have</w:t>
+            </w:r>
+            <w:proofErr w:type="spellEnd"/>
+            <w:r>
+              <w:rPr>
+                <w:b/>
+                <w:bCs/>
+                <w:i/>
+                <w:iCs/>
+              </w:rPr>
+              <w:t xml:space="preserve"> </w:t>
+            </w:r>
+            <w:proofErr w:type="spellStart"/>
+            <w:r>
+              <w:rPr>
+                <w:b/>
+                <w:bCs/>
+                <w:i/>
+                <w:iCs/>
+              </w:rPr>
+              <w:t>heard</w:t>
+            </w:r>
+            <w:proofErr w:type="spellEnd"/>
+            <w:r>
+              <w:rPr>
+                <w:i/>
+                <w:iCs/>
+              </w:rPr>
+              <w:t xml:space="preserve"> </w:t>
+            </w:r>
+            <w:proofErr w:type="spellStart"/>
+            <w:r>
+              <w:rPr>
+                <w:i/>
+                <w:iCs/>
+              </w:rPr>
+              <w:t>the</w:t>
+            </w:r>
+            <w:proofErr w:type="spellEnd"/>
+            <w:r>
+              <w:rPr>
+                <w:i/>
+                <w:iCs/>
+              </w:rPr>
+              <w:t xml:space="preserve"> </w:t>
+            </w:r>
+            <w:proofErr w:type="spellStart"/>
+            <w:r>
+              <w:rPr>
+                <w:i/>
+                <w:iCs/>
+              </w:rPr>
+              <w:t>news</w:t>
+            </w:r>
+            <w:proofErr w:type="spellEnd"/>
+            <w:r>
+              <w:rPr>
+                <w:i/>
+                <w:iCs/>
+              </w:rPr>
+              <w:t>.</w:t>
+            </w:r>
+          </w:p>
+        </w:tc>
+      </w:tr>
+      <w:tr>
+        <w:tc>
+          <w:tcPr>
+            <w:cnfStyle w:val="001000000000" w:firstRow="0" w:lastRow="0" w:firstColumn="1" w:lastColumn="0" w:oddVBand="0" w:evenVBand="0" w:oddHBand="0" w:evenHBand="0" w:firstRowFirstColumn="0" w:firstRowLastColumn="0" w:lastRowFirstColumn="0" w:lastRowLastColumn="0"/>
+            <w:tcW w:w="0" w:type="auto"/>
+            <w:hideMark/>
+          </w:tcPr>
+          <w:p>
+            <w:r>
+              <w:rPr>
+                <w:b w:val="0"/>
+                <w:bCs w:val="0"/>
+              </w:rPr>
+              <w:t>Posibilidad (50/50)</w:t>
+            </w:r>
+          </w:p>
+        </w:tc>
+        <w:tc>
+          <w:tcPr>
+            <w:tcW w:w="0" w:type="auto"/>
+            <w:hideMark/>
+          </w:tcPr>
+          <w:p>
+            <w:pPr>
+              <w:cnfStyle w:val="000000000000" w:firstRow="0" w:lastRow="0" w:firstColumn="0" w:lastColumn="0" w:oddVBand="0" w:evenVBand="0" w:oddHBand="0" w:evenHBand="0" w:firstRowFirstColumn="0" w:firstRowLastColumn="0" w:lastRowFirstColumn="0" w:lastRowLastColumn="0"/>
+            </w:pPr>
+            <w:r>
+              <w:rPr>
+                <w:b/>
+                <w:bCs/>
+              </w:rPr>
+              <w:t xml:space="preserve">May / </w:t>
+            </w:r>
+            <w:proofErr w:type="spellStart"/>
+            <w:r>
+              <w:rPr>
+                <w:b/>
+                <w:bCs/>
+              </w:rPr>
+              <w:t>Might</w:t>
+            </w:r>
+            <w:proofErr w:type="spellEnd"/>
+            <w:r>
+              <w:rPr>
+                <w:b/>
+                <w:bCs/>
+              </w:rPr>
+              <w:t xml:space="preserve"> / </w:t>
+            </w:r>
+            <w:proofErr w:type="spellStart"/>
+            <w:r>
+              <w:rPr>
+                <w:b/>
+                <w:bCs/>
+              </w:rPr>
+              <w:t>Could</w:t>
+            </w:r>
+            <w:proofErr w:type="spellEnd"/>
+            <w:r>
+              <w:rPr>
+                <w:b/>
+                <w:bCs/>
+              </w:rPr>
+              <w:t xml:space="preserve"> </w:t>
+            </w:r>
+            <w:proofErr w:type="spellStart"/>
+            <w:r>
+              <w:rPr>
+                <w:b/>
+                <w:bCs/>
+              </w:rPr>
+              <w:t>have</w:t>
+            </w:r>
+            <w:proofErr w:type="spellEnd"/>
+          </w:p>
+        </w:tc>
+        <w:tc>
+          <w:tcPr>
+            <w:tcW w:w="0" w:type="auto"/>
+            <w:hideMark/>
+          </w:tcPr>
+          <w:p>
+            <w:pPr>
+              <w:cnfStyle w:val="000000000000" w:firstRow="0" w:lastRow="0" w:firstColumn="0" w:lastColumn="0" w:oddVBand="0" w:evenVBand="0" w:oddHBand="0" w:evenHBand="0" w:firstRowFirstColumn="0" w:firstRowLastColumn="0" w:lastRowFirstColumn="0" w:lastRowLastColumn="0"/>
+            </w:pPr>
+            <w:r>
+              <w:rPr>
+                <w:i/>
+                <w:iCs/>
+              </w:rPr>
+              <w:t xml:space="preserve">I </w:t>
+            </w:r>
+            <w:proofErr w:type="spellStart"/>
+            <w:r>
+              <w:rPr>
+                <w:i/>
+                <w:iCs/>
+              </w:rPr>
+              <w:t>can't</w:t>
+            </w:r>
+            <w:proofErr w:type="spellEnd"/>
+            <w:r>
+              <w:rPr>
+                <w:i/>
+                <w:iCs/>
+              </w:rPr>
+              <w:t xml:space="preserve"> </w:t>
+            </w:r>
+            <w:proofErr w:type="spellStart"/>
+            <w:r>
+              <w:rPr>
+                <w:i/>
+                <w:iCs/>
+              </w:rPr>
+              <w:t>find</w:t>
+            </w:r>
+            <w:proofErr w:type="spellEnd"/>
+            <w:r>
+              <w:rPr>
+                <w:i/>
+                <w:iCs/>
+              </w:rPr>
+              <w:t xml:space="preserve"> </w:t>
+            </w:r>
+            <w:proofErr w:type="spellStart"/>
+            <w:r>
+              <w:rPr>
+                <w:i/>
+                <w:iCs/>
+              </w:rPr>
+              <w:t>my</w:t>
+            </w:r>
+            <w:proofErr w:type="spellEnd"/>
+            <w:r>
+              <w:rPr>
+                <w:i/>
+                <w:iCs/>
+              </w:rPr>
+              <w:t xml:space="preserve"> </w:t>
+            </w:r>
+            <w:proofErr w:type="spellStart"/>
+            <w:r>
+              <w:rPr>
+                <w:i/>
+                <w:iCs/>
+              </w:rPr>
+              <w:t>keys</w:t>
+            </w:r>
+            <w:proofErr w:type="spellEnd"/>
+            <w:r>
+              <w:rPr>
+                <w:i/>
+                <w:iCs/>
+              </w:rPr>
+              <w:t xml:space="preserve">. I </w:t>
+            </w:r>
+            <w:proofErr w:type="spellStart"/>
+            <w:r>
+              <w:rPr>
+                <w:b/>
+                <w:bCs/>
+                <w:i/>
+                <w:iCs/>
+              </w:rPr>
+              <w:t>might</w:t>
+            </w:r>
+            <w:proofErr w:type="spellEnd"/>
+            <w:r>
+              <w:rPr>
+                <w:b/>
+                <w:bCs/>
+                <w:i/>
+                <w:iCs/>
+              </w:rPr>
+              <w:t xml:space="preserve"> </w:t>
+            </w:r>
+            <w:proofErr w:type="spellStart"/>
+            <w:r>
+              <w:rPr>
+                <w:b/>
+                <w:bCs/>
+                <w:i/>
+                <w:iCs/>
+              </w:rPr>
+              <w:t>have</w:t>
+            </w:r>
+            <w:proofErr w:type="spellEnd"/>
+            <w:r>
+              <w:rPr>
+                <w:b/>
+                <w:bCs/>
+                <w:i/>
+                <w:iCs/>
+              </w:rPr>
+              <w:t xml:space="preserve"> </w:t>
+            </w:r>
+            <w:proofErr w:type="spellStart"/>
+            <w:r>
+              <w:rPr>
+                <w:b/>
+                <w:bCs/>
+                <w:i/>
+                <w:iCs/>
+              </w:rPr>
+              <w:t>left</w:t>
+            </w:r>
+            <w:proofErr w:type="spellEnd"/>
+            <w:r>
+              <w:rPr>
+                <w:i/>
+                <w:iCs/>
+              </w:rPr>
+              <w:t xml:space="preserve"> </w:t>
+            </w:r>
+            <w:proofErr w:type="spellStart"/>
+            <w:r>
+              <w:rPr>
+                <w:i/>
+                <w:iCs/>
+              </w:rPr>
+              <w:t>them</w:t>
+            </w:r>
+            <w:proofErr w:type="spellEnd"/>
+            <w:r>
+              <w:rPr>
+                <w:i/>
+                <w:iCs/>
+              </w:rPr>
+              <w:t xml:space="preserve"> in </w:t>
+            </w:r>
+            <w:proofErr w:type="spellStart"/>
+            <w:r>
+              <w:rPr>
+                <w:i/>
+                <w:iCs/>
+              </w:rPr>
+              <w:t>the</w:t>
+            </w:r>
+            <w:proofErr w:type="spellEnd"/>
+            <w:r>
+              <w:rPr>
+                <w:i/>
+                <w:iCs/>
+              </w:rPr>
+              <w:t xml:space="preserve"> car.</w:t>
+            </w:r>
+          </w:p>
+        </w:tc>
+      </w:tr>
+      <w:tr>
+        <w:tc>
+          <w:tcPr>
+            <w:cnfStyle w:val="001000000000" w:firstRow="0" w:lastRow="0" w:firstColumn="1" w:lastColumn="0" w:oddVBand="0" w:evenVBand="0" w:oddHBand="0" w:evenHBand="0" w:firstRowFirstColumn="0" w:firstRowLastColumn="0" w:lastRowFirstColumn="0" w:lastRowLastColumn="0"/>
+            <w:tcW w:w="0" w:type="auto"/>
+            <w:hideMark/>
+          </w:tcPr>
+          <w:p>
+            <w:r>
+              <w:rPr>
+                <w:b w:val="0"/>
+                <w:bCs w:val="0"/>
+              </w:rPr>
+              <w:t>100% casi seguro (NO pasó)</w:t>
+            </w:r>
+          </w:p>
+        </w:tc>
+        <w:tc>
+          <w:tcPr>
+            <w:tcW w:w="0" w:type="auto"/>
+            <w:hideMark/>
+          </w:tcPr>
+          <w:p>
+            <w:pPr>
+              <w:cnfStyle w:val="000000000000" w:firstRow="0" w:lastRow="0" w:firstColumn="0" w:lastColumn="0" w:oddVBand="0" w:evenVBand="0" w:oddHBand="0" w:evenHBand="0" w:firstRowFirstColumn="0" w:firstRowLastColumn="0" w:lastRowFirstColumn="0" w:lastRowLastColumn="0"/>
+            </w:pPr>
+            <w:proofErr w:type="spellStart"/>
+            <w:r>
+              <w:rPr>
+                <w:b/>
+                <w:bCs/>
+              </w:rPr>
+              <w:t>Can't</w:t>
+            </w:r>
+            <w:proofErr w:type="spellEnd"/>
+            <w:r>
+              <w:rPr>
+                <w:b/>
+                <w:bCs/>
+              </w:rPr>
+              <w:t xml:space="preserve"> </w:t>
+            </w:r>
+            <w:proofErr w:type="spellStart"/>
+            <w:r>
+              <w:rPr>
+                <w:b/>
+                <w:bCs/>
+              </w:rPr>
+              <w:t>have</w:t>
+            </w:r>
+            <w:proofErr w:type="spellEnd"/>
+            <w:r>
+              <w:rPr>
+                <w:b/>
+                <w:bCs/>
+              </w:rPr>
+              <w:t xml:space="preserve"> / </w:t>
+            </w:r>
+            <w:proofErr w:type="spellStart"/>
+            <w:r>
+              <w:rPr>
+                <w:b/>
+                <w:bCs/>
+              </w:rPr>
+              <w:t>Couldn't</w:t>
+            </w:r>
+            <w:proofErr w:type="spellEnd"/>
+            <w:r>
+              <w:rPr>
+                <w:b/>
+                <w:bCs/>
+              </w:rPr>
+              <w:t xml:space="preserve"> </w:t>
+            </w:r>
+            <w:proofErr w:type="spellStart"/>
+            <w:r>
+              <w:rPr>
+                <w:b/>
+                <w:bCs/>
+              </w:rPr>
+              <w:t>have</w:t>
+            </w:r>
+            <w:proofErr w:type="spellEnd"/>
+          </w:p>
+        </w:tc>
+        <w:tc>
+          <w:tcPr>
+            <w:tcW w:w="0" w:type="auto"/>
+            <w:hideMark/>
+          </w:tcPr>
+          <w:p>
+            <w:pPr>
+              <w:cnfStyle w:val="000000000000" w:firstRow="0" w:lastRow="0" w:firstColumn="0" w:lastColumn="0" w:oddVBand="0" w:evenVBand="0" w:oddHBand="0" w:evenHBand="0" w:firstRowFirstColumn="0" w:firstRowLastColumn="0" w:lastRowFirstColumn="0" w:lastRowLastColumn="0"/>
+            </w:pPr>
+            <w:r>
+              <w:rPr>
+                <w:i/>
+                <w:iCs/>
+              </w:rPr>
+              <w:t xml:space="preserve">He </w:t>
+            </w:r>
+            <w:proofErr w:type="spellStart"/>
+            <w:r>
+              <w:rPr>
+                <w:b/>
+                <w:bCs/>
+                <w:i/>
+                <w:iCs/>
+              </w:rPr>
+              <w:t>can't</w:t>
+            </w:r>
+            <w:proofErr w:type="spellEnd"/>
+            <w:r>
+              <w:rPr>
+                <w:b/>
+                <w:bCs/>
+                <w:i/>
+                <w:iCs/>
+              </w:rPr>
+              <w:t xml:space="preserve"> </w:t>
+            </w:r>
+            <w:proofErr w:type="spellStart"/>
+            <w:r>
+              <w:rPr>
+                <w:b/>
+                <w:bCs/>
+                <w:i/>
+                <w:iCs/>
+              </w:rPr>
+              <w:t>have</w:t>
+            </w:r>
+            <w:proofErr w:type="spellEnd"/>
+            <w:r>
+              <w:rPr>
+                <w:b/>
+                <w:bCs/>
+                <w:i/>
+                <w:iCs/>
+              </w:rPr>
+              <w:t xml:space="preserve"> </w:t>
+            </w:r>
+            <w:proofErr w:type="spellStart"/>
+            <w:r>
+              <w:rPr>
+                <w:b/>
+                <w:bCs/>
+                <w:i/>
+                <w:iCs/>
+              </w:rPr>
+              <w:t>seen</w:t>
+            </w:r>
+            <w:proofErr w:type="spellEnd"/>
+            <w:r>
+              <w:rPr>
+                <w:i/>
+                <w:iCs/>
+              </w:rPr>
+              <w:t xml:space="preserve"> me; </w:t>
+            </w:r>
+            <w:proofErr w:type="gramStart"/>
+            <w:r>
+              <w:rPr>
+                <w:i/>
+                <w:iCs/>
+              </w:rPr>
+              <w:t xml:space="preserve">I </w:t>
+            </w:r>
+            <w:proofErr w:type="spellStart"/>
+            <w:r>
+              <w:rPr>
+                <w:i/>
+                <w:iCs/>
+              </w:rPr>
+              <w:t>was</w:t>
+            </w:r>
+            <w:proofErr w:type="spellEnd"/>
+            <w:r>
+              <w:rPr>
+                <w:i/>
+                <w:iCs/>
+              </w:rPr>
+              <w:t xml:space="preserve"> </w:t>
+            </w:r>
+            <w:proofErr w:type="spellStart"/>
+            <w:r>
+              <w:rPr>
+                <w:i/>
+                <w:iCs/>
+              </w:rPr>
+              <w:t>hiding</w:t>
+            </w:r>
+            <w:proofErr w:type="spellEnd"/>
+            <w:r>
+              <w:rPr>
+                <w:i/>
+                <w:iCs/>
+              </w:rPr>
+              <w:t>!</w:t>
+            </w:r>
+            <w:proofErr w:type="gramEnd"/>
+          </w:p>
+        </w:tc>
+      </w:tr>
+    </w:tbl>
+    <w:p>
+      <w:pPr>
+        <w:pStyle w:val="NormalWeb"/>
+      </w:pPr>
+      <w:r>
+        <w:rPr>
+          <w:rFonts w:ascii="Segoe UI Emoji" w:hAnsi="Segoe UI Emoji" w:cs="Segoe UI Emoji"/>
+          <w:b/>
+          <w:bCs/>
+        </w:rPr>
+        <w:t>⚠️</w:t>
+      </w:r>
+      <w:r>
+        <w:rPr>
+          <w:b/>
+          <w:bCs/>
+        </w:rPr>
+        <w:t xml:space="preserve"> OJO - Error típico de examen:</w:t>
+      </w:r>
+      <w:r>
+        <w:t xml:space="preserve"> El contrario de </w:t>
+      </w:r>
+      <w:proofErr w:type="spellStart"/>
+      <w:r>
+        <w:rPr>
+          <w:i/>
+          <w:iCs/>
+        </w:rPr>
+        <w:t>Must</w:t>
+      </w:r>
+      <w:proofErr w:type="spellEnd"/>
+      <w:r>
+        <w:rPr>
+          <w:i/>
+          <w:iCs/>
+        </w:rPr>
+        <w:t xml:space="preserve"> </w:t>
+      </w:r>
+      <w:proofErr w:type="spellStart"/>
+      <w:r>
+        <w:rPr>
+          <w:i/>
+          <w:iCs/>
+        </w:rPr>
+        <w:t>have</w:t>
+      </w:r>
+      <w:proofErr w:type="spellEnd"/>
+      <w:r>
+        <w:t xml:space="preserve"> </w:t>
+      </w:r>
+      <w:r>
+        <w:rPr>
+          <w:b/>
+          <w:bCs/>
+        </w:rPr>
+        <w:t>NO</w:t>
+      </w:r>
+      <w:r>
+        <w:t xml:space="preserve"> es </w:t>
+      </w:r>
+      <w:proofErr w:type="spellStart"/>
+      <w:r>
+        <w:rPr>
+          <w:i/>
+          <w:iCs/>
+        </w:rPr>
+        <w:t>Mustn't</w:t>
+      </w:r>
+      <w:proofErr w:type="spellEnd"/>
+      <w:r>
+        <w:rPr>
+          <w:i/>
+          <w:iCs/>
+        </w:rPr>
+        <w:t xml:space="preserve"> </w:t>
+      </w:r>
+      <w:proofErr w:type="spellStart"/>
+      <w:r>
+        <w:rPr>
+          <w:i/>
+          <w:iCs/>
+        </w:rPr>
+        <w:t>have</w:t>
+      </w:r>
+      <w:proofErr w:type="spellEnd"/>
+      <w:r>
+        <w:t xml:space="preserve">. Para decir "seguro que no", tienes que usar obligatoriamente </w:t>
+      </w:r>
+      <w:proofErr w:type="spellStart"/>
+      <w:r>
+        <w:rPr>
+          <w:b/>
+          <w:bCs/>
+        </w:rPr>
+        <w:t>Can't</w:t>
+      </w:r>
+      <w:proofErr w:type="spellEnd"/>
+      <w:r>
+        <w:rPr>
+          <w:b/>
+          <w:bCs/>
+        </w:rPr>
+        <w:t xml:space="preserve"> </w:t>
+      </w:r>
+      <w:proofErr w:type="spellStart"/>
+      <w:r>
+        <w:rPr>
+          <w:b/>
+          <w:bCs/>
+        </w:rPr>
+        <w:t>have</w:t>
+      </w:r>
+      <w:proofErr w:type="spellEnd"/>
+      <w:r>
+        <w:t xml:space="preserve"> o </w:t>
+      </w:r>
+      <w:proofErr w:type="spellStart"/>
+      <w:r>
+        <w:rPr>
+          <w:b/>
+          <w:bCs/>
+        </w:rPr>
+        <w:t>Couldn't</w:t>
+      </w:r>
+      <w:proofErr w:type="spellEnd"/>
+      <w:r>
+        <w:rPr>
+          <w:b/>
+          <w:bCs/>
+        </w:rPr>
+        <w:t xml:space="preserve"> </w:t>
+      </w:r>
+      <w:proofErr w:type="spellStart"/>
+      <w:r>
+        <w:rPr>
+          <w:b/>
+          <w:bCs/>
+        </w:rPr>
+        <w:t>have</w:t>
+      </w:r>
+      <w:proofErr w:type="spellEnd"/>
+      <w:r>
+        <w:t>.</w:t>
+      </w:r>
+    </w:p>
+    <w:p>
+      <w:r>
+        <w:pict w14:anchorId="353A986D">
+          <v:rect id="_x0000_i1027" style="width:0;height:1.5pt" o:hralign="center" o:hrstd="t" o:hr="t" fillcolor="#a0a0a0" stroked="f"/>
+        </w:pict>
+      </w:r>
+    </w:p>
+    <w:p>
+      <w:pPr>
+        <w:pStyle w:val="Ttulo2"/>
+      </w:pPr>
+      <w:r>
+        <w:lastRenderedPageBreak/>
+        <w:t>Arrepentimiento o Crítica</w:t>
+      </w:r>
+    </w:p>
+    <w:p>
+      <w:pPr>
+        <w:pStyle w:val="NormalWeb"/>
+      </w:pPr>
+      <w:r>
+        <w:t xml:space="preserve">Aquí es donde juzgamos el pasado (lo que "debería" haber </w:t>
+      </w:r>
+      <w:proofErr w:type="gramStart"/>
+      <w:r>
+        <w:t>pasado</w:t>
+      </w:r>
+      <w:proofErr w:type="gramEnd"/>
+      <w:r>
+        <w:t xml:space="preserve"> pero no pasó).</w:t>
+      </w:r>
+    </w:p>
+    <w:p>
+      <w:pPr>
+        <w:pStyle w:val="NormalWeb"/>
+        <w:numPr>
+          <w:ilvl w:val="0"/>
+          <w:numId w:val="7"/>
+        </w:numPr>
+      </w:pPr>
+      <w:proofErr w:type="spellStart"/>
+      <w:r>
+        <w:rPr>
+          <w:b/>
+          <w:bCs/>
+        </w:rPr>
+        <w:t>Should</w:t>
+      </w:r>
+      <w:proofErr w:type="spellEnd"/>
+      <w:r>
+        <w:rPr>
+          <w:b/>
+          <w:bCs/>
+        </w:rPr>
+        <w:t xml:space="preserve"> </w:t>
+      </w:r>
+      <w:proofErr w:type="spellStart"/>
+      <w:r>
+        <w:rPr>
+          <w:b/>
+          <w:bCs/>
+        </w:rPr>
+        <w:t>have</w:t>
+      </w:r>
+      <w:proofErr w:type="spellEnd"/>
+      <w:r>
+        <w:rPr>
+          <w:b/>
+          <w:bCs/>
+        </w:rPr>
+        <w:t xml:space="preserve"> / </w:t>
+      </w:r>
+      <w:proofErr w:type="spellStart"/>
+      <w:r>
+        <w:rPr>
+          <w:b/>
+          <w:bCs/>
+        </w:rPr>
+        <w:t>Ought</w:t>
+      </w:r>
+      <w:proofErr w:type="spellEnd"/>
+      <w:r>
+        <w:rPr>
+          <w:b/>
+          <w:bCs/>
+        </w:rPr>
+        <w:t xml:space="preserve"> </w:t>
+      </w:r>
+      <w:proofErr w:type="spellStart"/>
+      <w:r>
+        <w:rPr>
+          <w:b/>
+          <w:bCs/>
+        </w:rPr>
+        <w:t>to</w:t>
+      </w:r>
+      <w:proofErr w:type="spellEnd"/>
+      <w:r>
+        <w:rPr>
+          <w:b/>
+          <w:bCs/>
+        </w:rPr>
+        <w:t xml:space="preserve"> </w:t>
+      </w:r>
+      <w:proofErr w:type="spellStart"/>
+      <w:r>
+        <w:rPr>
+          <w:b/>
+          <w:bCs/>
+        </w:rPr>
+        <w:t>have</w:t>
+      </w:r>
+      <w:proofErr w:type="spellEnd"/>
+      <w:r>
+        <w:rPr>
+          <w:b/>
+          <w:bCs/>
+        </w:rPr>
+        <w:t>:</w:t>
+      </w:r>
+      <w:r>
+        <w:t xml:space="preserve"> Para lamentarte de algo o echar la bronca a alguien.</w:t>
+      </w:r>
+    </w:p>
+    <w:p>
+      <w:pPr>
+        <w:pStyle w:val="NormalWeb"/>
+        <w:numPr>
+          <w:ilvl w:val="1"/>
+          <w:numId w:val="7"/>
+        </w:numPr>
+      </w:pPr>
+      <w:r>
+        <w:rPr>
+          <w:i/>
+          <w:iCs/>
+        </w:rPr>
+        <w:t xml:space="preserve">I </w:t>
+      </w:r>
+      <w:proofErr w:type="spellStart"/>
+      <w:r>
+        <w:rPr>
+          <w:b/>
+          <w:bCs/>
+          <w:i/>
+          <w:iCs/>
+        </w:rPr>
+        <w:t>should</w:t>
+      </w:r>
+      <w:proofErr w:type="spellEnd"/>
+      <w:r>
+        <w:rPr>
+          <w:b/>
+          <w:bCs/>
+          <w:i/>
+          <w:iCs/>
+        </w:rPr>
+        <w:t xml:space="preserve"> </w:t>
+      </w:r>
+      <w:proofErr w:type="spellStart"/>
+      <w:r>
+        <w:rPr>
+          <w:b/>
+          <w:bCs/>
+          <w:i/>
+          <w:iCs/>
+        </w:rPr>
+        <w:t>have</w:t>
+      </w:r>
+      <w:proofErr w:type="spellEnd"/>
+      <w:r>
+        <w:rPr>
+          <w:b/>
+          <w:bCs/>
+          <w:i/>
+          <w:iCs/>
+        </w:rPr>
+        <w:t xml:space="preserve"> </w:t>
+      </w:r>
+      <w:proofErr w:type="spellStart"/>
+      <w:r>
+        <w:rPr>
+          <w:b/>
+          <w:bCs/>
+          <w:i/>
+          <w:iCs/>
+        </w:rPr>
+        <w:t>studied</w:t>
+      </w:r>
+      <w:proofErr w:type="spellEnd"/>
+      <w:r>
+        <w:rPr>
+          <w:i/>
+          <w:iCs/>
+        </w:rPr>
+        <w:t xml:space="preserve"> more.</w:t>
+      </w:r>
+      <w:r>
+        <w:t xml:space="preserve"> (No estudié y ahora me arrepiento).</w:t>
+      </w:r>
+    </w:p>
+    <w:p>
+      <w:pPr>
+        <w:pStyle w:val="NormalWeb"/>
+        <w:numPr>
+          <w:ilvl w:val="1"/>
+          <w:numId w:val="7"/>
+        </w:numPr>
+      </w:pPr>
+      <w:proofErr w:type="spellStart"/>
+      <w:r>
+        <w:rPr>
+          <w:i/>
+          <w:iCs/>
+        </w:rPr>
+        <w:t>You</w:t>
+      </w:r>
+      <w:proofErr w:type="spellEnd"/>
+      <w:r>
+        <w:rPr>
+          <w:i/>
+          <w:iCs/>
+        </w:rPr>
+        <w:t xml:space="preserve"> </w:t>
+      </w:r>
+      <w:proofErr w:type="spellStart"/>
+      <w:r>
+        <w:rPr>
+          <w:b/>
+          <w:bCs/>
+          <w:i/>
+          <w:iCs/>
+        </w:rPr>
+        <w:t>ought</w:t>
+      </w:r>
+      <w:proofErr w:type="spellEnd"/>
+      <w:r>
+        <w:rPr>
+          <w:b/>
+          <w:bCs/>
+          <w:i/>
+          <w:iCs/>
+        </w:rPr>
+        <w:t xml:space="preserve"> </w:t>
+      </w:r>
+      <w:proofErr w:type="spellStart"/>
+      <w:r>
+        <w:rPr>
+          <w:b/>
+          <w:bCs/>
+          <w:i/>
+          <w:iCs/>
+        </w:rPr>
+        <w:t>to</w:t>
+      </w:r>
+      <w:proofErr w:type="spellEnd"/>
+      <w:r>
+        <w:rPr>
+          <w:b/>
+          <w:bCs/>
+          <w:i/>
+          <w:iCs/>
+        </w:rPr>
+        <w:t xml:space="preserve"> </w:t>
+      </w:r>
+      <w:proofErr w:type="spellStart"/>
+      <w:r>
+        <w:rPr>
+          <w:b/>
+          <w:bCs/>
+          <w:i/>
+          <w:iCs/>
+        </w:rPr>
+        <w:t>have</w:t>
+      </w:r>
+      <w:proofErr w:type="spellEnd"/>
+      <w:r>
+        <w:rPr>
+          <w:b/>
+          <w:bCs/>
+          <w:i/>
+          <w:iCs/>
+        </w:rPr>
+        <w:t xml:space="preserve"> </w:t>
+      </w:r>
+      <w:proofErr w:type="spellStart"/>
+      <w:r>
+        <w:rPr>
+          <w:b/>
+          <w:bCs/>
+          <w:i/>
+          <w:iCs/>
+        </w:rPr>
+        <w:t>told</w:t>
+      </w:r>
+      <w:proofErr w:type="spellEnd"/>
+      <w:r>
+        <w:rPr>
+          <w:i/>
+          <w:iCs/>
+        </w:rPr>
+        <w:t xml:space="preserve"> me </w:t>
+      </w:r>
+      <w:proofErr w:type="spellStart"/>
+      <w:r>
+        <w:rPr>
+          <w:i/>
+          <w:iCs/>
+        </w:rPr>
+        <w:t>the</w:t>
+      </w:r>
+      <w:proofErr w:type="spellEnd"/>
+      <w:r>
+        <w:rPr>
+          <w:i/>
+          <w:iCs/>
+        </w:rPr>
+        <w:t xml:space="preserve"> </w:t>
+      </w:r>
+      <w:proofErr w:type="spellStart"/>
+      <w:r>
+        <w:rPr>
+          <w:i/>
+          <w:iCs/>
+        </w:rPr>
+        <w:t>truth</w:t>
+      </w:r>
+      <w:proofErr w:type="spellEnd"/>
+      <w:r>
+        <w:rPr>
+          <w:i/>
+          <w:iCs/>
+        </w:rPr>
+        <w:t>.</w:t>
+      </w:r>
+      <w:r>
+        <w:t xml:space="preserve"> (Me mentiste y te estoy criticando).</w:t>
+      </w:r>
+    </w:p>
+    <w:p>
+      <w:r>
+        <w:pict w14:anchorId="23F65502">
+          <v:rect id="_x0000_i1028" style="width:0;height:1.5pt" o:hralign="center" o:hrstd="t" o:hr="t" fillcolor="#a0a0a0" stroked="f"/>
+        </w:pict>
+      </w:r>
+    </w:p>
+    <w:p>
+      <w:pPr>
+        <w:pStyle w:val="Ttulo2"/>
+      </w:pPr>
+      <w:r>
+        <w:t>¿Cómo usar esto para que te suban la nota?</w:t>
+      </w:r>
+    </w:p>
+    <w:p>
+      <w:pPr>
+        <w:pStyle w:val="Ttulo3"/>
+      </w:pPr>
+      <w:r>
+        <w:t xml:space="preserve">En el </w:t>
+      </w:r>
+      <w:proofErr w:type="spellStart"/>
+      <w:r>
+        <w:t>Speaking</w:t>
+      </w:r>
+      <w:proofErr w:type="spellEnd"/>
+      <w:r>
+        <w:t xml:space="preserve"> (Monólogo o Interacción)</w:t>
+      </w:r>
+    </w:p>
+    <w:p>
+      <w:pPr>
+        <w:pStyle w:val="NormalWeb"/>
+      </w:pPr>
+      <w:r>
+        <w:t xml:space="preserve">Cuando te pongan una foto de alguien con cara de susto o una situación ambigua, </w:t>
+      </w:r>
+      <w:r>
+        <w:rPr>
+          <w:b/>
+          <w:bCs/>
+        </w:rPr>
+        <w:t>no digas</w:t>
+      </w:r>
+      <w:r>
+        <w:t xml:space="preserve"> </w:t>
+      </w:r>
+      <w:r>
+        <w:rPr>
+          <w:i/>
+          <w:iCs/>
+        </w:rPr>
+        <w:t>"</w:t>
+      </w:r>
+      <w:proofErr w:type="spellStart"/>
+      <w:r>
+        <w:rPr>
+          <w:i/>
+          <w:iCs/>
+        </w:rPr>
+        <w:t>Maybe</w:t>
+      </w:r>
+      <w:proofErr w:type="spellEnd"/>
+      <w:r>
+        <w:rPr>
+          <w:i/>
+          <w:iCs/>
+        </w:rPr>
+        <w:t xml:space="preserve"> he </w:t>
+      </w:r>
+      <w:proofErr w:type="spellStart"/>
+      <w:r>
+        <w:rPr>
+          <w:i/>
+          <w:iCs/>
+        </w:rPr>
+        <w:t>was</w:t>
+      </w:r>
+      <w:proofErr w:type="spellEnd"/>
+      <w:r>
+        <w:rPr>
+          <w:i/>
+          <w:iCs/>
+        </w:rPr>
+        <w:t xml:space="preserve"> </w:t>
+      </w:r>
+      <w:proofErr w:type="spellStart"/>
+      <w:r>
+        <w:rPr>
+          <w:i/>
+          <w:iCs/>
+        </w:rPr>
+        <w:t>scared</w:t>
+      </w:r>
+      <w:proofErr w:type="spellEnd"/>
+      <w:r>
+        <w:rPr>
+          <w:i/>
+          <w:iCs/>
+        </w:rPr>
+        <w:t>"</w:t>
+      </w:r>
+      <w:r>
+        <w:t>. Eso es nivel B1.</w:t>
+      </w:r>
+    </w:p>
+    <w:p>
+      <w:pPr>
+        <w:pStyle w:val="NormalWeb"/>
+        <w:numPr>
+          <w:ilvl w:val="0"/>
+          <w:numId w:val="8"/>
+        </w:numPr>
+      </w:pPr>
+      <w:r>
+        <w:rPr>
+          <w:b/>
+          <w:bCs/>
+        </w:rPr>
+        <w:t>Di:</w:t>
+      </w:r>
+      <w:r>
+        <w:t xml:space="preserve"> </w:t>
+      </w:r>
+      <w:r>
+        <w:rPr>
+          <w:i/>
+          <w:iCs/>
+        </w:rPr>
+        <w:t xml:space="preserve">"He </w:t>
+      </w:r>
+      <w:proofErr w:type="spellStart"/>
+      <w:r>
+        <w:rPr>
+          <w:b/>
+          <w:bCs/>
+          <w:i/>
+          <w:iCs/>
+        </w:rPr>
+        <w:t>must</w:t>
+      </w:r>
+      <w:proofErr w:type="spellEnd"/>
+      <w:r>
+        <w:rPr>
+          <w:b/>
+          <w:bCs/>
+          <w:i/>
+          <w:iCs/>
+        </w:rPr>
+        <w:t xml:space="preserve"> </w:t>
+      </w:r>
+      <w:proofErr w:type="spellStart"/>
+      <w:r>
+        <w:rPr>
+          <w:b/>
+          <w:bCs/>
+          <w:i/>
+          <w:iCs/>
+        </w:rPr>
+        <w:t>have</w:t>
+      </w:r>
+      <w:proofErr w:type="spellEnd"/>
+      <w:r>
+        <w:rPr>
+          <w:b/>
+          <w:bCs/>
+          <w:i/>
+          <w:iCs/>
+        </w:rPr>
+        <w:t xml:space="preserve"> </w:t>
+      </w:r>
+      <w:proofErr w:type="spellStart"/>
+      <w:r>
+        <w:rPr>
+          <w:b/>
+          <w:bCs/>
+          <w:i/>
+          <w:iCs/>
+        </w:rPr>
+        <w:t>seen</w:t>
+      </w:r>
+      <w:proofErr w:type="spellEnd"/>
+      <w:r>
+        <w:rPr>
+          <w:i/>
+          <w:iCs/>
+        </w:rPr>
+        <w:t xml:space="preserve"> </w:t>
+      </w:r>
+      <w:proofErr w:type="spellStart"/>
+      <w:r>
+        <w:rPr>
+          <w:i/>
+          <w:iCs/>
+        </w:rPr>
+        <w:t>something</w:t>
+      </w:r>
+      <w:proofErr w:type="spellEnd"/>
+      <w:r>
+        <w:rPr>
+          <w:i/>
+          <w:iCs/>
+        </w:rPr>
+        <w:t xml:space="preserve"> </w:t>
+      </w:r>
+      <w:proofErr w:type="spellStart"/>
+      <w:r>
+        <w:rPr>
+          <w:i/>
+          <w:iCs/>
+        </w:rPr>
+        <w:t>terrifying</w:t>
+      </w:r>
+      <w:proofErr w:type="spellEnd"/>
+      <w:r>
+        <w:rPr>
+          <w:i/>
+          <w:iCs/>
+        </w:rPr>
+        <w:t>"</w:t>
+      </w:r>
+      <w:r>
+        <w:t xml:space="preserve"> o </w:t>
+      </w:r>
+      <w:r>
+        <w:rPr>
+          <w:i/>
+          <w:iCs/>
+        </w:rPr>
+        <w:t xml:space="preserve">"He </w:t>
+      </w:r>
+      <w:proofErr w:type="spellStart"/>
+      <w:r>
+        <w:rPr>
+          <w:b/>
+          <w:bCs/>
+          <w:i/>
+          <w:iCs/>
+        </w:rPr>
+        <w:t>could</w:t>
+      </w:r>
+      <w:proofErr w:type="spellEnd"/>
+      <w:r>
+        <w:rPr>
+          <w:b/>
+          <w:bCs/>
+          <w:i/>
+          <w:iCs/>
+        </w:rPr>
+        <w:t xml:space="preserve"> </w:t>
+      </w:r>
+      <w:proofErr w:type="spellStart"/>
+      <w:r>
+        <w:rPr>
+          <w:b/>
+          <w:bCs/>
+          <w:i/>
+          <w:iCs/>
+        </w:rPr>
+        <w:t>have</w:t>
+      </w:r>
+      <w:proofErr w:type="spellEnd"/>
+      <w:r>
+        <w:rPr>
+          <w:b/>
+          <w:bCs/>
+          <w:i/>
+          <w:iCs/>
+        </w:rPr>
+        <w:t xml:space="preserve"> </w:t>
+      </w:r>
+      <w:proofErr w:type="spellStart"/>
+      <w:r>
+        <w:rPr>
+          <w:b/>
+          <w:bCs/>
+          <w:i/>
+          <w:iCs/>
+        </w:rPr>
+        <w:t>had</w:t>
+      </w:r>
+      <w:proofErr w:type="spellEnd"/>
+      <w:r>
+        <w:rPr>
+          <w:i/>
+          <w:iCs/>
+        </w:rPr>
+        <w:t xml:space="preserve"> </w:t>
+      </w:r>
+      <w:proofErr w:type="spellStart"/>
+      <w:r>
+        <w:rPr>
+          <w:i/>
+          <w:iCs/>
+        </w:rPr>
+        <w:t>an</w:t>
+      </w:r>
+      <w:proofErr w:type="spellEnd"/>
+      <w:r>
+        <w:rPr>
+          <w:i/>
+          <w:iCs/>
+        </w:rPr>
+        <w:t xml:space="preserve"> </w:t>
+      </w:r>
+      <w:proofErr w:type="spellStart"/>
+      <w:r>
+        <w:rPr>
+          <w:i/>
+          <w:iCs/>
+        </w:rPr>
+        <w:t>argument</w:t>
+      </w:r>
+      <w:proofErr w:type="spellEnd"/>
+      <w:r>
+        <w:rPr>
+          <w:i/>
+          <w:iCs/>
+        </w:rPr>
+        <w:t xml:space="preserve"> </w:t>
+      </w:r>
+      <w:proofErr w:type="spellStart"/>
+      <w:r>
+        <w:rPr>
+          <w:i/>
+          <w:iCs/>
+        </w:rPr>
+        <w:t>with</w:t>
+      </w:r>
+      <w:proofErr w:type="spellEnd"/>
+      <w:r>
+        <w:rPr>
+          <w:i/>
+          <w:iCs/>
+        </w:rPr>
+        <w:t xml:space="preserve"> </w:t>
+      </w:r>
+      <w:proofErr w:type="spellStart"/>
+      <w:r>
+        <w:rPr>
+          <w:i/>
+          <w:iCs/>
+        </w:rPr>
+        <w:t>his</w:t>
+      </w:r>
+      <w:proofErr w:type="spellEnd"/>
+      <w:r>
+        <w:rPr>
+          <w:i/>
+          <w:iCs/>
+        </w:rPr>
+        <w:t xml:space="preserve"> </w:t>
+      </w:r>
+      <w:proofErr w:type="spellStart"/>
+      <w:r>
+        <w:rPr>
+          <w:i/>
+          <w:iCs/>
+        </w:rPr>
+        <w:t>boss</w:t>
+      </w:r>
+      <w:proofErr w:type="spellEnd"/>
+      <w:r>
+        <w:rPr>
+          <w:i/>
+          <w:iCs/>
+        </w:rPr>
+        <w:t>"</w:t>
+      </w:r>
+      <w:r>
+        <w:t>.</w:t>
+      </w:r>
+    </w:p>
+    <w:p>
+      <w:pPr>
+        <w:pStyle w:val="NormalWeb"/>
+        <w:numPr>
+          <w:ilvl w:val="0"/>
+          <w:numId w:val="8"/>
+        </w:numPr>
+      </w:pPr>
+      <w:r>
+        <w:t>Eso demuestra que dominas gramática compleja de forma natural.</w:t>
+      </w:r>
+    </w:p>
+    <w:p>
+      <w:pPr>
+        <w:pStyle w:val="Ttulo3"/>
+      </w:pPr>
+      <w:r>
+        <w:t xml:space="preserve">En el Use </w:t>
+      </w:r>
+      <w:proofErr w:type="spellStart"/>
+      <w:r>
+        <w:t>of</w:t>
+      </w:r>
+      <w:proofErr w:type="spellEnd"/>
+      <w:r>
+        <w:t xml:space="preserve"> English (</w:t>
+      </w:r>
+      <w:proofErr w:type="spellStart"/>
+      <w:r>
+        <w:t>Sentence</w:t>
+      </w:r>
+      <w:proofErr w:type="spellEnd"/>
+      <w:r>
+        <w:t xml:space="preserve"> </w:t>
+      </w:r>
+      <w:proofErr w:type="spellStart"/>
+      <w:r>
+        <w:t>Transformation</w:t>
+      </w:r>
+      <w:proofErr w:type="spellEnd"/>
+      <w:r>
+        <w:t>)</w:t>
+      </w:r>
+    </w:p>
+    <w:p>
+      <w:pPr>
+        <w:pStyle w:val="NormalWeb"/>
+      </w:pPr>
+      <w:r>
+        <w:t>Es el típico ejercicio de "reescribe la frase":</w:t>
+      </w:r>
+    </w:p>
+    <w:p>
+      <w:pPr>
+        <w:pStyle w:val="NormalWeb"/>
+        <w:numPr>
+          <w:ilvl w:val="0"/>
+          <w:numId w:val="9"/>
+        </w:numPr>
+      </w:pPr>
+      <w:r>
+        <w:rPr>
+          <w:i/>
+          <w:iCs/>
+        </w:rPr>
+        <w:t>Frase A:</w:t>
+      </w:r>
+      <w:r>
+        <w:t xml:space="preserve"> "</w:t>
+      </w:r>
+      <w:proofErr w:type="spellStart"/>
+      <w:r>
+        <w:t>I'm</w:t>
+      </w:r>
+      <w:proofErr w:type="spellEnd"/>
+      <w:r>
+        <w:t xml:space="preserve"> </w:t>
+      </w:r>
+      <w:proofErr w:type="spellStart"/>
+      <w:r>
+        <w:t>sure</w:t>
+      </w:r>
+      <w:proofErr w:type="spellEnd"/>
+      <w:r>
+        <w:t xml:space="preserve"> </w:t>
+      </w:r>
+      <w:proofErr w:type="spellStart"/>
+      <w:r>
+        <w:t>she</w:t>
+      </w:r>
+      <w:proofErr w:type="spellEnd"/>
+      <w:r>
+        <w:t xml:space="preserve"> </w:t>
+      </w:r>
+      <w:proofErr w:type="spellStart"/>
+      <w:r>
+        <w:t>didn't</w:t>
+      </w:r>
+      <w:proofErr w:type="spellEnd"/>
+      <w:r>
+        <w:t xml:space="preserve"> </w:t>
+      </w:r>
+      <w:proofErr w:type="spellStart"/>
+      <w:r>
+        <w:t>steal</w:t>
+      </w:r>
+      <w:proofErr w:type="spellEnd"/>
+      <w:r>
+        <w:t xml:space="preserve"> </w:t>
+      </w:r>
+      <w:proofErr w:type="spellStart"/>
+      <w:r>
+        <w:t>it</w:t>
+      </w:r>
+      <w:proofErr w:type="spellEnd"/>
+      <w:r>
+        <w:t>."</w:t>
+      </w:r>
+    </w:p>
+    <w:p>
+      <w:pPr>
+        <w:pStyle w:val="NormalWeb"/>
+        <w:numPr>
+          <w:ilvl w:val="0"/>
+          <w:numId w:val="9"/>
+        </w:numPr>
+      </w:pPr>
+      <w:r>
+        <w:rPr>
+          <w:i/>
+          <w:iCs/>
+        </w:rPr>
+        <w:t xml:space="preserve">Frase B (B2 </w:t>
+      </w:r>
+      <w:proofErr w:type="spellStart"/>
+      <w:r>
+        <w:rPr>
+          <w:i/>
+          <w:iCs/>
+        </w:rPr>
+        <w:t>level</w:t>
+      </w:r>
+      <w:proofErr w:type="spellEnd"/>
+      <w:r>
+        <w:rPr>
+          <w:i/>
+          <w:iCs/>
+        </w:rPr>
+        <w:t>):</w:t>
+      </w:r>
+      <w:r>
+        <w:t xml:space="preserve"> "</w:t>
+      </w:r>
+      <w:proofErr w:type="spellStart"/>
+      <w:r>
+        <w:t>She</w:t>
+      </w:r>
+      <w:proofErr w:type="spellEnd"/>
+      <w:r>
+        <w:t xml:space="preserve"> </w:t>
+      </w:r>
+      <w:proofErr w:type="spellStart"/>
+      <w:r>
+        <w:rPr>
+          <w:b/>
+          <w:bCs/>
+        </w:rPr>
+        <w:t>can't</w:t>
+      </w:r>
+      <w:proofErr w:type="spellEnd"/>
+      <w:r>
+        <w:rPr>
+          <w:b/>
+          <w:bCs/>
+        </w:rPr>
+        <w:t xml:space="preserve"> </w:t>
+      </w:r>
+      <w:proofErr w:type="spellStart"/>
+      <w:r>
+        <w:rPr>
+          <w:b/>
+          <w:bCs/>
+        </w:rPr>
+        <w:t>have</w:t>
+      </w:r>
+      <w:proofErr w:type="spellEnd"/>
+      <w:r>
+        <w:rPr>
+          <w:b/>
+          <w:bCs/>
+        </w:rPr>
+        <w:t xml:space="preserve"> </w:t>
+      </w:r>
+      <w:proofErr w:type="spellStart"/>
+      <w:r>
+        <w:rPr>
+          <w:b/>
+          <w:bCs/>
+        </w:rPr>
+        <w:t>stolen</w:t>
+      </w:r>
+      <w:proofErr w:type="spellEnd"/>
+      <w:r>
+        <w:t xml:space="preserve"> </w:t>
+      </w:r>
+      <w:proofErr w:type="spellStart"/>
+      <w:r>
+        <w:t>it</w:t>
+      </w:r>
+      <w:proofErr w:type="spellEnd"/>
+      <w:r>
+        <w:t>."</w:t>
+      </w:r>
+    </w:p>
+    <w:p>
+      <w:pPr>
+        <w:pStyle w:val="Ttulo1"/>
+      </w:pPr>
+      <w:bookmarkStart w:id="2" w:name="_Toc225618038"/>
+      <w:proofErr w:type="spellStart"/>
+      <w:r>
+        <w:t>Verbs</w:t>
+      </w:r>
+      <w:proofErr w:type="spellEnd"/>
+      <w:r>
+        <w:t xml:space="preserve"> </w:t>
+      </w:r>
+      <w:proofErr w:type="spellStart"/>
+      <w:r>
+        <w:t>of</w:t>
+      </w:r>
+      <w:proofErr w:type="spellEnd"/>
+      <w:r>
+        <w:t xml:space="preserve"> </w:t>
+      </w:r>
+      <w:proofErr w:type="spellStart"/>
+      <w:r>
+        <w:t>the</w:t>
+      </w:r>
+      <w:proofErr w:type="spellEnd"/>
+      <w:r>
+        <w:t xml:space="preserve"> </w:t>
+      </w:r>
+      <w:proofErr w:type="spellStart"/>
+      <w:r>
+        <w:t>senses</w:t>
+      </w:r>
+      <w:bookmarkEnd w:id="2"/>
+      <w:proofErr w:type="spellEnd"/>
+    </w:p>
+    <w:p>
+      <w:pPr>
+        <w:pStyle w:val="Ttulo2"/>
+        <w:rPr>
+          <w:rFonts w:eastAsia="Times New Roman"/>
+          <w:lang w:eastAsia="es-ES"/>
+        </w:rPr>
+      </w:pPr>
+      <w:r>
+        <w:rPr>
+          <w:rFonts w:eastAsia="Times New Roman"/>
+          <w:lang w:eastAsia="es-ES"/>
+        </w:rPr>
+        <w:t>La Regla de Oro (Estructuras)</w:t>
+      </w:r>
+    </w:p>
+    <w:p>
+      <w:pPr>
+        <w:spacing w:before="100" w:beforeAutospacing="1" w:after="100" w:afterAutospacing="1" w:line="240" w:lineRule="auto"/>
+        <w:rPr>
+          <w:rFonts w:ascii="Times New Roman" w:eastAsia="Times New Roman" w:hAnsi="Times New Roman" w:cs="Times New Roman"/>
+          <w:sz w:val="24"/>
+          <w:szCs w:val="24"/>
+          <w:lang w:eastAsia="es-ES"/>
+        </w:rPr>
+      </w:pPr>
+      <w:r>
+        <w:rPr>
+          <w:rFonts w:ascii="Times New Roman" w:eastAsia="Times New Roman" w:hAnsi="Times New Roman" w:cs="Times New Roman"/>
+          <w:sz w:val="24"/>
+          <w:szCs w:val="24"/>
+          <w:lang w:eastAsia="es-ES"/>
+        </w:rPr>
+        <w:t xml:space="preserve">Lo más importante aquí no es el significado (que ya lo sabes), sino </w:t>
+      </w:r>
+      <w:r>
+        <w:rPr>
+          <w:rFonts w:ascii="Times New Roman" w:eastAsia="Times New Roman" w:hAnsi="Times New Roman" w:cs="Times New Roman"/>
+          <w:b/>
+          <w:bCs/>
+          <w:sz w:val="24"/>
+          <w:szCs w:val="24"/>
+          <w:lang w:eastAsia="es-ES"/>
+        </w:rPr>
+        <w:t>qué palabra viene después</w:t>
+      </w:r>
+      <w:r>
+        <w:rPr>
+          <w:rFonts w:ascii="Times New Roman" w:eastAsia="Times New Roman" w:hAnsi="Times New Roman" w:cs="Times New Roman"/>
+          <w:sz w:val="24"/>
+          <w:szCs w:val="24"/>
+          <w:lang w:eastAsia="es-ES"/>
+        </w:rPr>
+        <w:t xml:space="preserve"> del verbo (</w:t>
+      </w:r>
+      <w:r>
+        <w:rPr>
+          <w:rFonts w:ascii="Times New Roman" w:eastAsia="Times New Roman" w:hAnsi="Times New Roman" w:cs="Times New Roman"/>
+          <w:i/>
+          <w:iCs/>
+          <w:sz w:val="24"/>
+          <w:szCs w:val="24"/>
+          <w:lang w:eastAsia="es-ES"/>
+        </w:rPr>
+        <w:t xml:space="preserve">look, </w:t>
+      </w:r>
+      <w:proofErr w:type="spellStart"/>
+      <w:r>
+        <w:rPr>
+          <w:rFonts w:ascii="Times New Roman" w:eastAsia="Times New Roman" w:hAnsi="Times New Roman" w:cs="Times New Roman"/>
+          <w:i/>
+          <w:iCs/>
+          <w:sz w:val="24"/>
+          <w:szCs w:val="24"/>
+          <w:lang w:eastAsia="es-ES"/>
+        </w:rPr>
+        <w:t>feel</w:t>
+      </w:r>
+      <w:proofErr w:type="spellEnd"/>
+      <w:r>
+        <w:rPr>
+          <w:rFonts w:ascii="Times New Roman" w:eastAsia="Times New Roman" w:hAnsi="Times New Roman" w:cs="Times New Roman"/>
+          <w:i/>
+          <w:iCs/>
+          <w:sz w:val="24"/>
+          <w:szCs w:val="24"/>
+          <w:lang w:eastAsia="es-ES"/>
+        </w:rPr>
+        <w:t xml:space="preserve">, </w:t>
+      </w:r>
+      <w:proofErr w:type="spellStart"/>
+      <w:r>
+        <w:rPr>
+          <w:rFonts w:ascii="Times New Roman" w:eastAsia="Times New Roman" w:hAnsi="Times New Roman" w:cs="Times New Roman"/>
+          <w:i/>
+          <w:iCs/>
+          <w:sz w:val="24"/>
+          <w:szCs w:val="24"/>
+          <w:lang w:eastAsia="es-ES"/>
+        </w:rPr>
+        <w:t>smell</w:t>
+      </w:r>
+      <w:proofErr w:type="spellEnd"/>
+      <w:r>
+        <w:rPr>
+          <w:rFonts w:ascii="Times New Roman" w:eastAsia="Times New Roman" w:hAnsi="Times New Roman" w:cs="Times New Roman"/>
+          <w:i/>
+          <w:iCs/>
+          <w:sz w:val="24"/>
+          <w:szCs w:val="24"/>
+          <w:lang w:eastAsia="es-ES"/>
+        </w:rPr>
+        <w:t xml:space="preserve">, </w:t>
+      </w:r>
+      <w:proofErr w:type="spellStart"/>
+      <w:r>
+        <w:rPr>
+          <w:rFonts w:ascii="Times New Roman" w:eastAsia="Times New Roman" w:hAnsi="Times New Roman" w:cs="Times New Roman"/>
+          <w:i/>
+          <w:iCs/>
+          <w:sz w:val="24"/>
+          <w:szCs w:val="24"/>
+          <w:lang w:eastAsia="es-ES"/>
+        </w:rPr>
+        <w:t>sound</w:t>
+      </w:r>
+      <w:proofErr w:type="spellEnd"/>
+      <w:r>
+        <w:rPr>
+          <w:rFonts w:ascii="Times New Roman" w:eastAsia="Times New Roman" w:hAnsi="Times New Roman" w:cs="Times New Roman"/>
+          <w:i/>
+          <w:iCs/>
+          <w:sz w:val="24"/>
+          <w:szCs w:val="24"/>
+          <w:lang w:eastAsia="es-ES"/>
+        </w:rPr>
+        <w:t>, taste</w:t>
+      </w:r>
+      <w:r>
+        <w:rPr>
+          <w:rFonts w:ascii="Times New Roman" w:eastAsia="Times New Roman" w:hAnsi="Times New Roman" w:cs="Times New Roman"/>
+          <w:sz w:val="24"/>
+          <w:szCs w:val="24"/>
+          <w:lang w:eastAsia="es-ES"/>
+        </w:rPr>
+        <w:t>).</w:t>
+      </w:r>
+    </w:p>
+    <w:p>
+      <w:pPr>
+        <w:numPr>
+          <w:ilvl w:val="0"/>
+          <w:numId w:val="10"/>
+        </w:numPr>
+        <w:spacing w:before="100" w:beforeAutospacing="1" w:after="100" w:afterAutospacing="1" w:line="240" w:lineRule="auto"/>
+        <w:rPr>
+          <w:rFonts w:ascii="Times New Roman" w:eastAsia="Times New Roman" w:hAnsi="Times New Roman" w:cs="Times New Roman"/>
+          <w:sz w:val="24"/>
+          <w:szCs w:val="24"/>
+          <w:lang w:eastAsia="es-ES"/>
+        </w:rPr>
+      </w:pPr>
+      <w:r>
+        <w:rPr>
+          <w:rFonts w:ascii="Times New Roman" w:eastAsia="Times New Roman" w:hAnsi="Times New Roman" w:cs="Times New Roman"/>
+          <w:b/>
+          <w:bCs/>
+          <w:sz w:val="24"/>
+          <w:szCs w:val="24"/>
+          <w:lang w:eastAsia="es-ES"/>
+        </w:rPr>
+        <w:t>Verbo + ADJETIVO:</w:t>
+      </w:r>
+      <w:r>
+        <w:rPr>
+          <w:rFonts w:ascii="Times New Roman" w:eastAsia="Times New Roman" w:hAnsi="Times New Roman" w:cs="Times New Roman"/>
+          <w:sz w:val="24"/>
+          <w:szCs w:val="24"/>
+          <w:lang w:eastAsia="es-ES"/>
+        </w:rPr>
+        <w:t xml:space="preserve"> (Directo)</w:t>
+      </w:r>
+    </w:p>
+    <w:p>
+      <w:pPr>
+        <w:numPr>
+          <w:ilvl w:val="1"/>
+          <w:numId w:val="10"/>
+        </w:numPr>
+        <w:spacing w:before="100" w:beforeAutospacing="1" w:after="100" w:afterAutospacing="1" w:line="240" w:lineRule="auto"/>
+        <w:rPr>
+          <w:rFonts w:ascii="Times New Roman" w:eastAsia="Times New Roman" w:hAnsi="Times New Roman" w:cs="Times New Roman"/>
+          <w:sz w:val="24"/>
+          <w:szCs w:val="24"/>
+          <w:lang w:eastAsia="es-ES"/>
+        </w:rPr>
+      </w:pPr>
+      <w:proofErr w:type="spellStart"/>
+      <w:r>
+        <w:rPr>
+          <w:rFonts w:ascii="Times New Roman" w:eastAsia="Times New Roman" w:hAnsi="Times New Roman" w:cs="Times New Roman"/>
+          <w:i/>
+          <w:iCs/>
+          <w:sz w:val="24"/>
+          <w:szCs w:val="24"/>
+          <w:lang w:eastAsia="es-ES"/>
+        </w:rPr>
+        <w:t>You</w:t>
+      </w:r>
+      <w:proofErr w:type="spellEnd"/>
+      <w:r>
+        <w:rPr>
+          <w:rFonts w:ascii="Times New Roman" w:eastAsia="Times New Roman" w:hAnsi="Times New Roman" w:cs="Times New Roman"/>
+          <w:i/>
+          <w:iCs/>
+          <w:sz w:val="24"/>
+          <w:szCs w:val="24"/>
+          <w:lang w:eastAsia="es-ES"/>
+        </w:rPr>
+        <w:t xml:space="preserve"> </w:t>
+      </w:r>
+      <w:r>
+        <w:rPr>
+          <w:rFonts w:ascii="Times New Roman" w:eastAsia="Times New Roman" w:hAnsi="Times New Roman" w:cs="Times New Roman"/>
+          <w:b/>
+          <w:bCs/>
+          <w:i/>
+          <w:iCs/>
+          <w:sz w:val="24"/>
+          <w:szCs w:val="24"/>
+          <w:lang w:eastAsia="es-ES"/>
+        </w:rPr>
+        <w:t xml:space="preserve">look </w:t>
+      </w:r>
+      <w:proofErr w:type="spellStart"/>
+      <w:r>
+        <w:rPr>
+          <w:rFonts w:ascii="Times New Roman" w:eastAsia="Times New Roman" w:hAnsi="Times New Roman" w:cs="Times New Roman"/>
+          <w:b/>
+          <w:bCs/>
+          <w:i/>
+          <w:iCs/>
+          <w:sz w:val="24"/>
+          <w:szCs w:val="24"/>
+          <w:lang w:eastAsia="es-ES"/>
+        </w:rPr>
+        <w:t>tired</w:t>
+      </w:r>
+      <w:proofErr w:type="spellEnd"/>
+      <w:r>
+        <w:rPr>
+          <w:rFonts w:ascii="Times New Roman" w:eastAsia="Times New Roman" w:hAnsi="Times New Roman" w:cs="Times New Roman"/>
+          <w:i/>
+          <w:iCs/>
+          <w:sz w:val="24"/>
+          <w:szCs w:val="24"/>
+          <w:lang w:eastAsia="es-ES"/>
+        </w:rPr>
+        <w:t>.</w:t>
+      </w:r>
+      <w:r>
+        <w:rPr>
+          <w:rFonts w:ascii="Times New Roman" w:eastAsia="Times New Roman" w:hAnsi="Times New Roman" w:cs="Times New Roman"/>
+          <w:sz w:val="24"/>
+          <w:szCs w:val="24"/>
+          <w:lang w:eastAsia="es-ES"/>
+        </w:rPr>
+        <w:t xml:space="preserve"> (Pareces cansado).</w:t>
+      </w:r>
+    </w:p>
+    <w:p>
+      <w:pPr>
+        <w:numPr>
+          <w:ilvl w:val="0"/>
+          <w:numId w:val="10"/>
+        </w:numPr>
+        <w:spacing w:before="100" w:beforeAutospacing="1" w:after="100" w:afterAutospacing="1" w:line="240" w:lineRule="auto"/>
+        <w:rPr>
+          <w:rFonts w:ascii="Times New Roman" w:eastAsia="Times New Roman" w:hAnsi="Times New Roman" w:cs="Times New Roman"/>
+          <w:sz w:val="24"/>
+          <w:szCs w:val="24"/>
+          <w:lang w:eastAsia="es-ES"/>
+        </w:rPr>
+      </w:pPr>
+      <w:r>
+        <w:rPr>
+          <w:rFonts w:ascii="Times New Roman" w:eastAsia="Times New Roman" w:hAnsi="Times New Roman" w:cs="Times New Roman"/>
+          <w:b/>
+          <w:bCs/>
+          <w:sz w:val="24"/>
+          <w:szCs w:val="24"/>
+          <w:lang w:eastAsia="es-ES"/>
+        </w:rPr>
+        <w:t>Verbo + LIKE + SUSTANTIVO:</w:t>
+      </w:r>
+      <w:r>
+        <w:rPr>
+          <w:rFonts w:ascii="Times New Roman" w:eastAsia="Times New Roman" w:hAnsi="Times New Roman" w:cs="Times New Roman"/>
+          <w:sz w:val="24"/>
+          <w:szCs w:val="24"/>
+          <w:lang w:eastAsia="es-ES"/>
+        </w:rPr>
+        <w:t xml:space="preserve"> (Comparación)</w:t>
+      </w:r>
+    </w:p>
+    <w:p>
+      <w:pPr>
+        <w:numPr>
+          <w:ilvl w:val="1"/>
+          <w:numId w:val="10"/>
+        </w:numPr>
+        <w:spacing w:before="100" w:beforeAutospacing="1" w:after="100" w:afterAutospacing="1" w:line="240" w:lineRule="auto"/>
+        <w:rPr>
+          <w:rFonts w:ascii="Times New Roman" w:eastAsia="Times New Roman" w:hAnsi="Times New Roman" w:cs="Times New Roman"/>
+          <w:sz w:val="24"/>
+          <w:szCs w:val="24"/>
+          <w:lang w:eastAsia="es-ES"/>
+        </w:rPr>
+      </w:pPr>
+      <w:proofErr w:type="spellStart"/>
+      <w:r>
+        <w:rPr>
+          <w:rFonts w:ascii="Times New Roman" w:eastAsia="Times New Roman" w:hAnsi="Times New Roman" w:cs="Times New Roman"/>
+          <w:i/>
+          <w:iCs/>
+          <w:sz w:val="24"/>
+          <w:szCs w:val="24"/>
+          <w:lang w:eastAsia="es-ES"/>
+        </w:rPr>
+        <w:t>This</w:t>
+      </w:r>
+      <w:proofErr w:type="spellEnd"/>
+      <w:r>
+        <w:rPr>
+          <w:rFonts w:ascii="Times New Roman" w:eastAsia="Times New Roman" w:hAnsi="Times New Roman" w:cs="Times New Roman"/>
+          <w:i/>
+          <w:iCs/>
+          <w:sz w:val="24"/>
+          <w:szCs w:val="24"/>
+          <w:lang w:eastAsia="es-ES"/>
+        </w:rPr>
+        <w:t xml:space="preserve"> </w:t>
+      </w:r>
+      <w:r>
+        <w:rPr>
+          <w:rFonts w:ascii="Times New Roman" w:eastAsia="Times New Roman" w:hAnsi="Times New Roman" w:cs="Times New Roman"/>
+          <w:b/>
+          <w:bCs/>
+          <w:i/>
+          <w:iCs/>
+          <w:sz w:val="24"/>
+          <w:szCs w:val="24"/>
+          <w:lang w:eastAsia="es-ES"/>
+        </w:rPr>
+        <w:t xml:space="preserve">tastes </w:t>
+      </w:r>
+      <w:proofErr w:type="spellStart"/>
+      <w:r>
+        <w:rPr>
+          <w:rFonts w:ascii="Times New Roman" w:eastAsia="Times New Roman" w:hAnsi="Times New Roman" w:cs="Times New Roman"/>
+          <w:b/>
+          <w:bCs/>
+          <w:i/>
+          <w:iCs/>
+          <w:sz w:val="24"/>
+          <w:szCs w:val="24"/>
+          <w:lang w:eastAsia="es-ES"/>
+        </w:rPr>
+        <w:t>like</w:t>
+      </w:r>
+      <w:proofErr w:type="spellEnd"/>
+      <w:r>
+        <w:rPr>
+          <w:rFonts w:ascii="Times New Roman" w:eastAsia="Times New Roman" w:hAnsi="Times New Roman" w:cs="Times New Roman"/>
+          <w:b/>
+          <w:bCs/>
+          <w:i/>
+          <w:iCs/>
+          <w:sz w:val="24"/>
+          <w:szCs w:val="24"/>
+          <w:lang w:eastAsia="es-ES"/>
+        </w:rPr>
+        <w:t xml:space="preserve"> </w:t>
+      </w:r>
+      <w:proofErr w:type="spellStart"/>
+      <w:r>
+        <w:rPr>
+          <w:rFonts w:ascii="Times New Roman" w:eastAsia="Times New Roman" w:hAnsi="Times New Roman" w:cs="Times New Roman"/>
+          <w:b/>
+          <w:bCs/>
+          <w:i/>
+          <w:iCs/>
+          <w:sz w:val="24"/>
+          <w:szCs w:val="24"/>
+          <w:lang w:eastAsia="es-ES"/>
+        </w:rPr>
+        <w:t>chicken</w:t>
+      </w:r>
+      <w:proofErr w:type="spellEnd"/>
+      <w:r>
+        <w:rPr>
+          <w:rFonts w:ascii="Times New Roman" w:eastAsia="Times New Roman" w:hAnsi="Times New Roman" w:cs="Times New Roman"/>
+          <w:i/>
+          <w:iCs/>
+          <w:sz w:val="24"/>
+          <w:szCs w:val="24"/>
+          <w:lang w:eastAsia="es-ES"/>
+        </w:rPr>
+        <w:t>.</w:t>
+      </w:r>
+      <w:r>
+        <w:rPr>
+          <w:rFonts w:ascii="Times New Roman" w:eastAsia="Times New Roman" w:hAnsi="Times New Roman" w:cs="Times New Roman"/>
+          <w:sz w:val="24"/>
+          <w:szCs w:val="24"/>
+          <w:lang w:eastAsia="es-ES"/>
+        </w:rPr>
+        <w:t xml:space="preserve"> (Sabe a pollo).</w:t>
+      </w:r>
+    </w:p>
+    <w:p>
+      <w:pPr>
+        <w:numPr>
+          <w:ilvl w:val="1"/>
+          <w:numId w:val="10"/>
+        </w:numPr>
+        <w:spacing w:before="100" w:beforeAutospacing="1" w:after="100" w:afterAutospacing="1" w:line="240" w:lineRule="auto"/>
+        <w:rPr>
+          <w:rFonts w:ascii="Times New Roman" w:eastAsia="Times New Roman" w:hAnsi="Times New Roman" w:cs="Times New Roman"/>
+          <w:sz w:val="24"/>
+          <w:szCs w:val="24"/>
+          <w:lang w:eastAsia="es-ES"/>
+        </w:rPr>
+      </w:pPr>
+      <w:r>
+        <w:rPr>
+          <w:rFonts w:ascii="Times New Roman" w:eastAsia="Times New Roman" w:hAnsi="Times New Roman" w:cs="Times New Roman"/>
+          <w:i/>
+          <w:iCs/>
+          <w:sz w:val="24"/>
+          <w:szCs w:val="24"/>
+          <w:lang w:eastAsia="es-ES"/>
+        </w:rPr>
+        <w:t xml:space="preserve">Tim </w:t>
+      </w:r>
+      <w:r>
+        <w:rPr>
+          <w:rFonts w:ascii="Times New Roman" w:eastAsia="Times New Roman" w:hAnsi="Times New Roman" w:cs="Times New Roman"/>
+          <w:b/>
+          <w:bCs/>
+          <w:i/>
+          <w:iCs/>
+          <w:sz w:val="24"/>
+          <w:szCs w:val="24"/>
+          <w:lang w:eastAsia="es-ES"/>
+        </w:rPr>
+        <w:t xml:space="preserve">looks </w:t>
+      </w:r>
+      <w:proofErr w:type="spellStart"/>
+      <w:r>
+        <w:rPr>
+          <w:rFonts w:ascii="Times New Roman" w:eastAsia="Times New Roman" w:hAnsi="Times New Roman" w:cs="Times New Roman"/>
+          <w:b/>
+          <w:bCs/>
+          <w:i/>
+          <w:iCs/>
+          <w:sz w:val="24"/>
+          <w:szCs w:val="24"/>
+          <w:lang w:eastAsia="es-ES"/>
+        </w:rPr>
+        <w:t>like</w:t>
+      </w:r>
+      <w:proofErr w:type="spellEnd"/>
+      <w:r>
+        <w:rPr>
+          <w:rFonts w:ascii="Times New Roman" w:eastAsia="Times New Roman" w:hAnsi="Times New Roman" w:cs="Times New Roman"/>
+          <w:b/>
+          <w:bCs/>
+          <w:i/>
+          <w:iCs/>
+          <w:sz w:val="24"/>
+          <w:szCs w:val="24"/>
+          <w:lang w:eastAsia="es-ES"/>
+        </w:rPr>
+        <w:t xml:space="preserve"> </w:t>
+      </w:r>
+      <w:proofErr w:type="spellStart"/>
+      <w:r>
+        <w:rPr>
+          <w:rFonts w:ascii="Times New Roman" w:eastAsia="Times New Roman" w:hAnsi="Times New Roman" w:cs="Times New Roman"/>
+          <w:b/>
+          <w:bCs/>
+          <w:i/>
+          <w:iCs/>
+          <w:sz w:val="24"/>
+          <w:szCs w:val="24"/>
+          <w:lang w:eastAsia="es-ES"/>
+        </w:rPr>
+        <w:t>his</w:t>
+      </w:r>
+      <w:proofErr w:type="spellEnd"/>
+      <w:r>
+        <w:rPr>
+          <w:rFonts w:ascii="Times New Roman" w:eastAsia="Times New Roman" w:hAnsi="Times New Roman" w:cs="Times New Roman"/>
+          <w:b/>
+          <w:bCs/>
+          <w:i/>
+          <w:iCs/>
+          <w:sz w:val="24"/>
+          <w:szCs w:val="24"/>
+          <w:lang w:eastAsia="es-ES"/>
+        </w:rPr>
+        <w:t xml:space="preserve"> </w:t>
+      </w:r>
+      <w:proofErr w:type="spellStart"/>
+      <w:r>
+        <w:rPr>
+          <w:rFonts w:ascii="Times New Roman" w:eastAsia="Times New Roman" w:hAnsi="Times New Roman" w:cs="Times New Roman"/>
+          <w:b/>
+          <w:bCs/>
+          <w:i/>
+          <w:iCs/>
+          <w:sz w:val="24"/>
+          <w:szCs w:val="24"/>
+          <w:lang w:eastAsia="es-ES"/>
+        </w:rPr>
+        <w:t>father</w:t>
+      </w:r>
+      <w:proofErr w:type="spellEnd"/>
+      <w:r>
+        <w:rPr>
+          <w:rFonts w:ascii="Times New Roman" w:eastAsia="Times New Roman" w:hAnsi="Times New Roman" w:cs="Times New Roman"/>
+          <w:i/>
+          <w:iCs/>
+          <w:sz w:val="24"/>
+          <w:szCs w:val="24"/>
+          <w:lang w:eastAsia="es-ES"/>
+        </w:rPr>
+        <w:t>.</w:t>
+      </w:r>
+      <w:r>
+        <w:rPr>
+          <w:rFonts w:ascii="Times New Roman" w:eastAsia="Times New Roman" w:hAnsi="Times New Roman" w:cs="Times New Roman"/>
+          <w:sz w:val="24"/>
+          <w:szCs w:val="24"/>
+          <w:lang w:eastAsia="es-ES"/>
+        </w:rPr>
+        <w:t xml:space="preserve"> (Se parece a su padre).</w:t>
+      </w:r>
+    </w:p>
+    <w:p>
+      <w:pPr>
+        <w:numPr>
+          <w:ilvl w:val="0"/>
+          <w:numId w:val="10"/>
+        </w:numPr>
+        <w:spacing w:before="100" w:beforeAutospacing="1" w:after="100" w:afterAutospacing="1" w:line="240" w:lineRule="auto"/>
+        <w:rPr>
+          <w:rFonts w:ascii="Times New Roman" w:eastAsia="Times New Roman" w:hAnsi="Times New Roman" w:cs="Times New Roman"/>
+          <w:sz w:val="24"/>
+          <w:szCs w:val="24"/>
+          <w:lang w:eastAsia="es-ES"/>
+        </w:rPr>
+      </w:pPr>
+      <w:r>
+        <w:rPr>
+          <w:rFonts w:ascii="Times New Roman" w:eastAsia="Times New Roman" w:hAnsi="Times New Roman" w:cs="Times New Roman"/>
+          <w:b/>
+          <w:bCs/>
+          <w:sz w:val="24"/>
+          <w:szCs w:val="24"/>
+          <w:lang w:eastAsia="es-ES"/>
+        </w:rPr>
+        <w:t>Verbo + AS IF / AS THOUGH + FRASE COMPLETA:</w:t>
+      </w:r>
+      <w:r>
+        <w:rPr>
+          <w:rFonts w:ascii="Times New Roman" w:eastAsia="Times New Roman" w:hAnsi="Times New Roman" w:cs="Times New Roman"/>
+          <w:sz w:val="24"/>
+          <w:szCs w:val="24"/>
+          <w:lang w:eastAsia="es-ES"/>
+        </w:rPr>
+        <w:t xml:space="preserve"> (Deducción basada en lo que ves/oyes)</w:t>
+      </w:r>
+    </w:p>
+    <w:p>
+      <w:pPr>
+        <w:numPr>
+          <w:ilvl w:val="1"/>
+          <w:numId w:val="10"/>
+        </w:numPr>
+        <w:spacing w:before="100" w:beforeAutospacing="1" w:after="100" w:afterAutospacing="1" w:line="240" w:lineRule="auto"/>
+        <w:rPr>
+          <w:rFonts w:ascii="Times New Roman" w:eastAsia="Times New Roman" w:hAnsi="Times New Roman" w:cs="Times New Roman"/>
+          <w:sz w:val="24"/>
+          <w:szCs w:val="24"/>
+          <w:lang w:eastAsia="es-ES"/>
+        </w:rPr>
+      </w:pPr>
+      <w:proofErr w:type="spellStart"/>
+      <w:r>
+        <w:rPr>
+          <w:rFonts w:ascii="Times New Roman" w:eastAsia="Times New Roman" w:hAnsi="Times New Roman" w:cs="Times New Roman"/>
+          <w:i/>
+          <w:iCs/>
+          <w:sz w:val="24"/>
+          <w:szCs w:val="24"/>
+          <w:lang w:eastAsia="es-ES"/>
+        </w:rPr>
+        <w:t>It</w:t>
+      </w:r>
+      <w:proofErr w:type="spellEnd"/>
+      <w:r>
+        <w:rPr>
+          <w:rFonts w:ascii="Times New Roman" w:eastAsia="Times New Roman" w:hAnsi="Times New Roman" w:cs="Times New Roman"/>
+          <w:i/>
+          <w:iCs/>
+          <w:sz w:val="24"/>
+          <w:szCs w:val="24"/>
+          <w:lang w:eastAsia="es-ES"/>
+        </w:rPr>
+        <w:t xml:space="preserve"> </w:t>
+      </w:r>
+      <w:proofErr w:type="spellStart"/>
+      <w:r>
+        <w:rPr>
+          <w:rFonts w:ascii="Times New Roman" w:eastAsia="Times New Roman" w:hAnsi="Times New Roman" w:cs="Times New Roman"/>
+          <w:b/>
+          <w:bCs/>
+          <w:i/>
+          <w:iCs/>
+          <w:sz w:val="24"/>
+          <w:szCs w:val="24"/>
+          <w:lang w:eastAsia="es-ES"/>
+        </w:rPr>
+        <w:t>sounds</w:t>
+      </w:r>
+      <w:proofErr w:type="spellEnd"/>
+      <w:r>
+        <w:rPr>
+          <w:rFonts w:ascii="Times New Roman" w:eastAsia="Times New Roman" w:hAnsi="Times New Roman" w:cs="Times New Roman"/>
+          <w:b/>
+          <w:bCs/>
+          <w:i/>
+          <w:iCs/>
+          <w:sz w:val="24"/>
+          <w:szCs w:val="24"/>
+          <w:lang w:eastAsia="es-ES"/>
+        </w:rPr>
+        <w:t xml:space="preserve"> as </w:t>
+      </w:r>
+      <w:proofErr w:type="spellStart"/>
+      <w:r>
+        <w:rPr>
+          <w:rFonts w:ascii="Times New Roman" w:eastAsia="Times New Roman" w:hAnsi="Times New Roman" w:cs="Times New Roman"/>
+          <w:b/>
+          <w:bCs/>
+          <w:i/>
+          <w:iCs/>
+          <w:sz w:val="24"/>
+          <w:szCs w:val="24"/>
+          <w:lang w:eastAsia="es-ES"/>
+        </w:rPr>
+        <w:t>if</w:t>
+      </w:r>
+      <w:proofErr w:type="spellEnd"/>
+      <w:r>
+        <w:rPr>
+          <w:rFonts w:ascii="Times New Roman" w:eastAsia="Times New Roman" w:hAnsi="Times New Roman" w:cs="Times New Roman"/>
+          <w:b/>
+          <w:bCs/>
+          <w:i/>
+          <w:iCs/>
+          <w:sz w:val="24"/>
+          <w:szCs w:val="24"/>
+          <w:lang w:eastAsia="es-ES"/>
+        </w:rPr>
+        <w:t xml:space="preserve"> </w:t>
+      </w:r>
+      <w:proofErr w:type="spellStart"/>
+      <w:r>
+        <w:rPr>
+          <w:rFonts w:ascii="Times New Roman" w:eastAsia="Times New Roman" w:hAnsi="Times New Roman" w:cs="Times New Roman"/>
+          <w:b/>
+          <w:bCs/>
+          <w:i/>
+          <w:iCs/>
+          <w:sz w:val="24"/>
+          <w:szCs w:val="24"/>
+          <w:lang w:eastAsia="es-ES"/>
+        </w:rPr>
+        <w:t>it’s</w:t>
+      </w:r>
+      <w:proofErr w:type="spellEnd"/>
+      <w:r>
+        <w:rPr>
+          <w:rFonts w:ascii="Times New Roman" w:eastAsia="Times New Roman" w:hAnsi="Times New Roman" w:cs="Times New Roman"/>
+          <w:b/>
+          <w:bCs/>
+          <w:i/>
+          <w:iCs/>
+          <w:sz w:val="24"/>
+          <w:szCs w:val="24"/>
+          <w:lang w:eastAsia="es-ES"/>
+        </w:rPr>
+        <w:t xml:space="preserve"> </w:t>
+      </w:r>
+      <w:proofErr w:type="spellStart"/>
+      <w:r>
+        <w:rPr>
+          <w:rFonts w:ascii="Times New Roman" w:eastAsia="Times New Roman" w:hAnsi="Times New Roman" w:cs="Times New Roman"/>
+          <w:b/>
+          <w:bCs/>
+          <w:i/>
+          <w:iCs/>
+          <w:sz w:val="24"/>
+          <w:szCs w:val="24"/>
+          <w:lang w:eastAsia="es-ES"/>
+        </w:rPr>
+        <w:t>raining</w:t>
+      </w:r>
+      <w:proofErr w:type="spellEnd"/>
+      <w:r>
+        <w:rPr>
+          <w:rFonts w:ascii="Times New Roman" w:eastAsia="Times New Roman" w:hAnsi="Times New Roman" w:cs="Times New Roman"/>
+          <w:i/>
+          <w:iCs/>
+          <w:sz w:val="24"/>
+          <w:szCs w:val="24"/>
+          <w:lang w:eastAsia="es-ES"/>
+        </w:rPr>
+        <w:t>.</w:t>
+      </w:r>
+      <w:r>
+        <w:rPr>
+          <w:rFonts w:ascii="Times New Roman" w:eastAsia="Times New Roman" w:hAnsi="Times New Roman" w:cs="Times New Roman"/>
+          <w:sz w:val="24"/>
+          <w:szCs w:val="24"/>
+          <w:lang w:eastAsia="es-ES"/>
+        </w:rPr>
+        <w:t xml:space="preserve"> (Suena como si estuviera lloviendo).</w:t>
+      </w:r>
+    </w:p>
+    <w:p>
+      <w:pPr>
+        <w:numPr>
+          <w:ilvl w:val="1"/>
+          <w:numId w:val="10"/>
+        </w:numPr>
+        <w:spacing w:before="100" w:beforeAutospacing="1" w:after="100" w:afterAutospacing="1" w:line="240" w:lineRule="auto"/>
+        <w:rPr>
+          <w:rFonts w:ascii="Times New Roman" w:eastAsia="Times New Roman" w:hAnsi="Times New Roman" w:cs="Times New Roman"/>
+          <w:sz w:val="24"/>
+          <w:szCs w:val="24"/>
+          <w:lang w:eastAsia="es-ES"/>
+        </w:rPr>
+      </w:pPr>
+      <w:proofErr w:type="spellStart"/>
+      <w:r>
+        <w:rPr>
+          <w:rFonts w:ascii="Times New Roman" w:eastAsia="Times New Roman" w:hAnsi="Times New Roman" w:cs="Times New Roman"/>
+          <w:i/>
+          <w:iCs/>
+          <w:sz w:val="24"/>
+          <w:szCs w:val="24"/>
+          <w:lang w:eastAsia="es-ES"/>
+        </w:rPr>
+        <w:lastRenderedPageBreak/>
+        <w:t>She</w:t>
+      </w:r>
+      <w:proofErr w:type="spellEnd"/>
+      <w:r>
+        <w:rPr>
+          <w:rFonts w:ascii="Times New Roman" w:eastAsia="Times New Roman" w:hAnsi="Times New Roman" w:cs="Times New Roman"/>
+          <w:i/>
+          <w:iCs/>
+          <w:sz w:val="24"/>
+          <w:szCs w:val="24"/>
+          <w:lang w:eastAsia="es-ES"/>
+        </w:rPr>
+        <w:t xml:space="preserve"> </w:t>
+      </w:r>
+      <w:r>
+        <w:rPr>
+          <w:rFonts w:ascii="Times New Roman" w:eastAsia="Times New Roman" w:hAnsi="Times New Roman" w:cs="Times New Roman"/>
+          <w:b/>
+          <w:bCs/>
+          <w:i/>
+          <w:iCs/>
+          <w:sz w:val="24"/>
+          <w:szCs w:val="24"/>
+          <w:lang w:eastAsia="es-ES"/>
+        </w:rPr>
+        <w:t xml:space="preserve">looks as </w:t>
+      </w:r>
+      <w:proofErr w:type="spellStart"/>
+      <w:r>
+        <w:rPr>
+          <w:rFonts w:ascii="Times New Roman" w:eastAsia="Times New Roman" w:hAnsi="Times New Roman" w:cs="Times New Roman"/>
+          <w:b/>
+          <w:bCs/>
+          <w:i/>
+          <w:iCs/>
+          <w:sz w:val="24"/>
+          <w:szCs w:val="24"/>
+          <w:lang w:eastAsia="es-ES"/>
+        </w:rPr>
+        <w:t>though</w:t>
+      </w:r>
+      <w:proofErr w:type="spellEnd"/>
+      <w:r>
+        <w:rPr>
+          <w:rFonts w:ascii="Times New Roman" w:eastAsia="Times New Roman" w:hAnsi="Times New Roman" w:cs="Times New Roman"/>
+          <w:b/>
+          <w:bCs/>
+          <w:i/>
+          <w:iCs/>
+          <w:sz w:val="24"/>
+          <w:szCs w:val="24"/>
+          <w:lang w:eastAsia="es-ES"/>
+        </w:rPr>
+        <w:t xml:space="preserve"> </w:t>
+      </w:r>
+      <w:proofErr w:type="spellStart"/>
+      <w:r>
+        <w:rPr>
+          <w:rFonts w:ascii="Times New Roman" w:eastAsia="Times New Roman" w:hAnsi="Times New Roman" w:cs="Times New Roman"/>
+          <w:b/>
+          <w:bCs/>
+          <w:i/>
+          <w:iCs/>
+          <w:sz w:val="24"/>
+          <w:szCs w:val="24"/>
+          <w:lang w:eastAsia="es-ES"/>
+        </w:rPr>
+        <w:t>she’s</w:t>
+      </w:r>
+      <w:proofErr w:type="spellEnd"/>
+      <w:r>
+        <w:rPr>
+          <w:rFonts w:ascii="Times New Roman" w:eastAsia="Times New Roman" w:hAnsi="Times New Roman" w:cs="Times New Roman"/>
+          <w:b/>
+          <w:bCs/>
+          <w:i/>
+          <w:iCs/>
+          <w:sz w:val="24"/>
+          <w:szCs w:val="24"/>
+          <w:lang w:eastAsia="es-ES"/>
+        </w:rPr>
+        <w:t xml:space="preserve"> </w:t>
+      </w:r>
+      <w:proofErr w:type="spellStart"/>
+      <w:r>
+        <w:rPr>
+          <w:rFonts w:ascii="Times New Roman" w:eastAsia="Times New Roman" w:hAnsi="Times New Roman" w:cs="Times New Roman"/>
+          <w:b/>
+          <w:bCs/>
+          <w:i/>
+          <w:iCs/>
+          <w:sz w:val="24"/>
+          <w:szCs w:val="24"/>
+          <w:lang w:eastAsia="es-ES"/>
+        </w:rPr>
+        <w:t>had</w:t>
+      </w:r>
+      <w:proofErr w:type="spellEnd"/>
+      <w:r>
+        <w:rPr>
+          <w:rFonts w:ascii="Times New Roman" w:eastAsia="Times New Roman" w:hAnsi="Times New Roman" w:cs="Times New Roman"/>
+          <w:b/>
+          <w:bCs/>
+          <w:i/>
+          <w:iCs/>
+          <w:sz w:val="24"/>
+          <w:szCs w:val="24"/>
+          <w:lang w:eastAsia="es-ES"/>
+        </w:rPr>
+        <w:t xml:space="preserve"> </w:t>
+      </w:r>
+      <w:proofErr w:type="spellStart"/>
+      <w:r>
+        <w:rPr>
+          <w:rFonts w:ascii="Times New Roman" w:eastAsia="Times New Roman" w:hAnsi="Times New Roman" w:cs="Times New Roman"/>
+          <w:b/>
+          <w:bCs/>
+          <w:i/>
+          <w:iCs/>
+          <w:sz w:val="24"/>
+          <w:szCs w:val="24"/>
+          <w:lang w:eastAsia="es-ES"/>
+        </w:rPr>
+        <w:t>bad</w:t>
+      </w:r>
+      <w:proofErr w:type="spellEnd"/>
+      <w:r>
+        <w:rPr>
+          <w:rFonts w:ascii="Times New Roman" w:eastAsia="Times New Roman" w:hAnsi="Times New Roman" w:cs="Times New Roman"/>
+          <w:b/>
+          <w:bCs/>
+          <w:i/>
+          <w:iCs/>
+          <w:sz w:val="24"/>
+          <w:szCs w:val="24"/>
+          <w:lang w:eastAsia="es-ES"/>
+        </w:rPr>
+        <w:t xml:space="preserve"> </w:t>
+      </w:r>
+      <w:proofErr w:type="spellStart"/>
+      <w:r>
+        <w:rPr>
+          <w:rFonts w:ascii="Times New Roman" w:eastAsia="Times New Roman" w:hAnsi="Times New Roman" w:cs="Times New Roman"/>
+          <w:b/>
+          <w:bCs/>
+          <w:i/>
+          <w:iCs/>
+          <w:sz w:val="24"/>
+          <w:szCs w:val="24"/>
+          <w:lang w:eastAsia="es-ES"/>
+        </w:rPr>
+        <w:t>news</w:t>
+      </w:r>
+      <w:proofErr w:type="spellEnd"/>
+      <w:r>
+        <w:rPr>
+          <w:rFonts w:ascii="Times New Roman" w:eastAsia="Times New Roman" w:hAnsi="Times New Roman" w:cs="Times New Roman"/>
+          <w:i/>
+          <w:iCs/>
+          <w:sz w:val="24"/>
+          <w:szCs w:val="24"/>
+          <w:lang w:eastAsia="es-ES"/>
+        </w:rPr>
+        <w:t>.</w:t>
+      </w:r>
+      <w:r>
+        <w:rPr>
+          <w:rFonts w:ascii="Times New Roman" w:eastAsia="Times New Roman" w:hAnsi="Times New Roman" w:cs="Times New Roman"/>
+          <w:sz w:val="24"/>
+          <w:szCs w:val="24"/>
+          <w:lang w:eastAsia="es-ES"/>
+        </w:rPr>
+        <w:t xml:space="preserve"> (Parece que ha recibido malas noticias).</w:t>
+      </w:r>
+    </w:p>
+    <w:p>
+      <w:pPr>
+        <w:spacing w:after="0" w:line="240" w:lineRule="auto"/>
+        <w:rPr>
+          <w:rFonts w:ascii="Times New Roman" w:eastAsia="Times New Roman" w:hAnsi="Times New Roman" w:cs="Times New Roman"/>
+          <w:sz w:val="24"/>
+          <w:szCs w:val="24"/>
+          <w:lang w:eastAsia="es-ES"/>
+        </w:rPr>
+      </w:pPr>
+      <w:r>
+        <w:rPr>
+          <w:rFonts w:ascii="Times New Roman" w:eastAsia="Times New Roman" w:hAnsi="Times New Roman" w:cs="Times New Roman"/>
+          <w:sz w:val="24"/>
+          <w:szCs w:val="24"/>
+          <w:lang w:eastAsia="es-ES"/>
+        </w:rPr>
+        <w:pict w14:anchorId="57FA17B8">
+          <v:rect id="_x0000_i1033" style="width:0;height:1.5pt" o:hralign="center" o:hrstd="t" o:hr="t" fillcolor="#a0a0a0" stroked="f"/>
+        </w:pict>
+      </w:r>
+    </w:p>
+    <w:p>
+      <w:pPr>
+        <w:pStyle w:val="Ttulo2"/>
+        <w:rPr>
+          <w:rFonts w:eastAsia="Times New Roman"/>
+          <w:lang w:eastAsia="es-ES"/>
+        </w:rPr>
+      </w:pPr>
+      <w:r>
+        <w:rPr>
+          <w:rFonts w:eastAsia="Times New Roman"/>
+          <w:lang w:eastAsia="es-ES"/>
+        </w:rPr>
+        <w:t>Los "Bonus" que te dan el B2</w:t>
+      </w:r>
+    </w:p>
+    <w:p>
+      <w:pPr>
+        <w:spacing w:before="100" w:beforeAutospacing="1" w:after="100" w:afterAutospacing="1" w:line="240" w:lineRule="auto"/>
+        <w:rPr>
+          <w:rFonts w:ascii="Times New Roman" w:eastAsia="Times New Roman" w:hAnsi="Times New Roman" w:cs="Times New Roman"/>
+          <w:sz w:val="24"/>
+          <w:szCs w:val="24"/>
+          <w:lang w:eastAsia="es-ES"/>
+        </w:rPr>
+      </w:pPr>
+      <w:r>
+        <w:rPr>
+          <w:rFonts w:ascii="Times New Roman" w:eastAsia="Times New Roman" w:hAnsi="Times New Roman" w:cs="Times New Roman"/>
+          <w:sz w:val="24"/>
+          <w:szCs w:val="24"/>
+          <w:lang w:eastAsia="es-ES"/>
+        </w:rPr>
+        <w:t>En el recuadro de la derecha de tu hoja hay dos cosas que los examinadores adoran:</w:t>
+      </w:r>
+    </w:p>
+    <w:p>
+      <w:pPr>
+        <w:numPr>
+          <w:ilvl w:val="0"/>
+          <w:numId w:val="11"/>
+        </w:numPr>
+        <w:spacing w:before="100" w:beforeAutospacing="1" w:after="100" w:afterAutospacing="1" w:line="240" w:lineRule="auto"/>
+        <w:rPr>
+          <w:rFonts w:ascii="Times New Roman" w:eastAsia="Times New Roman" w:hAnsi="Times New Roman" w:cs="Times New Roman"/>
+          <w:sz w:val="24"/>
+          <w:szCs w:val="24"/>
+          <w:lang w:eastAsia="es-ES"/>
+        </w:rPr>
+      </w:pPr>
+      <w:proofErr w:type="spellStart"/>
+      <w:r>
+        <w:rPr>
+          <w:rFonts w:ascii="Times New Roman" w:eastAsia="Times New Roman" w:hAnsi="Times New Roman" w:cs="Times New Roman"/>
+          <w:b/>
+          <w:bCs/>
+          <w:sz w:val="24"/>
+          <w:szCs w:val="24"/>
+          <w:lang w:eastAsia="es-ES"/>
+        </w:rPr>
+        <w:t>Feel</w:t>
+      </w:r>
+      <w:proofErr w:type="spellEnd"/>
+      <w:r>
+        <w:rPr>
+          <w:rFonts w:ascii="Times New Roman" w:eastAsia="Times New Roman" w:hAnsi="Times New Roman" w:cs="Times New Roman"/>
+          <w:b/>
+          <w:bCs/>
+          <w:sz w:val="24"/>
+          <w:szCs w:val="24"/>
+          <w:lang w:eastAsia="es-ES"/>
+        </w:rPr>
+        <w:t xml:space="preserve"> </w:t>
+      </w:r>
+      <w:proofErr w:type="spellStart"/>
+      <w:r>
+        <w:rPr>
+          <w:rFonts w:ascii="Times New Roman" w:eastAsia="Times New Roman" w:hAnsi="Times New Roman" w:cs="Times New Roman"/>
+          <w:b/>
+          <w:bCs/>
+          <w:sz w:val="24"/>
+          <w:szCs w:val="24"/>
+          <w:lang w:eastAsia="es-ES"/>
+        </w:rPr>
+        <w:t>like</w:t>
+      </w:r>
+      <w:proofErr w:type="spellEnd"/>
+      <w:r>
+        <w:rPr>
+          <w:rFonts w:ascii="Times New Roman" w:eastAsia="Times New Roman" w:hAnsi="Times New Roman" w:cs="Times New Roman"/>
+          <w:b/>
+          <w:bCs/>
+          <w:sz w:val="24"/>
+          <w:szCs w:val="24"/>
+          <w:lang w:eastAsia="es-ES"/>
+        </w:rPr>
+        <w:t xml:space="preserve"> + -</w:t>
+      </w:r>
+      <w:proofErr w:type="spellStart"/>
+      <w:r>
+        <w:rPr>
+          <w:rFonts w:ascii="Times New Roman" w:eastAsia="Times New Roman" w:hAnsi="Times New Roman" w:cs="Times New Roman"/>
+          <w:b/>
+          <w:bCs/>
+          <w:sz w:val="24"/>
+          <w:szCs w:val="24"/>
+          <w:lang w:eastAsia="es-ES"/>
+        </w:rPr>
+        <w:t>ing</w:t>
+      </w:r>
+      <w:proofErr w:type="spellEnd"/>
+      <w:r>
+        <w:rPr>
+          <w:rFonts w:ascii="Times New Roman" w:eastAsia="Times New Roman" w:hAnsi="Times New Roman" w:cs="Times New Roman"/>
+          <w:b/>
+          <w:bCs/>
+          <w:sz w:val="24"/>
+          <w:szCs w:val="24"/>
+          <w:lang w:eastAsia="es-ES"/>
+        </w:rPr>
+        <w:t>:</w:t>
+      </w:r>
+      <w:r>
+        <w:rPr>
+          <w:rFonts w:ascii="Times New Roman" w:eastAsia="Times New Roman" w:hAnsi="Times New Roman" w:cs="Times New Roman"/>
+          <w:sz w:val="24"/>
+          <w:szCs w:val="24"/>
+          <w:lang w:eastAsia="es-ES"/>
+        </w:rPr>
+        <w:t xml:space="preserve"> No significa "sentirse como", sino </w:t>
+      </w:r>
+      <w:r>
+        <w:rPr>
+          <w:rFonts w:ascii="Times New Roman" w:eastAsia="Times New Roman" w:hAnsi="Times New Roman" w:cs="Times New Roman"/>
+          <w:b/>
+          <w:bCs/>
+          <w:sz w:val="24"/>
+          <w:szCs w:val="24"/>
+          <w:lang w:eastAsia="es-ES"/>
+        </w:rPr>
+        <w:t>"tener ganas de"</w:t>
+      </w:r>
+      <w:r>
+        <w:rPr>
+          <w:rFonts w:ascii="Times New Roman" w:eastAsia="Times New Roman" w:hAnsi="Times New Roman" w:cs="Times New Roman"/>
+          <w:sz w:val="24"/>
+          <w:szCs w:val="24"/>
+          <w:lang w:eastAsia="es-ES"/>
+        </w:rPr>
+        <w:t>.</w:t>
+      </w:r>
+    </w:p>
+    <w:p>
+      <w:pPr>
+        <w:numPr>
+          <w:ilvl w:val="1"/>
+          <w:numId w:val="11"/>
+        </w:numPr>
+        <w:spacing w:before="100" w:beforeAutospacing="1" w:after="100" w:afterAutospacing="1" w:line="240" w:lineRule="auto"/>
+        <w:rPr>
+          <w:rFonts w:ascii="Times New Roman" w:eastAsia="Times New Roman" w:hAnsi="Times New Roman" w:cs="Times New Roman"/>
+          <w:sz w:val="24"/>
+          <w:szCs w:val="24"/>
+          <w:lang w:eastAsia="es-ES"/>
+        </w:rPr>
+      </w:pPr>
+      <w:r>
+        <w:rPr>
+          <w:rFonts w:ascii="Times New Roman" w:eastAsia="Times New Roman" w:hAnsi="Times New Roman" w:cs="Times New Roman"/>
+          <w:i/>
+          <w:iCs/>
+          <w:sz w:val="24"/>
+          <w:szCs w:val="24"/>
+          <w:lang w:eastAsia="es-ES"/>
+        </w:rPr>
+        <w:t xml:space="preserve">I </w:t>
+      </w:r>
+      <w:proofErr w:type="spellStart"/>
+      <w:r>
+        <w:rPr>
+          <w:rFonts w:ascii="Times New Roman" w:eastAsia="Times New Roman" w:hAnsi="Times New Roman" w:cs="Times New Roman"/>
+          <w:b/>
+          <w:bCs/>
+          <w:i/>
+          <w:iCs/>
+          <w:sz w:val="24"/>
+          <w:szCs w:val="24"/>
+          <w:lang w:eastAsia="es-ES"/>
+        </w:rPr>
+        <w:t>feel</w:t>
+      </w:r>
+      <w:proofErr w:type="spellEnd"/>
+      <w:r>
+        <w:rPr>
+          <w:rFonts w:ascii="Times New Roman" w:eastAsia="Times New Roman" w:hAnsi="Times New Roman" w:cs="Times New Roman"/>
+          <w:b/>
+          <w:bCs/>
+          <w:i/>
+          <w:iCs/>
+          <w:sz w:val="24"/>
+          <w:szCs w:val="24"/>
+          <w:lang w:eastAsia="es-ES"/>
+        </w:rPr>
+        <w:t xml:space="preserve"> </w:t>
+      </w:r>
+      <w:proofErr w:type="spellStart"/>
+      <w:r>
+        <w:rPr>
+          <w:rFonts w:ascii="Times New Roman" w:eastAsia="Times New Roman" w:hAnsi="Times New Roman" w:cs="Times New Roman"/>
+          <w:b/>
+          <w:bCs/>
+          <w:i/>
+          <w:iCs/>
+          <w:sz w:val="24"/>
+          <w:szCs w:val="24"/>
+          <w:lang w:eastAsia="es-ES"/>
+        </w:rPr>
+        <w:t>like</w:t>
+      </w:r>
+      <w:proofErr w:type="spellEnd"/>
+      <w:r>
+        <w:rPr>
+          <w:rFonts w:ascii="Times New Roman" w:eastAsia="Times New Roman" w:hAnsi="Times New Roman" w:cs="Times New Roman"/>
+          <w:b/>
+          <w:bCs/>
+          <w:i/>
+          <w:iCs/>
+          <w:sz w:val="24"/>
+          <w:szCs w:val="24"/>
+          <w:lang w:eastAsia="es-ES"/>
+        </w:rPr>
+        <w:t xml:space="preserve"> </w:t>
+      </w:r>
+      <w:proofErr w:type="spellStart"/>
+      <w:r>
+        <w:rPr>
+          <w:rFonts w:ascii="Times New Roman" w:eastAsia="Times New Roman" w:hAnsi="Times New Roman" w:cs="Times New Roman"/>
+          <w:b/>
+          <w:bCs/>
+          <w:i/>
+          <w:iCs/>
+          <w:sz w:val="24"/>
+          <w:szCs w:val="24"/>
+          <w:lang w:eastAsia="es-ES"/>
+        </w:rPr>
+        <w:t>going</w:t>
+      </w:r>
+      <w:proofErr w:type="spellEnd"/>
+      <w:r>
+        <w:rPr>
+          <w:rFonts w:ascii="Times New Roman" w:eastAsia="Times New Roman" w:hAnsi="Times New Roman" w:cs="Times New Roman"/>
+          <w:i/>
+          <w:iCs/>
+          <w:sz w:val="24"/>
+          <w:szCs w:val="24"/>
+          <w:lang w:eastAsia="es-ES"/>
+        </w:rPr>
+        <w:t xml:space="preserve"> </w:t>
+      </w:r>
+      <w:proofErr w:type="spellStart"/>
+      <w:r>
+        <w:rPr>
+          <w:rFonts w:ascii="Times New Roman" w:eastAsia="Times New Roman" w:hAnsi="Times New Roman" w:cs="Times New Roman"/>
+          <w:i/>
+          <w:iCs/>
+          <w:sz w:val="24"/>
+          <w:szCs w:val="24"/>
+          <w:lang w:eastAsia="es-ES"/>
+        </w:rPr>
+        <w:t>out</w:t>
+      </w:r>
+      <w:proofErr w:type="spellEnd"/>
+      <w:r>
+        <w:rPr>
+          <w:rFonts w:ascii="Times New Roman" w:eastAsia="Times New Roman" w:hAnsi="Times New Roman" w:cs="Times New Roman"/>
+          <w:i/>
+          <w:iCs/>
+          <w:sz w:val="24"/>
+          <w:szCs w:val="24"/>
+          <w:lang w:eastAsia="es-ES"/>
+        </w:rPr>
+        <w:t>.</w:t>
+      </w:r>
+      <w:r>
+        <w:rPr>
+          <w:rFonts w:ascii="Times New Roman" w:eastAsia="Times New Roman" w:hAnsi="Times New Roman" w:cs="Times New Roman"/>
+          <w:sz w:val="24"/>
+          <w:szCs w:val="24"/>
+          <w:lang w:eastAsia="es-ES"/>
+        </w:rPr>
+        <w:t xml:space="preserve"> (Me apetece salir). Muy útil para la parte de interacción con el compañero.</w:t>
+      </w:r>
+    </w:p>
+    <w:p>
+      <w:pPr>
+        <w:numPr>
+          <w:ilvl w:val="0"/>
+          <w:numId w:val="11"/>
+        </w:numPr>
+        <w:spacing w:before="100" w:beforeAutospacing="1" w:after="100" w:afterAutospacing="1" w:line="240" w:lineRule="auto"/>
+        <w:rPr>
+          <w:rFonts w:ascii="Times New Roman" w:eastAsia="Times New Roman" w:hAnsi="Times New Roman" w:cs="Times New Roman"/>
+          <w:sz w:val="24"/>
+          <w:szCs w:val="24"/>
+          <w:lang w:eastAsia="es-ES"/>
+        </w:rPr>
+      </w:pPr>
+      <w:proofErr w:type="spellStart"/>
+      <w:r>
+        <w:rPr>
+          <w:rFonts w:ascii="Times New Roman" w:eastAsia="Times New Roman" w:hAnsi="Times New Roman" w:cs="Times New Roman"/>
+          <w:b/>
+          <w:bCs/>
+          <w:sz w:val="24"/>
+          <w:szCs w:val="24"/>
+          <w:lang w:eastAsia="es-ES"/>
+        </w:rPr>
+        <w:t>Seem</w:t>
+      </w:r>
+      <w:proofErr w:type="spellEnd"/>
+      <w:r>
+        <w:rPr>
+          <w:rFonts w:ascii="Times New Roman" w:eastAsia="Times New Roman" w:hAnsi="Times New Roman" w:cs="Times New Roman"/>
+          <w:b/>
+          <w:bCs/>
+          <w:sz w:val="24"/>
+          <w:szCs w:val="24"/>
+          <w:lang w:eastAsia="es-ES"/>
+        </w:rPr>
+        <w:t xml:space="preserve"> vs Look:</w:t>
+      </w:r>
+      <w:r>
+        <w:rPr>
+          <w:rFonts w:ascii="Times New Roman" w:eastAsia="Times New Roman" w:hAnsi="Times New Roman" w:cs="Times New Roman"/>
+          <w:sz w:val="24"/>
+          <w:szCs w:val="24"/>
+          <w:lang w:eastAsia="es-ES"/>
+        </w:rPr>
+        <w:t xml:space="preserve"> * </w:t>
+      </w:r>
+      <w:r>
+        <w:rPr>
+          <w:rFonts w:ascii="Times New Roman" w:eastAsia="Times New Roman" w:hAnsi="Times New Roman" w:cs="Times New Roman"/>
+          <w:b/>
+          <w:bCs/>
+          <w:sz w:val="24"/>
+          <w:szCs w:val="24"/>
+          <w:lang w:eastAsia="es-ES"/>
+        </w:rPr>
+        <w:t>Look</w:t>
+      </w:r>
+      <w:r>
+        <w:rPr>
+          <w:rFonts w:ascii="Times New Roman" w:eastAsia="Times New Roman" w:hAnsi="Times New Roman" w:cs="Times New Roman"/>
+          <w:sz w:val="24"/>
+          <w:szCs w:val="24"/>
+          <w:lang w:eastAsia="es-ES"/>
+        </w:rPr>
+        <w:t xml:space="preserve"> es puramente visual (lo que ven mis ojos).</w:t>
+      </w:r>
+    </w:p>
+    <w:p>
+      <w:pPr>
+        <w:numPr>
+          <w:ilvl w:val="1"/>
+          <w:numId w:val="11"/>
+        </w:numPr>
+        <w:spacing w:before="100" w:beforeAutospacing="1" w:after="100" w:afterAutospacing="1" w:line="240" w:lineRule="auto"/>
+        <w:rPr>
+          <w:rFonts w:ascii="Times New Roman" w:eastAsia="Times New Roman" w:hAnsi="Times New Roman" w:cs="Times New Roman"/>
+          <w:sz w:val="24"/>
+          <w:szCs w:val="24"/>
+          <w:lang w:eastAsia="es-ES"/>
+        </w:rPr>
+      </w:pPr>
+      <w:proofErr w:type="spellStart"/>
+      <w:r>
+        <w:rPr>
+          <w:rFonts w:ascii="Times New Roman" w:eastAsia="Times New Roman" w:hAnsi="Times New Roman" w:cs="Times New Roman"/>
+          <w:b/>
+          <w:bCs/>
+          <w:sz w:val="24"/>
+          <w:szCs w:val="24"/>
+          <w:lang w:eastAsia="es-ES"/>
+        </w:rPr>
+        <w:t>Seem</w:t>
+      </w:r>
+      <w:proofErr w:type="spellEnd"/>
+      <w:r>
+        <w:rPr>
+          <w:rFonts w:ascii="Times New Roman" w:eastAsia="Times New Roman" w:hAnsi="Times New Roman" w:cs="Times New Roman"/>
+          <w:sz w:val="24"/>
+          <w:szCs w:val="24"/>
+          <w:lang w:eastAsia="es-ES"/>
+        </w:rPr>
+        <w:t xml:space="preserve"> es una impresión general (por lo que sé, por cómo habla, por su actitud).</w:t>
+      </w:r>
+    </w:p>
+    <w:p>
+      <w:pPr>
+        <w:numPr>
+          <w:ilvl w:val="1"/>
+          <w:numId w:val="11"/>
+        </w:numPr>
+        <w:spacing w:before="100" w:beforeAutospacing="1" w:after="100" w:afterAutospacing="1" w:line="240" w:lineRule="auto"/>
+        <w:rPr>
+          <w:rFonts w:ascii="Times New Roman" w:eastAsia="Times New Roman" w:hAnsi="Times New Roman" w:cs="Times New Roman"/>
+          <w:sz w:val="24"/>
+          <w:szCs w:val="24"/>
+          <w:lang w:eastAsia="es-ES"/>
+        </w:rPr>
+      </w:pPr>
+      <w:proofErr w:type="spellStart"/>
+      <w:r>
+        <w:rPr>
+          <w:rFonts w:ascii="Times New Roman" w:eastAsia="Times New Roman" w:hAnsi="Times New Roman" w:cs="Times New Roman"/>
+          <w:i/>
+          <w:iCs/>
+          <w:sz w:val="24"/>
+          <w:szCs w:val="24"/>
+          <w:lang w:eastAsia="es-ES"/>
+        </w:rPr>
+        <w:t>Example</w:t>
+      </w:r>
+      <w:proofErr w:type="spellEnd"/>
+      <w:r>
+        <w:rPr>
+          <w:rFonts w:ascii="Times New Roman" w:eastAsia="Times New Roman" w:hAnsi="Times New Roman" w:cs="Times New Roman"/>
+          <w:i/>
+          <w:iCs/>
+          <w:sz w:val="24"/>
+          <w:szCs w:val="24"/>
+          <w:lang w:eastAsia="es-ES"/>
+        </w:rPr>
+        <w:t>:</w:t>
+      </w:r>
+      <w:r>
+        <w:rPr>
+          <w:rFonts w:ascii="Times New Roman" w:eastAsia="Times New Roman" w:hAnsi="Times New Roman" w:cs="Times New Roman"/>
+          <w:sz w:val="24"/>
+          <w:szCs w:val="24"/>
+          <w:lang w:eastAsia="es-ES"/>
+        </w:rPr>
+        <w:t xml:space="preserve"> "He </w:t>
+      </w:r>
+      <w:r>
+        <w:rPr>
+          <w:rFonts w:ascii="Times New Roman" w:eastAsia="Times New Roman" w:hAnsi="Times New Roman" w:cs="Times New Roman"/>
+          <w:b/>
+          <w:bCs/>
+          <w:sz w:val="24"/>
+          <w:szCs w:val="24"/>
+          <w:lang w:eastAsia="es-ES"/>
+        </w:rPr>
+        <w:t>looks</w:t>
+      </w:r>
+      <w:r>
+        <w:rPr>
+          <w:rFonts w:ascii="Times New Roman" w:eastAsia="Times New Roman" w:hAnsi="Times New Roman" w:cs="Times New Roman"/>
+          <w:sz w:val="24"/>
+          <w:szCs w:val="24"/>
+          <w:lang w:eastAsia="es-ES"/>
+        </w:rPr>
+        <w:t xml:space="preserve"> </w:t>
+      </w:r>
+      <w:proofErr w:type="spellStart"/>
+      <w:r>
+        <w:rPr>
+          <w:rFonts w:ascii="Times New Roman" w:eastAsia="Times New Roman" w:hAnsi="Times New Roman" w:cs="Times New Roman"/>
+          <w:sz w:val="24"/>
+          <w:szCs w:val="24"/>
+          <w:lang w:eastAsia="es-ES"/>
+        </w:rPr>
+        <w:t>rich</w:t>
+      </w:r>
+      <w:proofErr w:type="spellEnd"/>
+      <w:r>
+        <w:rPr>
+          <w:rFonts w:ascii="Times New Roman" w:eastAsia="Times New Roman" w:hAnsi="Times New Roman" w:cs="Times New Roman"/>
+          <w:sz w:val="24"/>
+          <w:szCs w:val="24"/>
+          <w:lang w:eastAsia="es-ES"/>
+        </w:rPr>
+        <w:t xml:space="preserve">" (lleva ropa cara) vs "He </w:t>
+      </w:r>
+      <w:proofErr w:type="spellStart"/>
+      <w:r>
+        <w:rPr>
+          <w:rFonts w:ascii="Times New Roman" w:eastAsia="Times New Roman" w:hAnsi="Times New Roman" w:cs="Times New Roman"/>
+          <w:b/>
+          <w:bCs/>
+          <w:sz w:val="24"/>
+          <w:szCs w:val="24"/>
+          <w:lang w:eastAsia="es-ES"/>
+        </w:rPr>
+        <w:t>seems</w:t>
+      </w:r>
+      <w:proofErr w:type="spellEnd"/>
+      <w:r>
+        <w:rPr>
+          <w:rFonts w:ascii="Times New Roman" w:eastAsia="Times New Roman" w:hAnsi="Times New Roman" w:cs="Times New Roman"/>
+          <w:sz w:val="24"/>
+          <w:szCs w:val="24"/>
+          <w:lang w:eastAsia="es-ES"/>
+        </w:rPr>
+        <w:t xml:space="preserve"> </w:t>
+      </w:r>
+      <w:proofErr w:type="spellStart"/>
+      <w:r>
+        <w:rPr>
+          <w:rFonts w:ascii="Times New Roman" w:eastAsia="Times New Roman" w:hAnsi="Times New Roman" w:cs="Times New Roman"/>
+          <w:sz w:val="24"/>
+          <w:szCs w:val="24"/>
+          <w:lang w:eastAsia="es-ES"/>
+        </w:rPr>
+        <w:t>rich</w:t>
+      </w:r>
+      <w:proofErr w:type="spellEnd"/>
+      <w:r>
+        <w:rPr>
+          <w:rFonts w:ascii="Times New Roman" w:eastAsia="Times New Roman" w:hAnsi="Times New Roman" w:cs="Times New Roman"/>
+          <w:sz w:val="24"/>
+          <w:szCs w:val="24"/>
+          <w:lang w:eastAsia="es-ES"/>
+        </w:rPr>
+        <w:t>" (por cómo se comporta).</w:t>
+      </w:r>
+    </w:p>
+    <w:p>
+      <w:pPr>
+        <w:spacing w:after="0" w:line="240" w:lineRule="auto"/>
+        <w:rPr>
+          <w:rFonts w:ascii="Times New Roman" w:eastAsia="Times New Roman" w:hAnsi="Times New Roman" w:cs="Times New Roman"/>
+          <w:sz w:val="24"/>
+          <w:szCs w:val="24"/>
+          <w:lang w:eastAsia="es-ES"/>
+        </w:rPr>
+      </w:pPr>
+      <w:r>
+        <w:rPr>
+          <w:rFonts w:ascii="Times New Roman" w:eastAsia="Times New Roman" w:hAnsi="Times New Roman" w:cs="Times New Roman"/>
+          <w:sz w:val="24"/>
+          <w:szCs w:val="24"/>
+          <w:lang w:eastAsia="es-ES"/>
+        </w:rPr>
+        <w:pict w14:anchorId="306CE3EF">
+          <v:rect id="_x0000_i1034" style="width:0;height:1.5pt" o:hralign="center" o:hrstd="t" o:hr="t" fillcolor="#a0a0a0" stroked="f"/>
+        </w:pict>
+      </w:r>
+    </w:p>
+    <w:p>
+      <w:pPr>
+        <w:spacing w:after="0" w:line="240" w:lineRule="auto"/>
+        <w:rPr>
+          <w:rFonts w:ascii="Times New Roman" w:eastAsia="Times New Roman" w:hAnsi="Times New Roman" w:cs="Times New Roman"/>
+          <w:sz w:val="24"/>
+          <w:szCs w:val="24"/>
+          <w:lang w:eastAsia="es-ES"/>
+        </w:rPr>
+      </w:pPr>
+    </w:p>
+    <w:p>
+      <w:pPr>
+        <w:pStyle w:val="Ttulo2"/>
+        <w:rPr>
+          <w:rFonts w:eastAsia="Times New Roman"/>
+          <w:sz w:val="24"/>
+          <w:szCs w:val="24"/>
+          <w:lang w:eastAsia="es-ES"/>
+        </w:rPr>
+      </w:pPr>
+      <w:r>
+        <w:rPr>
+          <w:rFonts w:eastAsia="Times New Roman"/>
+          <w:lang w:eastAsia="es-ES"/>
+        </w:rPr>
+        <w:t>¿Cómo usar esto para aprobar la EOI?</w:t>
+      </w:r>
+    </w:p>
+    <w:p>
+      <w:pPr>
+        <w:numPr>
+          <w:ilvl w:val="0"/>
+          <w:numId w:val="10"/>
+        </w:numPr>
+        <w:tabs>
+          <w:tab w:val="clear" w:pos="720"/>
+        </w:tabs>
+        <w:spacing w:before="100" w:beforeAutospacing="1" w:after="100" w:afterAutospacing="1" w:line="240" w:lineRule="auto"/>
+        <w:ind w:left="0" w:firstLine="0"/>
+        <w:outlineLvl w:val="2"/>
+        <w:rPr>
+          <w:rFonts w:ascii="Times New Roman" w:eastAsia="Times New Roman" w:hAnsi="Times New Roman" w:cs="Times New Roman"/>
+          <w:b/>
+          <w:bCs/>
+          <w:sz w:val="27"/>
+          <w:szCs w:val="27"/>
+          <w:lang w:eastAsia="es-ES"/>
+        </w:rPr>
+      </w:pPr>
+      <w:r>
+        <w:rPr>
+          <w:rFonts w:ascii="Times New Roman" w:eastAsia="Times New Roman" w:hAnsi="Times New Roman" w:cs="Times New Roman"/>
+          <w:b/>
+          <w:bCs/>
+          <w:sz w:val="27"/>
+          <w:szCs w:val="27"/>
+          <w:lang w:eastAsia="es-ES"/>
+        </w:rPr>
+        <w:t xml:space="preserve">En el </w:t>
+      </w:r>
+      <w:proofErr w:type="spellStart"/>
+      <w:r>
+        <w:rPr>
+          <w:rFonts w:ascii="Times New Roman" w:eastAsia="Times New Roman" w:hAnsi="Times New Roman" w:cs="Times New Roman"/>
+          <w:b/>
+          <w:bCs/>
+          <w:sz w:val="27"/>
+          <w:szCs w:val="27"/>
+          <w:lang w:eastAsia="es-ES"/>
+        </w:rPr>
+        <w:t>Speaking</w:t>
+      </w:r>
+      <w:proofErr w:type="spellEnd"/>
+      <w:r>
+        <w:rPr>
+          <w:rFonts w:ascii="Times New Roman" w:eastAsia="Times New Roman" w:hAnsi="Times New Roman" w:cs="Times New Roman"/>
+          <w:b/>
+          <w:bCs/>
+          <w:sz w:val="27"/>
+          <w:szCs w:val="27"/>
+          <w:lang w:eastAsia="es-ES"/>
+        </w:rPr>
+        <w:t xml:space="preserve"> (Descripción de fotos)</w:t>
+      </w:r>
+    </w:p>
+    <w:p>
+      <w:pPr>
+        <w:spacing w:before="100" w:beforeAutospacing="1" w:after="100" w:afterAutospacing="1" w:line="240" w:lineRule="auto"/>
+        <w:rPr>
+          <w:rFonts w:ascii="Times New Roman" w:eastAsia="Times New Roman" w:hAnsi="Times New Roman" w:cs="Times New Roman"/>
+          <w:sz w:val="24"/>
+          <w:szCs w:val="24"/>
+          <w:lang w:eastAsia="es-ES"/>
+        </w:rPr>
+      </w:pPr>
+      <w:r>
+        <w:rPr>
+          <w:rFonts w:ascii="Times New Roman" w:eastAsia="Times New Roman" w:hAnsi="Times New Roman" w:cs="Times New Roman"/>
+          <w:sz w:val="24"/>
+          <w:szCs w:val="24"/>
+          <w:lang w:eastAsia="es-ES"/>
+        </w:rPr>
+        <w:t xml:space="preserve">Es obligatorio. Si ves a una persona en una foto, no digas "He </w:t>
+      </w:r>
+      <w:proofErr w:type="spellStart"/>
+      <w:r>
+        <w:rPr>
+          <w:rFonts w:ascii="Times New Roman" w:eastAsia="Times New Roman" w:hAnsi="Times New Roman" w:cs="Times New Roman"/>
+          <w:sz w:val="24"/>
+          <w:szCs w:val="24"/>
+          <w:lang w:eastAsia="es-ES"/>
+        </w:rPr>
+        <w:t>is</w:t>
+      </w:r>
+      <w:proofErr w:type="spellEnd"/>
+      <w:r>
+        <w:rPr>
+          <w:rFonts w:ascii="Times New Roman" w:eastAsia="Times New Roman" w:hAnsi="Times New Roman" w:cs="Times New Roman"/>
+          <w:sz w:val="24"/>
+          <w:szCs w:val="24"/>
+          <w:lang w:eastAsia="es-ES"/>
+        </w:rPr>
+        <w:t xml:space="preserve"> </w:t>
+      </w:r>
+      <w:proofErr w:type="spellStart"/>
+      <w:r>
+        <w:rPr>
+          <w:rFonts w:ascii="Times New Roman" w:eastAsia="Times New Roman" w:hAnsi="Times New Roman" w:cs="Times New Roman"/>
+          <w:sz w:val="24"/>
+          <w:szCs w:val="24"/>
+          <w:lang w:eastAsia="es-ES"/>
+        </w:rPr>
+        <w:t>happy</w:t>
+      </w:r>
+      <w:proofErr w:type="spellEnd"/>
+      <w:r>
+        <w:rPr>
+          <w:rFonts w:ascii="Times New Roman" w:eastAsia="Times New Roman" w:hAnsi="Times New Roman" w:cs="Times New Roman"/>
+          <w:sz w:val="24"/>
+          <w:szCs w:val="24"/>
+          <w:lang w:eastAsia="es-ES"/>
+        </w:rPr>
+        <w:t>". Usa estas fórmulas:</w:t>
+      </w:r>
+    </w:p>
+    <w:p>
+      <w:pPr>
+        <w:numPr>
+          <w:ilvl w:val="0"/>
+          <w:numId w:val="12"/>
+        </w:numPr>
+        <w:spacing w:before="100" w:beforeAutospacing="1" w:after="100" w:afterAutospacing="1" w:line="240" w:lineRule="auto"/>
+        <w:rPr>
+          <w:rFonts w:ascii="Times New Roman" w:eastAsia="Times New Roman" w:hAnsi="Times New Roman" w:cs="Times New Roman"/>
+          <w:sz w:val="24"/>
+          <w:szCs w:val="24"/>
+          <w:lang w:eastAsia="es-ES"/>
+        </w:rPr>
+      </w:pPr>
+      <w:r>
+        <w:rPr>
+          <w:rFonts w:ascii="Times New Roman" w:eastAsia="Times New Roman" w:hAnsi="Times New Roman" w:cs="Times New Roman"/>
+          <w:i/>
+          <w:iCs/>
+          <w:sz w:val="24"/>
+          <w:szCs w:val="24"/>
+          <w:lang w:eastAsia="es-ES"/>
+        </w:rPr>
+        <w:t xml:space="preserve">"He </w:t>
+      </w:r>
+      <w:r>
+        <w:rPr>
+          <w:rFonts w:ascii="Times New Roman" w:eastAsia="Times New Roman" w:hAnsi="Times New Roman" w:cs="Times New Roman"/>
+          <w:b/>
+          <w:bCs/>
+          <w:i/>
+          <w:iCs/>
+          <w:sz w:val="24"/>
+          <w:szCs w:val="24"/>
+          <w:lang w:eastAsia="es-ES"/>
+        </w:rPr>
+        <w:t>looks</w:t>
+      </w:r>
+      <w:r>
+        <w:rPr>
+          <w:rFonts w:ascii="Times New Roman" w:eastAsia="Times New Roman" w:hAnsi="Times New Roman" w:cs="Times New Roman"/>
+          <w:i/>
+          <w:iCs/>
+          <w:sz w:val="24"/>
+          <w:szCs w:val="24"/>
+          <w:lang w:eastAsia="es-ES"/>
+        </w:rPr>
+        <w:t xml:space="preserve"> a bit </w:t>
+      </w:r>
+      <w:proofErr w:type="spellStart"/>
+      <w:r>
+        <w:rPr>
+          <w:rFonts w:ascii="Times New Roman" w:eastAsia="Times New Roman" w:hAnsi="Times New Roman" w:cs="Times New Roman"/>
+          <w:b/>
+          <w:bCs/>
+          <w:i/>
+          <w:iCs/>
+          <w:sz w:val="24"/>
+          <w:szCs w:val="24"/>
+          <w:lang w:eastAsia="es-ES"/>
+        </w:rPr>
+        <w:t>stressed</w:t>
+      </w:r>
+      <w:proofErr w:type="spellEnd"/>
+      <w:r>
+        <w:rPr>
+          <w:rFonts w:ascii="Times New Roman" w:eastAsia="Times New Roman" w:hAnsi="Times New Roman" w:cs="Times New Roman"/>
+          <w:i/>
+          <w:iCs/>
+          <w:sz w:val="24"/>
+          <w:szCs w:val="24"/>
+          <w:lang w:eastAsia="es-ES"/>
+        </w:rPr>
+        <w:t>."</w:t>
+      </w:r>
+    </w:p>
+    <w:p>
+      <w:pPr>
+        <w:numPr>
+          <w:ilvl w:val="0"/>
+          <w:numId w:val="12"/>
+        </w:numPr>
+        <w:spacing w:before="100" w:beforeAutospacing="1" w:after="100" w:afterAutospacing="1" w:line="240" w:lineRule="auto"/>
+        <w:rPr>
+          <w:rFonts w:ascii="Times New Roman" w:eastAsia="Times New Roman" w:hAnsi="Times New Roman" w:cs="Times New Roman"/>
+          <w:sz w:val="24"/>
+          <w:szCs w:val="24"/>
+          <w:lang w:eastAsia="es-ES"/>
+        </w:rPr>
+      </w:pPr>
+      <w:r>
+        <w:rPr>
+          <w:rFonts w:ascii="Times New Roman" w:eastAsia="Times New Roman" w:hAnsi="Times New Roman" w:cs="Times New Roman"/>
+          <w:i/>
+          <w:iCs/>
+          <w:sz w:val="24"/>
+          <w:szCs w:val="24"/>
+          <w:lang w:eastAsia="es-ES"/>
+        </w:rPr>
+        <w:t>"</w:t>
+      </w:r>
+      <w:proofErr w:type="spellStart"/>
+      <w:r>
+        <w:rPr>
+          <w:rFonts w:ascii="Times New Roman" w:eastAsia="Times New Roman" w:hAnsi="Times New Roman" w:cs="Times New Roman"/>
+          <w:i/>
+          <w:iCs/>
+          <w:sz w:val="24"/>
+          <w:szCs w:val="24"/>
+          <w:lang w:eastAsia="es-ES"/>
+        </w:rPr>
+        <w:t>It</w:t>
+      </w:r>
+      <w:proofErr w:type="spellEnd"/>
+      <w:r>
+        <w:rPr>
+          <w:rFonts w:ascii="Times New Roman" w:eastAsia="Times New Roman" w:hAnsi="Times New Roman" w:cs="Times New Roman"/>
+          <w:i/>
+          <w:iCs/>
+          <w:sz w:val="24"/>
+          <w:szCs w:val="24"/>
+          <w:lang w:eastAsia="es-ES"/>
+        </w:rPr>
+        <w:t xml:space="preserve"> </w:t>
+      </w:r>
+      <w:r>
+        <w:rPr>
+          <w:rFonts w:ascii="Times New Roman" w:eastAsia="Times New Roman" w:hAnsi="Times New Roman" w:cs="Times New Roman"/>
+          <w:b/>
+          <w:bCs/>
+          <w:i/>
+          <w:iCs/>
+          <w:sz w:val="24"/>
+          <w:szCs w:val="24"/>
+          <w:lang w:eastAsia="es-ES"/>
+        </w:rPr>
+        <w:t xml:space="preserve">looks as </w:t>
+      </w:r>
+      <w:proofErr w:type="spellStart"/>
+      <w:r>
+        <w:rPr>
+          <w:rFonts w:ascii="Times New Roman" w:eastAsia="Times New Roman" w:hAnsi="Times New Roman" w:cs="Times New Roman"/>
+          <w:b/>
+          <w:bCs/>
+          <w:i/>
+          <w:iCs/>
+          <w:sz w:val="24"/>
+          <w:szCs w:val="24"/>
+          <w:lang w:eastAsia="es-ES"/>
+        </w:rPr>
+        <w:t>if</w:t>
+      </w:r>
+      <w:proofErr w:type="spellEnd"/>
+      <w:r>
+        <w:rPr>
+          <w:rFonts w:ascii="Times New Roman" w:eastAsia="Times New Roman" w:hAnsi="Times New Roman" w:cs="Times New Roman"/>
+          <w:i/>
+          <w:iCs/>
+          <w:sz w:val="24"/>
+          <w:szCs w:val="24"/>
+          <w:lang w:eastAsia="es-ES"/>
+        </w:rPr>
+        <w:t xml:space="preserve"> </w:t>
+      </w:r>
+      <w:proofErr w:type="spellStart"/>
+      <w:r>
+        <w:rPr>
+          <w:rFonts w:ascii="Times New Roman" w:eastAsia="Times New Roman" w:hAnsi="Times New Roman" w:cs="Times New Roman"/>
+          <w:i/>
+          <w:iCs/>
+          <w:sz w:val="24"/>
+          <w:szCs w:val="24"/>
+          <w:lang w:eastAsia="es-ES"/>
+        </w:rPr>
+        <w:t>they</w:t>
+      </w:r>
+      <w:proofErr w:type="spellEnd"/>
+      <w:r>
+        <w:rPr>
+          <w:rFonts w:ascii="Times New Roman" w:eastAsia="Times New Roman" w:hAnsi="Times New Roman" w:cs="Times New Roman"/>
+          <w:i/>
+          <w:iCs/>
+          <w:sz w:val="24"/>
+          <w:szCs w:val="24"/>
+          <w:lang w:eastAsia="es-ES"/>
+        </w:rPr>
+        <w:t xml:space="preserve"> are </w:t>
+      </w:r>
+      <w:proofErr w:type="spellStart"/>
+      <w:r>
+        <w:rPr>
+          <w:rFonts w:ascii="Times New Roman" w:eastAsia="Times New Roman" w:hAnsi="Times New Roman" w:cs="Times New Roman"/>
+          <w:i/>
+          <w:iCs/>
+          <w:sz w:val="24"/>
+          <w:szCs w:val="24"/>
+          <w:lang w:eastAsia="es-ES"/>
+        </w:rPr>
+        <w:t>having</w:t>
+      </w:r>
+      <w:proofErr w:type="spellEnd"/>
+      <w:r>
+        <w:rPr>
+          <w:rFonts w:ascii="Times New Roman" w:eastAsia="Times New Roman" w:hAnsi="Times New Roman" w:cs="Times New Roman"/>
+          <w:i/>
+          <w:iCs/>
+          <w:sz w:val="24"/>
+          <w:szCs w:val="24"/>
+          <w:lang w:eastAsia="es-ES"/>
+        </w:rPr>
+        <w:t xml:space="preserve"> a </w:t>
+      </w:r>
+      <w:proofErr w:type="spellStart"/>
+      <w:r>
+        <w:rPr>
+          <w:rFonts w:ascii="Times New Roman" w:eastAsia="Times New Roman" w:hAnsi="Times New Roman" w:cs="Times New Roman"/>
+          <w:i/>
+          <w:iCs/>
+          <w:sz w:val="24"/>
+          <w:szCs w:val="24"/>
+          <w:lang w:eastAsia="es-ES"/>
+        </w:rPr>
+        <w:t>celebration</w:t>
+      </w:r>
+      <w:proofErr w:type="spellEnd"/>
+      <w:r>
+        <w:rPr>
+          <w:rFonts w:ascii="Times New Roman" w:eastAsia="Times New Roman" w:hAnsi="Times New Roman" w:cs="Times New Roman"/>
+          <w:i/>
+          <w:iCs/>
+          <w:sz w:val="24"/>
+          <w:szCs w:val="24"/>
+          <w:lang w:eastAsia="es-ES"/>
+        </w:rPr>
+        <w:t>."</w:t>
+      </w:r>
+    </w:p>
+    <w:p>
+      <w:pPr>
+        <w:numPr>
+          <w:ilvl w:val="0"/>
+          <w:numId w:val="12"/>
+        </w:numPr>
+        <w:spacing w:before="100" w:beforeAutospacing="1" w:after="100" w:afterAutospacing="1" w:line="240" w:lineRule="auto"/>
+        <w:rPr>
+          <w:rFonts w:ascii="Times New Roman" w:eastAsia="Times New Roman" w:hAnsi="Times New Roman" w:cs="Times New Roman"/>
+          <w:sz w:val="24"/>
+          <w:szCs w:val="24"/>
+          <w:lang w:eastAsia="es-ES"/>
+        </w:rPr>
+      </w:pPr>
+      <w:r>
+        <w:rPr>
+          <w:rFonts w:ascii="Times New Roman" w:eastAsia="Times New Roman" w:hAnsi="Times New Roman" w:cs="Times New Roman"/>
+          <w:i/>
+          <w:iCs/>
+          <w:sz w:val="24"/>
+          <w:szCs w:val="24"/>
+          <w:lang w:eastAsia="es-ES"/>
+        </w:rPr>
+        <w:t>"</w:t>
+      </w:r>
+      <w:proofErr w:type="spellStart"/>
+      <w:r>
+        <w:rPr>
+          <w:rFonts w:ascii="Times New Roman" w:eastAsia="Times New Roman" w:hAnsi="Times New Roman" w:cs="Times New Roman"/>
+          <w:i/>
+          <w:iCs/>
+          <w:sz w:val="24"/>
+          <w:szCs w:val="24"/>
+          <w:lang w:eastAsia="es-ES"/>
+        </w:rPr>
+        <w:t>The</w:t>
+      </w:r>
+      <w:proofErr w:type="spellEnd"/>
+      <w:r>
+        <w:rPr>
+          <w:rFonts w:ascii="Times New Roman" w:eastAsia="Times New Roman" w:hAnsi="Times New Roman" w:cs="Times New Roman"/>
+          <w:i/>
+          <w:iCs/>
+          <w:sz w:val="24"/>
+          <w:szCs w:val="24"/>
+          <w:lang w:eastAsia="es-ES"/>
+        </w:rPr>
+        <w:t xml:space="preserve"> place </w:t>
+      </w:r>
+      <w:r>
+        <w:rPr>
+          <w:rFonts w:ascii="Times New Roman" w:eastAsia="Times New Roman" w:hAnsi="Times New Roman" w:cs="Times New Roman"/>
+          <w:b/>
+          <w:bCs/>
+          <w:i/>
+          <w:iCs/>
+          <w:sz w:val="24"/>
+          <w:szCs w:val="24"/>
+          <w:lang w:eastAsia="es-ES"/>
+        </w:rPr>
+        <w:t xml:space="preserve">looks </w:t>
+      </w:r>
+      <w:proofErr w:type="spellStart"/>
+      <w:r>
+        <w:rPr>
+          <w:rFonts w:ascii="Times New Roman" w:eastAsia="Times New Roman" w:hAnsi="Times New Roman" w:cs="Times New Roman"/>
+          <w:b/>
+          <w:bCs/>
+          <w:i/>
+          <w:iCs/>
+          <w:sz w:val="24"/>
+          <w:szCs w:val="24"/>
+          <w:lang w:eastAsia="es-ES"/>
+        </w:rPr>
+        <w:t>like</w:t>
+      </w:r>
+      <w:proofErr w:type="spellEnd"/>
+      <w:r>
+        <w:rPr>
+          <w:rFonts w:ascii="Times New Roman" w:eastAsia="Times New Roman" w:hAnsi="Times New Roman" w:cs="Times New Roman"/>
+          <w:i/>
+          <w:iCs/>
+          <w:sz w:val="24"/>
+          <w:szCs w:val="24"/>
+          <w:lang w:eastAsia="es-ES"/>
+        </w:rPr>
+        <w:t xml:space="preserve"> a </w:t>
+      </w:r>
+      <w:proofErr w:type="spellStart"/>
+      <w:r>
+        <w:rPr>
+          <w:rFonts w:ascii="Times New Roman" w:eastAsia="Times New Roman" w:hAnsi="Times New Roman" w:cs="Times New Roman"/>
+          <w:i/>
+          <w:iCs/>
+          <w:sz w:val="24"/>
+          <w:szCs w:val="24"/>
+          <w:lang w:eastAsia="es-ES"/>
+        </w:rPr>
+        <w:t>typical</w:t>
+      </w:r>
+      <w:proofErr w:type="spellEnd"/>
+      <w:r>
+        <w:rPr>
+          <w:rFonts w:ascii="Times New Roman" w:eastAsia="Times New Roman" w:hAnsi="Times New Roman" w:cs="Times New Roman"/>
+          <w:i/>
+          <w:iCs/>
+          <w:sz w:val="24"/>
+          <w:szCs w:val="24"/>
+          <w:lang w:eastAsia="es-ES"/>
+        </w:rPr>
+        <w:t xml:space="preserve"> office."</w:t>
+      </w:r>
+    </w:p>
+    <w:p>
+      <w:pPr>
+        <w:numPr>
+          <w:ilvl w:val="0"/>
+          <w:numId w:val="10"/>
+        </w:numPr>
+        <w:tabs>
+          <w:tab w:val="clear" w:pos="720"/>
+        </w:tabs>
+        <w:spacing w:before="100" w:beforeAutospacing="1" w:after="100" w:afterAutospacing="1" w:line="240" w:lineRule="auto"/>
+        <w:ind w:left="0" w:firstLine="0"/>
+        <w:outlineLvl w:val="2"/>
+        <w:rPr>
+          <w:rFonts w:ascii="Times New Roman" w:eastAsia="Times New Roman" w:hAnsi="Times New Roman" w:cs="Times New Roman"/>
+          <w:b/>
+          <w:bCs/>
+          <w:sz w:val="27"/>
+          <w:szCs w:val="27"/>
+          <w:lang w:eastAsia="es-ES"/>
+        </w:rPr>
+      </w:pPr>
+      <w:r>
+        <w:rPr>
+          <w:rFonts w:ascii="Times New Roman" w:eastAsia="Times New Roman" w:hAnsi="Times New Roman" w:cs="Times New Roman"/>
+          <w:b/>
+          <w:bCs/>
+          <w:sz w:val="27"/>
+          <w:szCs w:val="27"/>
+          <w:lang w:eastAsia="es-ES"/>
+        </w:rPr>
+        <w:t>En la Mediación</w:t>
+      </w:r>
+    </w:p>
+    <w:p>
+      <w:pPr>
+        <w:spacing w:before="100" w:beforeAutospacing="1" w:after="100" w:afterAutospacing="1" w:line="240" w:lineRule="auto"/>
+        <w:rPr>
+          <w:rFonts w:ascii="Times New Roman" w:eastAsia="Times New Roman" w:hAnsi="Times New Roman" w:cs="Times New Roman"/>
+          <w:sz w:val="24"/>
+          <w:szCs w:val="24"/>
+          <w:lang w:eastAsia="es-ES"/>
+        </w:rPr>
+      </w:pPr>
+      <w:r>
+        <w:rPr>
+          <w:rFonts w:ascii="Times New Roman" w:eastAsia="Times New Roman" w:hAnsi="Times New Roman" w:cs="Times New Roman"/>
+          <w:sz w:val="24"/>
+          <w:szCs w:val="24"/>
+          <w:lang w:eastAsia="es-ES"/>
+        </w:rPr>
+        <w:t>Si tienes que describir un producto (una comida, un tejido) a un amigo:</w:t>
+      </w:r>
+    </w:p>
+    <w:p>
+      <w:pPr>
+        <w:numPr>
+          <w:ilvl w:val="0"/>
+          <w:numId w:val="13"/>
+        </w:numPr>
+        <w:spacing w:before="100" w:beforeAutospacing="1" w:after="100" w:afterAutospacing="1" w:line="240" w:lineRule="auto"/>
+        <w:rPr>
+          <w:rFonts w:ascii="Times New Roman" w:eastAsia="Times New Roman" w:hAnsi="Times New Roman" w:cs="Times New Roman"/>
+          <w:sz w:val="24"/>
+          <w:szCs w:val="24"/>
+          <w:lang w:eastAsia="es-ES"/>
+        </w:rPr>
+      </w:pPr>
+      <w:r>
+        <w:rPr>
+          <w:rFonts w:ascii="Times New Roman" w:eastAsia="Times New Roman" w:hAnsi="Times New Roman" w:cs="Times New Roman"/>
+          <w:i/>
+          <w:iCs/>
+          <w:sz w:val="24"/>
+          <w:szCs w:val="24"/>
+          <w:lang w:eastAsia="es-ES"/>
+        </w:rPr>
+        <w:t>"</w:t>
+      </w:r>
+      <w:proofErr w:type="spellStart"/>
+      <w:r>
+        <w:rPr>
+          <w:rFonts w:ascii="Times New Roman" w:eastAsia="Times New Roman" w:hAnsi="Times New Roman" w:cs="Times New Roman"/>
+          <w:i/>
+          <w:iCs/>
+          <w:sz w:val="24"/>
+          <w:szCs w:val="24"/>
+          <w:lang w:eastAsia="es-ES"/>
+        </w:rPr>
+        <w:t>It</w:t>
+      </w:r>
+      <w:proofErr w:type="spellEnd"/>
+      <w:r>
+        <w:rPr>
+          <w:rFonts w:ascii="Times New Roman" w:eastAsia="Times New Roman" w:hAnsi="Times New Roman" w:cs="Times New Roman"/>
+          <w:i/>
+          <w:iCs/>
+          <w:sz w:val="24"/>
+          <w:szCs w:val="24"/>
+          <w:lang w:eastAsia="es-ES"/>
+        </w:rPr>
+        <w:t xml:space="preserve"> </w:t>
+      </w:r>
+      <w:proofErr w:type="spellStart"/>
+      <w:r>
+        <w:rPr>
+          <w:rFonts w:ascii="Times New Roman" w:eastAsia="Times New Roman" w:hAnsi="Times New Roman" w:cs="Times New Roman"/>
+          <w:b/>
+          <w:bCs/>
+          <w:i/>
+          <w:iCs/>
+          <w:sz w:val="24"/>
+          <w:szCs w:val="24"/>
+          <w:lang w:eastAsia="es-ES"/>
+        </w:rPr>
+        <w:t>feels</w:t>
+      </w:r>
+      <w:proofErr w:type="spellEnd"/>
+      <w:r>
+        <w:rPr>
+          <w:rFonts w:ascii="Times New Roman" w:eastAsia="Times New Roman" w:hAnsi="Times New Roman" w:cs="Times New Roman"/>
+          <w:b/>
+          <w:bCs/>
+          <w:i/>
+          <w:iCs/>
+          <w:sz w:val="24"/>
+          <w:szCs w:val="24"/>
+          <w:lang w:eastAsia="es-ES"/>
+        </w:rPr>
+        <w:t xml:space="preserve"> </w:t>
+      </w:r>
+      <w:proofErr w:type="spellStart"/>
+      <w:r>
+        <w:rPr>
+          <w:rFonts w:ascii="Times New Roman" w:eastAsia="Times New Roman" w:hAnsi="Times New Roman" w:cs="Times New Roman"/>
+          <w:b/>
+          <w:bCs/>
+          <w:i/>
+          <w:iCs/>
+          <w:sz w:val="24"/>
+          <w:szCs w:val="24"/>
+          <w:lang w:eastAsia="es-ES"/>
+        </w:rPr>
+        <w:t>like</w:t>
+      </w:r>
+      <w:proofErr w:type="spellEnd"/>
+      <w:r>
+        <w:rPr>
+          <w:rFonts w:ascii="Times New Roman" w:eastAsia="Times New Roman" w:hAnsi="Times New Roman" w:cs="Times New Roman"/>
+          <w:i/>
+          <w:iCs/>
+          <w:sz w:val="24"/>
+          <w:szCs w:val="24"/>
+          <w:lang w:eastAsia="es-ES"/>
+        </w:rPr>
+        <w:t xml:space="preserve"> </w:t>
+      </w:r>
+      <w:proofErr w:type="spellStart"/>
+      <w:r>
+        <w:rPr>
+          <w:rFonts w:ascii="Times New Roman" w:eastAsia="Times New Roman" w:hAnsi="Times New Roman" w:cs="Times New Roman"/>
+          <w:i/>
+          <w:iCs/>
+          <w:sz w:val="24"/>
+          <w:szCs w:val="24"/>
+          <w:lang w:eastAsia="es-ES"/>
+        </w:rPr>
+        <w:t>silk</w:t>
+      </w:r>
+      <w:proofErr w:type="spellEnd"/>
+      <w:r>
+        <w:rPr>
+          <w:rFonts w:ascii="Times New Roman" w:eastAsia="Times New Roman" w:hAnsi="Times New Roman" w:cs="Times New Roman"/>
+          <w:i/>
+          <w:iCs/>
+          <w:sz w:val="24"/>
+          <w:szCs w:val="24"/>
+          <w:lang w:eastAsia="es-ES"/>
+        </w:rPr>
+        <w:t>."</w:t>
+      </w:r>
+    </w:p>
+    <w:p>
+      <w:pPr>
+        <w:numPr>
+          <w:ilvl w:val="0"/>
+          <w:numId w:val="13"/>
+        </w:numPr>
+        <w:spacing w:before="100" w:beforeAutospacing="1" w:after="100" w:afterAutospacing="1" w:line="240" w:lineRule="auto"/>
+        <w:rPr>
+          <w:rFonts w:ascii="Times New Roman" w:eastAsia="Times New Roman" w:hAnsi="Times New Roman" w:cs="Times New Roman"/>
+          <w:sz w:val="24"/>
+          <w:szCs w:val="24"/>
+          <w:lang w:eastAsia="es-ES"/>
+        </w:rPr>
+      </w:pPr>
+      <w:r>
+        <w:rPr>
+          <w:rFonts w:ascii="Times New Roman" w:eastAsia="Times New Roman" w:hAnsi="Times New Roman" w:cs="Times New Roman"/>
+          <w:i/>
+          <w:iCs/>
+          <w:sz w:val="24"/>
+          <w:szCs w:val="24"/>
+          <w:lang w:eastAsia="es-ES"/>
+        </w:rPr>
+        <w:t>"</w:t>
+      </w:r>
+      <w:proofErr w:type="spellStart"/>
+      <w:r>
+        <w:rPr>
+          <w:rFonts w:ascii="Times New Roman" w:eastAsia="Times New Roman" w:hAnsi="Times New Roman" w:cs="Times New Roman"/>
+          <w:i/>
+          <w:iCs/>
+          <w:sz w:val="24"/>
+          <w:szCs w:val="24"/>
+          <w:lang w:eastAsia="es-ES"/>
+        </w:rPr>
+        <w:t>It</w:t>
+      </w:r>
+      <w:proofErr w:type="spellEnd"/>
+      <w:r>
+        <w:rPr>
+          <w:rFonts w:ascii="Times New Roman" w:eastAsia="Times New Roman" w:hAnsi="Times New Roman" w:cs="Times New Roman"/>
+          <w:i/>
+          <w:iCs/>
+          <w:sz w:val="24"/>
+          <w:szCs w:val="24"/>
+          <w:lang w:eastAsia="es-ES"/>
+        </w:rPr>
+        <w:t xml:space="preserve"> </w:t>
+      </w:r>
+      <w:proofErr w:type="spellStart"/>
+      <w:r>
+        <w:rPr>
+          <w:rFonts w:ascii="Times New Roman" w:eastAsia="Times New Roman" w:hAnsi="Times New Roman" w:cs="Times New Roman"/>
+          <w:b/>
+          <w:bCs/>
+          <w:i/>
+          <w:iCs/>
+          <w:sz w:val="24"/>
+          <w:szCs w:val="24"/>
+          <w:lang w:eastAsia="es-ES"/>
+        </w:rPr>
+        <w:t>smells</w:t>
+      </w:r>
+      <w:proofErr w:type="spellEnd"/>
+      <w:r>
+        <w:rPr>
+          <w:rFonts w:ascii="Times New Roman" w:eastAsia="Times New Roman" w:hAnsi="Times New Roman" w:cs="Times New Roman"/>
+          <w:b/>
+          <w:bCs/>
+          <w:i/>
+          <w:iCs/>
+          <w:sz w:val="24"/>
+          <w:szCs w:val="24"/>
+          <w:lang w:eastAsia="es-ES"/>
+        </w:rPr>
+        <w:t xml:space="preserve"> as </w:t>
+      </w:r>
+      <w:proofErr w:type="spellStart"/>
+      <w:r>
+        <w:rPr>
+          <w:rFonts w:ascii="Times New Roman" w:eastAsia="Times New Roman" w:hAnsi="Times New Roman" w:cs="Times New Roman"/>
+          <w:b/>
+          <w:bCs/>
+          <w:i/>
+          <w:iCs/>
+          <w:sz w:val="24"/>
+          <w:szCs w:val="24"/>
+          <w:lang w:eastAsia="es-ES"/>
+        </w:rPr>
+        <w:t>if</w:t>
+      </w:r>
+      <w:proofErr w:type="spellEnd"/>
+      <w:r>
+        <w:rPr>
+          <w:rFonts w:ascii="Times New Roman" w:eastAsia="Times New Roman" w:hAnsi="Times New Roman" w:cs="Times New Roman"/>
+          <w:i/>
+          <w:iCs/>
+          <w:sz w:val="24"/>
+          <w:szCs w:val="24"/>
+          <w:lang w:eastAsia="es-ES"/>
+        </w:rPr>
+        <w:t xml:space="preserve"> </w:t>
+      </w:r>
+      <w:proofErr w:type="spellStart"/>
+      <w:r>
+        <w:rPr>
+          <w:rFonts w:ascii="Times New Roman" w:eastAsia="Times New Roman" w:hAnsi="Times New Roman" w:cs="Times New Roman"/>
+          <w:i/>
+          <w:iCs/>
+          <w:sz w:val="24"/>
+          <w:szCs w:val="24"/>
+          <w:lang w:eastAsia="es-ES"/>
+        </w:rPr>
+        <w:t>it’s</w:t>
+      </w:r>
+      <w:proofErr w:type="spellEnd"/>
+      <w:r>
+        <w:rPr>
+          <w:rFonts w:ascii="Times New Roman" w:eastAsia="Times New Roman" w:hAnsi="Times New Roman" w:cs="Times New Roman"/>
+          <w:i/>
+          <w:iCs/>
+          <w:sz w:val="24"/>
+          <w:szCs w:val="24"/>
+          <w:lang w:eastAsia="es-ES"/>
+        </w:rPr>
+        <w:t xml:space="preserve"> </w:t>
+      </w:r>
+      <w:proofErr w:type="spellStart"/>
+      <w:r>
+        <w:rPr>
+          <w:rFonts w:ascii="Times New Roman" w:eastAsia="Times New Roman" w:hAnsi="Times New Roman" w:cs="Times New Roman"/>
+          <w:i/>
+          <w:iCs/>
+          <w:sz w:val="24"/>
+          <w:szCs w:val="24"/>
+          <w:lang w:eastAsia="es-ES"/>
+        </w:rPr>
+        <w:t>been</w:t>
+      </w:r>
+      <w:proofErr w:type="spellEnd"/>
+      <w:r>
+        <w:rPr>
+          <w:rFonts w:ascii="Times New Roman" w:eastAsia="Times New Roman" w:hAnsi="Times New Roman" w:cs="Times New Roman"/>
+          <w:i/>
+          <w:iCs/>
+          <w:sz w:val="24"/>
+          <w:szCs w:val="24"/>
+          <w:lang w:eastAsia="es-ES"/>
+        </w:rPr>
+        <w:t xml:space="preserve"> </w:t>
+      </w:r>
+      <w:proofErr w:type="spellStart"/>
+      <w:r>
+        <w:rPr>
+          <w:rFonts w:ascii="Times New Roman" w:eastAsia="Times New Roman" w:hAnsi="Times New Roman" w:cs="Times New Roman"/>
+          <w:i/>
+          <w:iCs/>
+          <w:sz w:val="24"/>
+          <w:szCs w:val="24"/>
+          <w:lang w:eastAsia="es-ES"/>
+        </w:rPr>
+        <w:t>freshly</w:t>
+      </w:r>
+      <w:proofErr w:type="spellEnd"/>
+      <w:r>
+        <w:rPr>
+          <w:rFonts w:ascii="Times New Roman" w:eastAsia="Times New Roman" w:hAnsi="Times New Roman" w:cs="Times New Roman"/>
+          <w:i/>
+          <w:iCs/>
+          <w:sz w:val="24"/>
+          <w:szCs w:val="24"/>
+          <w:lang w:eastAsia="es-ES"/>
+        </w:rPr>
+        <w:t xml:space="preserve"> </w:t>
+      </w:r>
+      <w:proofErr w:type="spellStart"/>
+      <w:r>
+        <w:rPr>
+          <w:rFonts w:ascii="Times New Roman" w:eastAsia="Times New Roman" w:hAnsi="Times New Roman" w:cs="Times New Roman"/>
+          <w:i/>
+          <w:iCs/>
+          <w:sz w:val="24"/>
+          <w:szCs w:val="24"/>
+          <w:lang w:eastAsia="es-ES"/>
+        </w:rPr>
+        <w:t>baked</w:t>
+      </w:r>
+      <w:proofErr w:type="spellEnd"/>
+      <w:r>
+        <w:rPr>
+          <w:rFonts w:ascii="Times New Roman" w:eastAsia="Times New Roman" w:hAnsi="Times New Roman" w:cs="Times New Roman"/>
+          <w:i/>
+          <w:iCs/>
+          <w:sz w:val="24"/>
+          <w:szCs w:val="24"/>
+          <w:lang w:eastAsia="es-ES"/>
+        </w:rPr>
+        <w:t>."</w:t>
+      </w:r>
+    </w:p>
+    <w:p>
+      <w:pPr>
+        <w:pStyle w:val="Ttulo1"/>
+      </w:pPr>
+      <w:bookmarkStart w:id="3" w:name="_Toc225618039"/>
+      <w:proofErr w:type="spellStart"/>
+      <w:r>
+        <w:lastRenderedPageBreak/>
+        <w:t>The</w:t>
+      </w:r>
+      <w:proofErr w:type="spellEnd"/>
+      <w:r>
+        <w:t xml:space="preserve"> </w:t>
+      </w:r>
+      <w:proofErr w:type="spellStart"/>
+      <w:r>
+        <w:t>passive</w:t>
+      </w:r>
+      <w:proofErr w:type="spellEnd"/>
+      <w:r>
+        <w:t xml:space="preserve">: </w:t>
+      </w:r>
+      <w:proofErr w:type="spellStart"/>
+      <w:r>
+        <w:t>all</w:t>
+      </w:r>
+      <w:proofErr w:type="spellEnd"/>
+      <w:r>
+        <w:t xml:space="preserve"> </w:t>
+      </w:r>
+      <w:proofErr w:type="spellStart"/>
+      <w:r>
+        <w:t>forms</w:t>
+      </w:r>
+      <w:bookmarkEnd w:id="3"/>
+      <w:proofErr w:type="spellEnd"/>
+    </w:p>
+    <w:p>
+      <w:pPr>
+        <w:pStyle w:val="Ttulo2"/>
+        <w:rPr>
+          <w:rFonts w:eastAsia="Times New Roman"/>
+          <w:lang w:eastAsia="es-ES"/>
+        </w:rPr>
+      </w:pPr>
+      <w:r>
+        <w:rPr>
+          <w:rFonts w:eastAsia="Times New Roman"/>
+          <w:lang w:eastAsia="es-ES"/>
+        </w:rPr>
+        <w:t>Pasiva Avanzada: El "Causative" (</w:t>
+      </w:r>
+      <w:proofErr w:type="spellStart"/>
+      <w:r>
+        <w:rPr>
+          <w:rFonts w:eastAsia="Times New Roman"/>
+          <w:lang w:eastAsia="es-ES"/>
+        </w:rPr>
+        <w:t>Have</w:t>
+      </w:r>
+      <w:proofErr w:type="spellEnd"/>
+      <w:r>
+        <w:rPr>
+          <w:rFonts w:eastAsia="Times New Roman"/>
+          <w:lang w:eastAsia="es-ES"/>
+        </w:rPr>
+        <w:t xml:space="preserve"> </w:t>
+      </w:r>
+      <w:proofErr w:type="spellStart"/>
+      <w:r>
+        <w:rPr>
+          <w:rFonts w:eastAsia="Times New Roman"/>
+          <w:lang w:eastAsia="es-ES"/>
+        </w:rPr>
+        <w:t>something</w:t>
+      </w:r>
+      <w:proofErr w:type="spellEnd"/>
+      <w:r>
+        <w:rPr>
+          <w:rFonts w:eastAsia="Times New Roman"/>
+          <w:lang w:eastAsia="es-ES"/>
+        </w:rPr>
+        <w:t xml:space="preserve"> done)</w:t>
+      </w:r>
+    </w:p>
+    <w:p>
+      <w:pPr>
+        <w:spacing w:before="100" w:beforeAutospacing="1" w:after="100" w:afterAutospacing="1" w:line="240" w:lineRule="auto"/>
+        <w:rPr>
+          <w:rFonts w:ascii="Times New Roman" w:eastAsia="Times New Roman" w:hAnsi="Times New Roman" w:cs="Times New Roman"/>
+          <w:sz w:val="24"/>
+          <w:szCs w:val="24"/>
+          <w:highlight w:val="yellow"/>
+          <w:lang w:eastAsia="es-ES"/>
+        </w:rPr>
+      </w:pPr>
+      <w:r>
+        <w:rPr>
+          <w:rFonts w:ascii="Times New Roman" w:eastAsia="Times New Roman" w:hAnsi="Times New Roman" w:cs="Times New Roman"/>
+          <w:sz w:val="24"/>
+          <w:szCs w:val="24"/>
+          <w:highlight w:val="yellow"/>
+          <w:lang w:eastAsia="es-ES"/>
+        </w:rPr>
+        <w:t xml:space="preserve">Se usa cuando </w:t>
+      </w:r>
+      <w:r>
+        <w:rPr>
+          <w:rFonts w:ascii="Times New Roman" w:eastAsia="Times New Roman" w:hAnsi="Times New Roman" w:cs="Times New Roman"/>
+          <w:b/>
+          <w:bCs/>
+          <w:sz w:val="24"/>
+          <w:szCs w:val="24"/>
+          <w:highlight w:val="yellow"/>
+          <w:lang w:eastAsia="es-ES"/>
+        </w:rPr>
+        <w:t>tú no haces el trabajo</w:t>
+      </w:r>
+      <w:r>
+        <w:rPr>
+          <w:rFonts w:ascii="Times New Roman" w:eastAsia="Times New Roman" w:hAnsi="Times New Roman" w:cs="Times New Roman"/>
+          <w:sz w:val="24"/>
+          <w:szCs w:val="24"/>
+          <w:highlight w:val="yellow"/>
+          <w:lang w:eastAsia="es-ES"/>
+        </w:rPr>
+        <w:t>, sino que alguien lo hace por ti (normalmente porque pagas).</w:t>
+      </w:r>
+    </w:p>
+    <w:p>
+      <w:pPr>
+        <w:numPr>
+          <w:ilvl w:val="0"/>
+          <w:numId w:val="14"/>
+        </w:numPr>
+        <w:spacing w:before="100" w:beforeAutospacing="1" w:after="100" w:afterAutospacing="1" w:line="240" w:lineRule="auto"/>
+        <w:rPr>
+          <w:rFonts w:ascii="Times New Roman" w:eastAsia="Times New Roman" w:hAnsi="Times New Roman" w:cs="Times New Roman"/>
+          <w:sz w:val="24"/>
+          <w:szCs w:val="24"/>
+          <w:highlight w:val="yellow"/>
+          <w:lang w:eastAsia="es-ES"/>
+        </w:rPr>
+      </w:pPr>
+      <w:r>
+        <w:rPr>
+          <w:rFonts w:ascii="Times New Roman" w:eastAsia="Times New Roman" w:hAnsi="Times New Roman" w:cs="Times New Roman"/>
+          <w:b/>
+          <w:bCs/>
+          <w:sz w:val="24"/>
+          <w:szCs w:val="24"/>
+          <w:highlight w:val="yellow"/>
+          <w:lang w:eastAsia="es-ES"/>
+        </w:rPr>
+        <w:t>Estructura:</w:t>
+      </w:r>
+      <w:r>
+        <w:rPr>
+          <w:rFonts w:ascii="Times New Roman" w:eastAsia="Times New Roman" w:hAnsi="Times New Roman" w:cs="Times New Roman"/>
+          <w:sz w:val="24"/>
+          <w:szCs w:val="24"/>
+          <w:highlight w:val="yellow"/>
+          <w:lang w:eastAsia="es-ES"/>
+        </w:rPr>
+        <w:t xml:space="preserve"> Sujeto + HAVE + Objeto + Participio (3ª columna).</w:t>
+      </w:r>
+    </w:p>
+    <w:p>
+      <w:pPr>
+        <w:numPr>
+          <w:ilvl w:val="0"/>
+          <w:numId w:val="14"/>
+        </w:numPr>
+        <w:spacing w:before="100" w:beforeAutospacing="1" w:after="100" w:afterAutospacing="1" w:line="240" w:lineRule="auto"/>
+        <w:rPr>
+          <w:rFonts w:ascii="Times New Roman" w:eastAsia="Times New Roman" w:hAnsi="Times New Roman" w:cs="Times New Roman"/>
+          <w:sz w:val="24"/>
+          <w:szCs w:val="24"/>
+          <w:lang w:eastAsia="es-ES"/>
+        </w:rPr>
+      </w:pPr>
+      <w:r>
+        <w:rPr>
+          <w:rFonts w:ascii="Times New Roman" w:eastAsia="Times New Roman" w:hAnsi="Times New Roman" w:cs="Times New Roman"/>
+          <w:b/>
+          <w:bCs/>
+          <w:sz w:val="24"/>
+          <w:szCs w:val="24"/>
+          <w:lang w:eastAsia="es-ES"/>
+        </w:rPr>
+        <w:t>Ejemplo:</w:t>
+      </w:r>
+      <w:r>
+        <w:rPr>
+          <w:rFonts w:ascii="Times New Roman" w:eastAsia="Times New Roman" w:hAnsi="Times New Roman" w:cs="Times New Roman"/>
+          <w:sz w:val="24"/>
+          <w:szCs w:val="24"/>
+          <w:lang w:eastAsia="es-ES"/>
+        </w:rPr>
+        <w:t xml:space="preserve"> </w:t>
+      </w:r>
+      <w:r>
+        <w:rPr>
+          <w:rFonts w:ascii="Times New Roman" w:eastAsia="Times New Roman" w:hAnsi="Times New Roman" w:cs="Times New Roman"/>
+          <w:i/>
+          <w:iCs/>
+          <w:sz w:val="24"/>
+          <w:szCs w:val="24"/>
+          <w:lang w:eastAsia="es-ES"/>
+        </w:rPr>
+        <w:t xml:space="preserve">"I </w:t>
+      </w:r>
+      <w:proofErr w:type="spellStart"/>
+      <w:r>
+        <w:rPr>
+          <w:rFonts w:ascii="Times New Roman" w:eastAsia="Times New Roman" w:hAnsi="Times New Roman" w:cs="Times New Roman"/>
+          <w:b/>
+          <w:bCs/>
+          <w:i/>
+          <w:iCs/>
+          <w:sz w:val="24"/>
+          <w:szCs w:val="24"/>
+          <w:lang w:eastAsia="es-ES"/>
+        </w:rPr>
+        <w:t>had</w:t>
+      </w:r>
+      <w:proofErr w:type="spellEnd"/>
+      <w:r>
+        <w:rPr>
+          <w:rFonts w:ascii="Times New Roman" w:eastAsia="Times New Roman" w:hAnsi="Times New Roman" w:cs="Times New Roman"/>
+          <w:b/>
+          <w:bCs/>
+          <w:i/>
+          <w:iCs/>
+          <w:sz w:val="24"/>
+          <w:szCs w:val="24"/>
+          <w:lang w:eastAsia="es-ES"/>
+        </w:rPr>
+        <w:t xml:space="preserve"> </w:t>
+      </w:r>
+      <w:proofErr w:type="spellStart"/>
+      <w:r>
+        <w:rPr>
+          <w:rFonts w:ascii="Times New Roman" w:eastAsia="Times New Roman" w:hAnsi="Times New Roman" w:cs="Times New Roman"/>
+          <w:b/>
+          <w:bCs/>
+          <w:i/>
+          <w:iCs/>
+          <w:sz w:val="24"/>
+          <w:szCs w:val="24"/>
+          <w:lang w:eastAsia="es-ES"/>
+        </w:rPr>
+        <w:t>my</w:t>
+      </w:r>
+      <w:proofErr w:type="spellEnd"/>
+      <w:r>
+        <w:rPr>
+          <w:rFonts w:ascii="Times New Roman" w:eastAsia="Times New Roman" w:hAnsi="Times New Roman" w:cs="Times New Roman"/>
+          <w:b/>
+          <w:bCs/>
+          <w:i/>
+          <w:iCs/>
+          <w:sz w:val="24"/>
+          <w:szCs w:val="24"/>
+          <w:lang w:eastAsia="es-ES"/>
+        </w:rPr>
+        <w:t xml:space="preserve"> car </w:t>
+      </w:r>
+      <w:proofErr w:type="spellStart"/>
+      <w:r>
+        <w:rPr>
+          <w:rFonts w:ascii="Times New Roman" w:eastAsia="Times New Roman" w:hAnsi="Times New Roman" w:cs="Times New Roman"/>
+          <w:b/>
+          <w:bCs/>
+          <w:i/>
+          <w:iCs/>
+          <w:sz w:val="24"/>
+          <w:szCs w:val="24"/>
+          <w:lang w:eastAsia="es-ES"/>
+        </w:rPr>
+        <w:t>repaired</w:t>
+      </w:r>
+      <w:proofErr w:type="spellEnd"/>
+      <w:r>
+        <w:rPr>
+          <w:rFonts w:ascii="Times New Roman" w:eastAsia="Times New Roman" w:hAnsi="Times New Roman" w:cs="Times New Roman"/>
+          <w:i/>
+          <w:iCs/>
+          <w:sz w:val="24"/>
+          <w:szCs w:val="24"/>
+          <w:lang w:eastAsia="es-ES"/>
+        </w:rPr>
+        <w:t>"</w:t>
+      </w:r>
+      <w:r>
+        <w:rPr>
+          <w:rFonts w:ascii="Times New Roman" w:eastAsia="Times New Roman" w:hAnsi="Times New Roman" w:cs="Times New Roman"/>
+          <w:sz w:val="24"/>
+          <w:szCs w:val="24"/>
+          <w:lang w:eastAsia="es-ES"/>
+        </w:rPr>
+        <w:t xml:space="preserve"> (No lo arreglé yo, lo llevó el mecánico).</w:t>
+      </w:r>
+    </w:p>
+    <w:p>
+      <w:pPr>
+        <w:numPr>
+          <w:ilvl w:val="0"/>
+          <w:numId w:val="14"/>
+        </w:numPr>
+        <w:spacing w:before="100" w:beforeAutospacing="1" w:after="100" w:afterAutospacing="1" w:line="240" w:lineRule="auto"/>
+        <w:rPr>
+          <w:rFonts w:ascii="Times New Roman" w:eastAsia="Times New Roman" w:hAnsi="Times New Roman" w:cs="Times New Roman"/>
+          <w:sz w:val="24"/>
+          <w:szCs w:val="24"/>
+          <w:lang w:eastAsia="es-ES"/>
+        </w:rPr>
+      </w:pPr>
+      <w:r>
+        <w:rPr>
+          <w:rFonts w:ascii="Times New Roman" w:eastAsia="Times New Roman" w:hAnsi="Times New Roman" w:cs="Times New Roman"/>
+          <w:b/>
+          <w:bCs/>
+          <w:sz w:val="24"/>
+          <w:szCs w:val="24"/>
+          <w:lang w:eastAsia="es-ES"/>
+        </w:rPr>
+        <w:t>Truco B2:</w:t>
+      </w:r>
+      <w:r>
+        <w:rPr>
+          <w:rFonts w:ascii="Times New Roman" w:eastAsia="Times New Roman" w:hAnsi="Times New Roman" w:cs="Times New Roman"/>
+          <w:sz w:val="24"/>
+          <w:szCs w:val="24"/>
+          <w:lang w:eastAsia="es-ES"/>
+        </w:rPr>
+        <w:t xml:space="preserve"> También se usa para cosas malas que te pasan: </w:t>
+      </w:r>
+      <w:r>
+        <w:rPr>
+          <w:rFonts w:ascii="Times New Roman" w:eastAsia="Times New Roman" w:hAnsi="Times New Roman" w:cs="Times New Roman"/>
+          <w:i/>
+          <w:iCs/>
+          <w:sz w:val="24"/>
+          <w:szCs w:val="24"/>
+          <w:lang w:eastAsia="es-ES"/>
+        </w:rPr>
+        <w:t xml:space="preserve">"I </w:t>
+      </w:r>
+      <w:proofErr w:type="spellStart"/>
+      <w:r>
+        <w:rPr>
+          <w:rFonts w:ascii="Times New Roman" w:eastAsia="Times New Roman" w:hAnsi="Times New Roman" w:cs="Times New Roman"/>
+          <w:b/>
+          <w:bCs/>
+          <w:i/>
+          <w:iCs/>
+          <w:sz w:val="24"/>
+          <w:szCs w:val="24"/>
+          <w:lang w:eastAsia="es-ES"/>
+        </w:rPr>
+        <w:t>had</w:t>
+      </w:r>
+      <w:proofErr w:type="spellEnd"/>
+      <w:r>
+        <w:rPr>
+          <w:rFonts w:ascii="Times New Roman" w:eastAsia="Times New Roman" w:hAnsi="Times New Roman" w:cs="Times New Roman"/>
+          <w:b/>
+          <w:bCs/>
+          <w:i/>
+          <w:iCs/>
+          <w:sz w:val="24"/>
+          <w:szCs w:val="24"/>
+          <w:lang w:eastAsia="es-ES"/>
+        </w:rPr>
+        <w:t xml:space="preserve"> </w:t>
+      </w:r>
+      <w:proofErr w:type="spellStart"/>
+      <w:r>
+        <w:rPr>
+          <w:rFonts w:ascii="Times New Roman" w:eastAsia="Times New Roman" w:hAnsi="Times New Roman" w:cs="Times New Roman"/>
+          <w:b/>
+          <w:bCs/>
+          <w:i/>
+          <w:iCs/>
+          <w:sz w:val="24"/>
+          <w:szCs w:val="24"/>
+          <w:lang w:eastAsia="es-ES"/>
+        </w:rPr>
+        <w:t>my</w:t>
+      </w:r>
+      <w:proofErr w:type="spellEnd"/>
+      <w:r>
+        <w:rPr>
+          <w:rFonts w:ascii="Times New Roman" w:eastAsia="Times New Roman" w:hAnsi="Times New Roman" w:cs="Times New Roman"/>
+          <w:b/>
+          <w:bCs/>
+          <w:i/>
+          <w:iCs/>
+          <w:sz w:val="24"/>
+          <w:szCs w:val="24"/>
+          <w:lang w:eastAsia="es-ES"/>
+        </w:rPr>
+        <w:t xml:space="preserve"> </w:t>
+      </w:r>
+      <w:proofErr w:type="spellStart"/>
+      <w:r>
+        <w:rPr>
+          <w:rFonts w:ascii="Times New Roman" w:eastAsia="Times New Roman" w:hAnsi="Times New Roman" w:cs="Times New Roman"/>
+          <w:b/>
+          <w:bCs/>
+          <w:i/>
+          <w:iCs/>
+          <w:sz w:val="24"/>
+          <w:szCs w:val="24"/>
+          <w:lang w:eastAsia="es-ES"/>
+        </w:rPr>
+        <w:t>phone</w:t>
+      </w:r>
+      <w:proofErr w:type="spellEnd"/>
+      <w:r>
+        <w:rPr>
+          <w:rFonts w:ascii="Times New Roman" w:eastAsia="Times New Roman" w:hAnsi="Times New Roman" w:cs="Times New Roman"/>
+          <w:b/>
+          <w:bCs/>
+          <w:i/>
+          <w:iCs/>
+          <w:sz w:val="24"/>
+          <w:szCs w:val="24"/>
+          <w:lang w:eastAsia="es-ES"/>
+        </w:rPr>
+        <w:t xml:space="preserve"> </w:t>
+      </w:r>
+      <w:proofErr w:type="spellStart"/>
+      <w:r>
+        <w:rPr>
+          <w:rFonts w:ascii="Times New Roman" w:eastAsia="Times New Roman" w:hAnsi="Times New Roman" w:cs="Times New Roman"/>
+          <w:b/>
+          <w:bCs/>
+          <w:i/>
+          <w:iCs/>
+          <w:sz w:val="24"/>
+          <w:szCs w:val="24"/>
+          <w:lang w:eastAsia="es-ES"/>
+        </w:rPr>
+        <w:t>stolen</w:t>
+      </w:r>
+      <w:proofErr w:type="spellEnd"/>
+      <w:r>
+        <w:rPr>
+          <w:rFonts w:ascii="Times New Roman" w:eastAsia="Times New Roman" w:hAnsi="Times New Roman" w:cs="Times New Roman"/>
+          <w:i/>
+          <w:iCs/>
+          <w:sz w:val="24"/>
+          <w:szCs w:val="24"/>
+          <w:lang w:eastAsia="es-ES"/>
+        </w:rPr>
+        <w:t>"</w:t>
+      </w:r>
+      <w:r>
+        <w:rPr>
+          <w:rFonts w:ascii="Times New Roman" w:eastAsia="Times New Roman" w:hAnsi="Times New Roman" w:cs="Times New Roman"/>
+          <w:sz w:val="24"/>
+          <w:szCs w:val="24"/>
+          <w:lang w:eastAsia="es-ES"/>
+        </w:rPr>
+        <w:t xml:space="preserve"> (Me robaron el móvil).</w:t>
+      </w:r>
+    </w:p>
+    <w:p>
+      <w:pPr>
+        <w:spacing w:after="0" w:line="240" w:lineRule="auto"/>
+        <w:rPr>
+          <w:rFonts w:ascii="Times New Roman" w:eastAsia="Times New Roman" w:hAnsi="Times New Roman" w:cs="Times New Roman"/>
+          <w:sz w:val="24"/>
+          <w:szCs w:val="24"/>
+          <w:lang w:eastAsia="es-ES"/>
+        </w:rPr>
+      </w:pPr>
+      <w:r>
+        <w:rPr>
+          <w:rFonts w:ascii="Times New Roman" w:eastAsia="Times New Roman" w:hAnsi="Times New Roman" w:cs="Times New Roman"/>
+          <w:sz w:val="24"/>
+          <w:szCs w:val="24"/>
+          <w:lang w:eastAsia="es-ES"/>
+        </w:rPr>
+        <w:pict w14:anchorId="1FEAA7C9">
+          <v:rect id="_x0000_i1037" style="width:0;height:1.5pt" o:hralign="center" o:hrstd="t" o:hr="t" fillcolor="#a0a0a0" stroked="f"/>
+        </w:pict>
+      </w:r>
+    </w:p>
+    <w:p>
+      <w:pPr>
+        <w:pStyle w:val="Ttulo2"/>
+        <w:rPr>
+          <w:rFonts w:eastAsia="Times New Roman"/>
+          <w:lang w:eastAsia="es-ES"/>
+        </w:rPr>
+      </w:pPr>
+      <w:r>
+        <w:rPr>
+          <w:rFonts w:eastAsia="Times New Roman"/>
+          <w:lang w:eastAsia="es-ES"/>
+        </w:rPr>
+        <w:t>Pasivas Impersonales (</w:t>
+      </w:r>
+      <w:proofErr w:type="spellStart"/>
+      <w:r>
+        <w:rPr>
+          <w:rFonts w:eastAsia="Times New Roman"/>
+          <w:lang w:eastAsia="es-ES"/>
+        </w:rPr>
+        <w:t>Reporting</w:t>
+      </w:r>
+      <w:proofErr w:type="spellEnd"/>
+      <w:r>
+        <w:rPr>
+          <w:rFonts w:eastAsia="Times New Roman"/>
+          <w:lang w:eastAsia="es-ES"/>
+        </w:rPr>
+        <w:t xml:space="preserve"> </w:t>
+      </w:r>
+      <w:proofErr w:type="spellStart"/>
+      <w:r>
+        <w:rPr>
+          <w:rFonts w:eastAsia="Times New Roman"/>
+          <w:lang w:eastAsia="es-ES"/>
+        </w:rPr>
+        <w:t>Verbs</w:t>
+      </w:r>
+      <w:proofErr w:type="spellEnd"/>
+      <w:r>
+        <w:rPr>
+          <w:rFonts w:eastAsia="Times New Roman"/>
+          <w:lang w:eastAsia="es-ES"/>
+        </w:rPr>
+        <w:t>)</w:t>
+      </w:r>
+    </w:p>
+    <w:p>
+      <w:pPr>
+        <w:spacing w:before="100" w:beforeAutospacing="1" w:after="100" w:afterAutospacing="1" w:line="240" w:lineRule="auto"/>
+        <w:rPr>
+          <w:rFonts w:ascii="Times New Roman" w:eastAsia="Times New Roman" w:hAnsi="Times New Roman" w:cs="Times New Roman"/>
+          <w:sz w:val="24"/>
+          <w:szCs w:val="24"/>
+          <w:lang w:eastAsia="es-ES"/>
+        </w:rPr>
+      </w:pPr>
+      <w:r>
+        <w:rPr>
+          <w:rFonts w:ascii="Times New Roman" w:eastAsia="Times New Roman" w:hAnsi="Times New Roman" w:cs="Times New Roman"/>
+          <w:sz w:val="24"/>
+          <w:szCs w:val="24"/>
+          <w:highlight w:val="yellow"/>
+          <w:lang w:eastAsia="es-ES"/>
+        </w:rPr>
+        <w:t xml:space="preserve">Esto es </w:t>
+      </w:r>
+      <w:r>
+        <w:rPr>
+          <w:rFonts w:ascii="Times New Roman" w:eastAsia="Times New Roman" w:hAnsi="Times New Roman" w:cs="Times New Roman"/>
+          <w:b/>
+          <w:bCs/>
+          <w:sz w:val="24"/>
+          <w:szCs w:val="24"/>
+          <w:highlight w:val="yellow"/>
+          <w:lang w:eastAsia="es-ES"/>
+        </w:rPr>
+        <w:t>fundamental</w:t>
+      </w:r>
+      <w:r>
+        <w:rPr>
+          <w:rFonts w:ascii="Times New Roman" w:eastAsia="Times New Roman" w:hAnsi="Times New Roman" w:cs="Times New Roman"/>
+          <w:sz w:val="24"/>
+          <w:szCs w:val="24"/>
+          <w:highlight w:val="yellow"/>
+          <w:lang w:eastAsia="es-ES"/>
+        </w:rPr>
+        <w:t xml:space="preserve"> para los </w:t>
+      </w:r>
+      <w:proofErr w:type="spellStart"/>
+      <w:r>
+        <w:rPr>
+          <w:rFonts w:ascii="Times New Roman" w:eastAsia="Times New Roman" w:hAnsi="Times New Roman" w:cs="Times New Roman"/>
+          <w:i/>
+          <w:iCs/>
+          <w:sz w:val="24"/>
+          <w:szCs w:val="24"/>
+          <w:highlight w:val="yellow"/>
+          <w:lang w:eastAsia="es-ES"/>
+        </w:rPr>
+        <w:t>Essays</w:t>
+      </w:r>
+      <w:proofErr w:type="spellEnd"/>
+      <w:r>
+        <w:rPr>
+          <w:rFonts w:ascii="Times New Roman" w:eastAsia="Times New Roman" w:hAnsi="Times New Roman" w:cs="Times New Roman"/>
+          <w:sz w:val="24"/>
+          <w:szCs w:val="24"/>
+          <w:highlight w:val="yellow"/>
+          <w:lang w:eastAsia="es-ES"/>
+        </w:rPr>
+        <w:t xml:space="preserve"> (ensayos) de la EOI.</w:t>
+      </w:r>
+      <w:r>
+        <w:rPr>
+          <w:rFonts w:ascii="Times New Roman" w:eastAsia="Times New Roman" w:hAnsi="Times New Roman" w:cs="Times New Roman"/>
+          <w:sz w:val="24"/>
+          <w:szCs w:val="24"/>
+          <w:lang w:eastAsia="es-ES"/>
+        </w:rPr>
+        <w:t xml:space="preserve"> En lugar de decir </w:t>
+      </w:r>
+      <w:r>
+        <w:rPr>
+          <w:rFonts w:ascii="Times New Roman" w:eastAsia="Times New Roman" w:hAnsi="Times New Roman" w:cs="Times New Roman"/>
+          <w:i/>
+          <w:iCs/>
+          <w:sz w:val="24"/>
+          <w:szCs w:val="24"/>
+          <w:lang w:eastAsia="es-ES"/>
+        </w:rPr>
+        <w:t xml:space="preserve">"People </w:t>
+      </w:r>
+      <w:proofErr w:type="spellStart"/>
+      <w:r>
+        <w:rPr>
+          <w:rFonts w:ascii="Times New Roman" w:eastAsia="Times New Roman" w:hAnsi="Times New Roman" w:cs="Times New Roman"/>
+          <w:i/>
+          <w:iCs/>
+          <w:sz w:val="24"/>
+          <w:szCs w:val="24"/>
+          <w:lang w:eastAsia="es-ES"/>
+        </w:rPr>
+        <w:t>say</w:t>
+      </w:r>
+      <w:proofErr w:type="spellEnd"/>
+      <w:r>
+        <w:rPr>
+          <w:rFonts w:ascii="Times New Roman" w:eastAsia="Times New Roman" w:hAnsi="Times New Roman" w:cs="Times New Roman"/>
+          <w:i/>
+          <w:iCs/>
+          <w:sz w:val="24"/>
+          <w:szCs w:val="24"/>
+          <w:lang w:eastAsia="es-ES"/>
+        </w:rPr>
+        <w:t>..."</w:t>
+      </w:r>
+      <w:r>
+        <w:rPr>
+          <w:rFonts w:ascii="Times New Roman" w:eastAsia="Times New Roman" w:hAnsi="Times New Roman" w:cs="Times New Roman"/>
+          <w:sz w:val="24"/>
+          <w:szCs w:val="24"/>
+          <w:lang w:eastAsia="es-ES"/>
+        </w:rPr>
+        <w:t xml:space="preserve"> (que es muy infantil), usa estas dos estructuras:</w:t>
+      </w:r>
+    </w:p>
+    <w:p>
+      <w:pPr>
+        <w:numPr>
+          <w:ilvl w:val="0"/>
+          <w:numId w:val="14"/>
+        </w:numPr>
+        <w:tabs>
+          <w:tab w:val="clear" w:pos="720"/>
+        </w:tabs>
+        <w:spacing w:before="100" w:beforeAutospacing="1" w:after="100" w:afterAutospacing="1" w:line="240" w:lineRule="auto"/>
+        <w:ind w:left="0" w:firstLine="0"/>
+        <w:outlineLvl w:val="2"/>
+        <w:rPr>
+          <w:rFonts w:ascii="Times New Roman" w:eastAsia="Times New Roman" w:hAnsi="Times New Roman" w:cs="Times New Roman"/>
+          <w:b/>
+          <w:bCs/>
+          <w:sz w:val="27"/>
+          <w:szCs w:val="27"/>
+          <w:lang w:eastAsia="es-ES"/>
+        </w:rPr>
+      </w:pPr>
+      <w:r>
+        <w:rPr>
+          <w:rFonts w:ascii="Times New Roman" w:eastAsia="Times New Roman" w:hAnsi="Times New Roman" w:cs="Times New Roman"/>
+          <w:b/>
+          <w:bCs/>
+          <w:sz w:val="27"/>
+          <w:szCs w:val="27"/>
+          <w:lang w:eastAsia="es-ES"/>
+        </w:rPr>
+        <w:t>Opción A: La estructura con "IT" (Fácil)</w:t>
+      </w:r>
+    </w:p>
+    <w:p>
+      <w:pPr>
+        <w:numPr>
+          <w:ilvl w:val="0"/>
+          <w:numId w:val="15"/>
+        </w:numPr>
+        <w:spacing w:before="100" w:beforeAutospacing="1" w:after="100" w:afterAutospacing="1" w:line="240" w:lineRule="auto"/>
+        <w:rPr>
+          <w:rFonts w:ascii="Times New Roman" w:eastAsia="Times New Roman" w:hAnsi="Times New Roman" w:cs="Times New Roman"/>
+          <w:sz w:val="24"/>
+          <w:szCs w:val="24"/>
+          <w:lang w:eastAsia="es-ES"/>
+        </w:rPr>
+      </w:pPr>
+      <w:proofErr w:type="spellStart"/>
+      <w:r>
+        <w:rPr>
+          <w:rFonts w:ascii="Times New Roman" w:eastAsia="Times New Roman" w:hAnsi="Times New Roman" w:cs="Times New Roman"/>
+          <w:b/>
+          <w:bCs/>
+          <w:sz w:val="24"/>
+          <w:szCs w:val="24"/>
+          <w:highlight w:val="yellow"/>
+          <w:lang w:eastAsia="es-ES"/>
+        </w:rPr>
+        <w:t>It</w:t>
+      </w:r>
+      <w:proofErr w:type="spellEnd"/>
+      <w:r>
+        <w:rPr>
+          <w:rFonts w:ascii="Times New Roman" w:eastAsia="Times New Roman" w:hAnsi="Times New Roman" w:cs="Times New Roman"/>
+          <w:b/>
+          <w:bCs/>
+          <w:sz w:val="24"/>
+          <w:szCs w:val="24"/>
+          <w:highlight w:val="yellow"/>
+          <w:lang w:eastAsia="es-ES"/>
+        </w:rPr>
+        <w:t xml:space="preserve"> + </w:t>
+      </w:r>
+      <w:proofErr w:type="spellStart"/>
+      <w:r>
+        <w:rPr>
+          <w:rFonts w:ascii="Times New Roman" w:eastAsia="Times New Roman" w:hAnsi="Times New Roman" w:cs="Times New Roman"/>
+          <w:b/>
+          <w:bCs/>
+          <w:sz w:val="24"/>
+          <w:szCs w:val="24"/>
+          <w:highlight w:val="yellow"/>
+          <w:lang w:eastAsia="es-ES"/>
+        </w:rPr>
+        <w:t>is</w:t>
+      </w:r>
+      <w:proofErr w:type="spellEnd"/>
+      <w:r>
+        <w:rPr>
+          <w:rFonts w:ascii="Times New Roman" w:eastAsia="Times New Roman" w:hAnsi="Times New Roman" w:cs="Times New Roman"/>
+          <w:b/>
+          <w:bCs/>
+          <w:sz w:val="24"/>
+          <w:szCs w:val="24"/>
+          <w:highlight w:val="yellow"/>
+          <w:lang w:eastAsia="es-ES"/>
+        </w:rPr>
+        <w:t xml:space="preserve"> + dicho/creído/pensado + THAT + frase normal</w:t>
+      </w:r>
+      <w:r>
+        <w:rPr>
+          <w:rFonts w:ascii="Times New Roman" w:eastAsia="Times New Roman" w:hAnsi="Times New Roman" w:cs="Times New Roman"/>
+          <w:b/>
+          <w:bCs/>
+          <w:sz w:val="24"/>
+          <w:szCs w:val="24"/>
+          <w:lang w:eastAsia="es-ES"/>
+        </w:rPr>
+        <w:t>.</w:t>
+      </w:r>
+    </w:p>
+    <w:p>
+      <w:pPr>
+        <w:numPr>
+          <w:ilvl w:val="0"/>
+          <w:numId w:val="15"/>
+        </w:numPr>
+        <w:spacing w:before="100" w:beforeAutospacing="1" w:after="100" w:afterAutospacing="1" w:line="240" w:lineRule="auto"/>
+        <w:rPr>
+          <w:rFonts w:ascii="Times New Roman" w:eastAsia="Times New Roman" w:hAnsi="Times New Roman" w:cs="Times New Roman"/>
+          <w:sz w:val="24"/>
+          <w:szCs w:val="24"/>
+          <w:lang w:eastAsia="es-ES"/>
+        </w:rPr>
+      </w:pPr>
+      <w:proofErr w:type="spellStart"/>
+      <w:r>
+        <w:rPr>
+          <w:rFonts w:ascii="Times New Roman" w:eastAsia="Times New Roman" w:hAnsi="Times New Roman" w:cs="Times New Roman"/>
+          <w:i/>
+          <w:iCs/>
+          <w:sz w:val="24"/>
+          <w:szCs w:val="24"/>
+          <w:lang w:eastAsia="es-ES"/>
+        </w:rPr>
+        <w:t>It</w:t>
+      </w:r>
+      <w:proofErr w:type="spellEnd"/>
+      <w:r>
+        <w:rPr>
+          <w:rFonts w:ascii="Times New Roman" w:eastAsia="Times New Roman" w:hAnsi="Times New Roman" w:cs="Times New Roman"/>
+          <w:i/>
+          <w:iCs/>
+          <w:sz w:val="24"/>
+          <w:szCs w:val="24"/>
+          <w:lang w:eastAsia="es-ES"/>
+        </w:rPr>
+        <w:t xml:space="preserve"> </w:t>
+      </w:r>
+      <w:proofErr w:type="spellStart"/>
+      <w:r>
+        <w:rPr>
+          <w:rFonts w:ascii="Times New Roman" w:eastAsia="Times New Roman" w:hAnsi="Times New Roman" w:cs="Times New Roman"/>
+          <w:i/>
+          <w:iCs/>
+          <w:sz w:val="24"/>
+          <w:szCs w:val="24"/>
+          <w:lang w:eastAsia="es-ES"/>
+        </w:rPr>
+        <w:t>is</w:t>
+      </w:r>
+      <w:proofErr w:type="spellEnd"/>
+      <w:r>
+        <w:rPr>
+          <w:rFonts w:ascii="Times New Roman" w:eastAsia="Times New Roman" w:hAnsi="Times New Roman" w:cs="Times New Roman"/>
+          <w:i/>
+          <w:iCs/>
+          <w:sz w:val="24"/>
+          <w:szCs w:val="24"/>
+          <w:lang w:eastAsia="es-ES"/>
+        </w:rPr>
+        <w:t xml:space="preserve"> </w:t>
+      </w:r>
+      <w:proofErr w:type="spellStart"/>
+      <w:r>
+        <w:rPr>
+          <w:rFonts w:ascii="Times New Roman" w:eastAsia="Times New Roman" w:hAnsi="Times New Roman" w:cs="Times New Roman"/>
+          <w:i/>
+          <w:iCs/>
+          <w:sz w:val="24"/>
+          <w:szCs w:val="24"/>
+          <w:lang w:eastAsia="es-ES"/>
+        </w:rPr>
+        <w:t>said</w:t>
+      </w:r>
+      <w:proofErr w:type="spellEnd"/>
+      <w:r>
+        <w:rPr>
+          <w:rFonts w:ascii="Times New Roman" w:eastAsia="Times New Roman" w:hAnsi="Times New Roman" w:cs="Times New Roman"/>
+          <w:i/>
+          <w:iCs/>
+          <w:sz w:val="24"/>
+          <w:szCs w:val="24"/>
+          <w:lang w:eastAsia="es-ES"/>
+        </w:rPr>
+        <w:t xml:space="preserve"> </w:t>
+      </w:r>
+      <w:proofErr w:type="spellStart"/>
+      <w:r>
+        <w:rPr>
+          <w:rFonts w:ascii="Times New Roman" w:eastAsia="Times New Roman" w:hAnsi="Times New Roman" w:cs="Times New Roman"/>
+          <w:i/>
+          <w:iCs/>
+          <w:sz w:val="24"/>
+          <w:szCs w:val="24"/>
+          <w:lang w:eastAsia="es-ES"/>
+        </w:rPr>
+        <w:t>that</w:t>
+      </w:r>
+      <w:proofErr w:type="spellEnd"/>
+      <w:r>
+        <w:rPr>
+          <w:rFonts w:ascii="Times New Roman" w:eastAsia="Times New Roman" w:hAnsi="Times New Roman" w:cs="Times New Roman"/>
+          <w:sz w:val="24"/>
+          <w:szCs w:val="24"/>
+          <w:lang w:eastAsia="es-ES"/>
+        </w:rPr>
+        <w:t xml:space="preserve"> </w:t>
+      </w:r>
+      <w:proofErr w:type="spellStart"/>
+      <w:r>
+        <w:rPr>
+          <w:rFonts w:ascii="Times New Roman" w:eastAsia="Times New Roman" w:hAnsi="Times New Roman" w:cs="Times New Roman"/>
+          <w:sz w:val="24"/>
+          <w:szCs w:val="24"/>
+          <w:lang w:eastAsia="es-ES"/>
+        </w:rPr>
+        <w:t>the</w:t>
+      </w:r>
+      <w:proofErr w:type="spellEnd"/>
+      <w:r>
+        <w:rPr>
+          <w:rFonts w:ascii="Times New Roman" w:eastAsia="Times New Roman" w:hAnsi="Times New Roman" w:cs="Times New Roman"/>
+          <w:sz w:val="24"/>
+          <w:szCs w:val="24"/>
+          <w:lang w:eastAsia="es-ES"/>
+        </w:rPr>
+        <w:t xml:space="preserve"> </w:t>
+      </w:r>
+      <w:proofErr w:type="spellStart"/>
+      <w:r>
+        <w:rPr>
+          <w:rFonts w:ascii="Times New Roman" w:eastAsia="Times New Roman" w:hAnsi="Times New Roman" w:cs="Times New Roman"/>
+          <w:sz w:val="24"/>
+          <w:szCs w:val="24"/>
+          <w:lang w:eastAsia="es-ES"/>
+        </w:rPr>
+        <w:t>economy</w:t>
+      </w:r>
+      <w:proofErr w:type="spellEnd"/>
+      <w:r>
+        <w:rPr>
+          <w:rFonts w:ascii="Times New Roman" w:eastAsia="Times New Roman" w:hAnsi="Times New Roman" w:cs="Times New Roman"/>
+          <w:sz w:val="24"/>
+          <w:szCs w:val="24"/>
+          <w:lang w:eastAsia="es-ES"/>
+        </w:rPr>
+        <w:t xml:space="preserve"> </w:t>
+      </w:r>
+      <w:proofErr w:type="spellStart"/>
+      <w:r>
+        <w:rPr>
+          <w:rFonts w:ascii="Times New Roman" w:eastAsia="Times New Roman" w:hAnsi="Times New Roman" w:cs="Times New Roman"/>
+          <w:sz w:val="24"/>
+          <w:szCs w:val="24"/>
+          <w:lang w:eastAsia="es-ES"/>
+        </w:rPr>
+        <w:t>is</w:t>
+      </w:r>
+      <w:proofErr w:type="spellEnd"/>
+      <w:r>
+        <w:rPr>
+          <w:rFonts w:ascii="Times New Roman" w:eastAsia="Times New Roman" w:hAnsi="Times New Roman" w:cs="Times New Roman"/>
+          <w:sz w:val="24"/>
+          <w:szCs w:val="24"/>
+          <w:lang w:eastAsia="es-ES"/>
+        </w:rPr>
+        <w:t xml:space="preserve"> </w:t>
+      </w:r>
+      <w:proofErr w:type="spellStart"/>
+      <w:r>
+        <w:rPr>
+          <w:rFonts w:ascii="Times New Roman" w:eastAsia="Times New Roman" w:hAnsi="Times New Roman" w:cs="Times New Roman"/>
+          <w:sz w:val="24"/>
+          <w:szCs w:val="24"/>
+          <w:lang w:eastAsia="es-ES"/>
+        </w:rPr>
+        <w:t>growing</w:t>
+      </w:r>
+      <w:proofErr w:type="spellEnd"/>
+      <w:r>
+        <w:rPr>
+          <w:rFonts w:ascii="Times New Roman" w:eastAsia="Times New Roman" w:hAnsi="Times New Roman" w:cs="Times New Roman"/>
+          <w:sz w:val="24"/>
+          <w:szCs w:val="24"/>
+          <w:lang w:eastAsia="es-ES"/>
+        </w:rPr>
+        <w:t>. (Se dice que la economía está creciendo).</w:t>
+      </w:r>
+    </w:p>
+    <w:p>
+      <w:pPr>
+        <w:numPr>
+          <w:ilvl w:val="0"/>
+          <w:numId w:val="14"/>
+        </w:numPr>
+        <w:tabs>
+          <w:tab w:val="clear" w:pos="720"/>
+        </w:tabs>
+        <w:spacing w:before="100" w:beforeAutospacing="1" w:after="100" w:afterAutospacing="1" w:line="240" w:lineRule="auto"/>
+        <w:ind w:left="0" w:firstLine="0"/>
+        <w:outlineLvl w:val="2"/>
+        <w:rPr>
+          <w:rFonts w:ascii="Times New Roman" w:eastAsia="Times New Roman" w:hAnsi="Times New Roman" w:cs="Times New Roman"/>
+          <w:b/>
+          <w:bCs/>
+          <w:sz w:val="27"/>
+          <w:szCs w:val="27"/>
+          <w:lang w:eastAsia="es-ES"/>
+        </w:rPr>
+      </w:pPr>
+      <w:r>
+        <w:rPr>
+          <w:rFonts w:ascii="Times New Roman" w:eastAsia="Times New Roman" w:hAnsi="Times New Roman" w:cs="Times New Roman"/>
+          <w:b/>
+          <w:bCs/>
+          <w:sz w:val="27"/>
+          <w:szCs w:val="27"/>
+          <w:lang w:eastAsia="es-ES"/>
+        </w:rPr>
+        <w:t>Opción B: La estructura con Sujeto Real (La que da puntos de verdad)</w:t>
+      </w:r>
+    </w:p>
+    <w:p>
+      <w:pPr>
+        <w:numPr>
+          <w:ilvl w:val="0"/>
+          <w:numId w:val="16"/>
+        </w:numPr>
+        <w:spacing w:before="100" w:beforeAutospacing="1" w:after="100" w:afterAutospacing="1" w:line="240" w:lineRule="auto"/>
+        <w:rPr>
+          <w:rFonts w:ascii="Times New Roman" w:eastAsia="Times New Roman" w:hAnsi="Times New Roman" w:cs="Times New Roman"/>
+          <w:sz w:val="24"/>
+          <w:szCs w:val="24"/>
+          <w:highlight w:val="yellow"/>
+          <w:lang w:eastAsia="es-ES"/>
+        </w:rPr>
+      </w:pPr>
+      <w:r>
+        <w:rPr>
+          <w:rFonts w:ascii="Times New Roman" w:eastAsia="Times New Roman" w:hAnsi="Times New Roman" w:cs="Times New Roman"/>
+          <w:b/>
+          <w:bCs/>
+          <w:sz w:val="24"/>
+          <w:szCs w:val="24"/>
+          <w:highlight w:val="yellow"/>
+          <w:lang w:eastAsia="es-ES"/>
+        </w:rPr>
+        <w:t xml:space="preserve">Sujeto + </w:t>
+      </w:r>
+      <w:proofErr w:type="spellStart"/>
+      <w:r>
+        <w:rPr>
+          <w:rFonts w:ascii="Times New Roman" w:eastAsia="Times New Roman" w:hAnsi="Times New Roman" w:cs="Times New Roman"/>
+          <w:b/>
+          <w:bCs/>
+          <w:sz w:val="24"/>
+          <w:szCs w:val="24"/>
+          <w:highlight w:val="yellow"/>
+          <w:lang w:eastAsia="es-ES"/>
+        </w:rPr>
+        <w:t>is</w:t>
+      </w:r>
+      <w:proofErr w:type="spellEnd"/>
+      <w:r>
+        <w:rPr>
+          <w:rFonts w:ascii="Times New Roman" w:eastAsia="Times New Roman" w:hAnsi="Times New Roman" w:cs="Times New Roman"/>
+          <w:b/>
+          <w:bCs/>
+          <w:sz w:val="24"/>
+          <w:szCs w:val="24"/>
+          <w:highlight w:val="yellow"/>
+          <w:lang w:eastAsia="es-ES"/>
+        </w:rPr>
+        <w:t xml:space="preserve"> + dicho/creído + TO + infinitivo.</w:t>
+      </w:r>
+    </w:p>
+    <w:p>
+      <w:pPr>
+        <w:numPr>
+          <w:ilvl w:val="0"/>
+          <w:numId w:val="16"/>
+        </w:numPr>
+        <w:spacing w:before="100" w:beforeAutospacing="1" w:after="100" w:afterAutospacing="1" w:line="240" w:lineRule="auto"/>
+        <w:rPr>
+          <w:rFonts w:ascii="Times New Roman" w:eastAsia="Times New Roman" w:hAnsi="Times New Roman" w:cs="Times New Roman"/>
+          <w:sz w:val="24"/>
+          <w:szCs w:val="24"/>
+          <w:lang w:eastAsia="es-ES"/>
+        </w:rPr>
+      </w:pPr>
+      <w:proofErr w:type="spellStart"/>
+      <w:r>
+        <w:rPr>
+          <w:rFonts w:ascii="Times New Roman" w:eastAsia="Times New Roman" w:hAnsi="Times New Roman" w:cs="Times New Roman"/>
+          <w:i/>
+          <w:iCs/>
+          <w:sz w:val="24"/>
+          <w:szCs w:val="24"/>
+          <w:lang w:eastAsia="es-ES"/>
+        </w:rPr>
+        <w:t>The</w:t>
+      </w:r>
+      <w:proofErr w:type="spellEnd"/>
+      <w:r>
+        <w:rPr>
+          <w:rFonts w:ascii="Times New Roman" w:eastAsia="Times New Roman" w:hAnsi="Times New Roman" w:cs="Times New Roman"/>
+          <w:i/>
+          <w:iCs/>
+          <w:sz w:val="24"/>
+          <w:szCs w:val="24"/>
+          <w:lang w:eastAsia="es-ES"/>
+        </w:rPr>
+        <w:t xml:space="preserve"> mayor </w:t>
+      </w:r>
+      <w:proofErr w:type="spellStart"/>
+      <w:r>
+        <w:rPr>
+          <w:rFonts w:ascii="Times New Roman" w:eastAsia="Times New Roman" w:hAnsi="Times New Roman" w:cs="Times New Roman"/>
+          <w:b/>
+          <w:bCs/>
+          <w:i/>
+          <w:iCs/>
+          <w:sz w:val="24"/>
+          <w:szCs w:val="24"/>
+          <w:lang w:eastAsia="es-ES"/>
+        </w:rPr>
+        <w:t>is</w:t>
+      </w:r>
+      <w:proofErr w:type="spellEnd"/>
+      <w:r>
+        <w:rPr>
+          <w:rFonts w:ascii="Times New Roman" w:eastAsia="Times New Roman" w:hAnsi="Times New Roman" w:cs="Times New Roman"/>
+          <w:b/>
+          <w:bCs/>
+          <w:i/>
+          <w:iCs/>
+          <w:sz w:val="24"/>
+          <w:szCs w:val="24"/>
+          <w:lang w:eastAsia="es-ES"/>
+        </w:rPr>
+        <w:t xml:space="preserve"> </w:t>
+      </w:r>
+      <w:proofErr w:type="spellStart"/>
+      <w:r>
+        <w:rPr>
+          <w:rFonts w:ascii="Times New Roman" w:eastAsia="Times New Roman" w:hAnsi="Times New Roman" w:cs="Times New Roman"/>
+          <w:b/>
+          <w:bCs/>
+          <w:i/>
+          <w:iCs/>
+          <w:sz w:val="24"/>
+          <w:szCs w:val="24"/>
+          <w:lang w:eastAsia="es-ES"/>
+        </w:rPr>
+        <w:t>thought</w:t>
+      </w:r>
+      <w:proofErr w:type="spellEnd"/>
+      <w:r>
+        <w:rPr>
+          <w:rFonts w:ascii="Times New Roman" w:eastAsia="Times New Roman" w:hAnsi="Times New Roman" w:cs="Times New Roman"/>
+          <w:b/>
+          <w:bCs/>
+          <w:i/>
+          <w:iCs/>
+          <w:sz w:val="24"/>
+          <w:szCs w:val="24"/>
+          <w:lang w:eastAsia="es-ES"/>
+        </w:rPr>
+        <w:t xml:space="preserve"> </w:t>
+      </w:r>
+      <w:proofErr w:type="spellStart"/>
+      <w:r>
+        <w:rPr>
+          <w:rFonts w:ascii="Times New Roman" w:eastAsia="Times New Roman" w:hAnsi="Times New Roman" w:cs="Times New Roman"/>
+          <w:b/>
+          <w:bCs/>
+          <w:i/>
+          <w:iCs/>
+          <w:sz w:val="24"/>
+          <w:szCs w:val="24"/>
+          <w:lang w:eastAsia="es-ES"/>
+        </w:rPr>
+        <w:t>to</w:t>
+      </w:r>
+      <w:proofErr w:type="spellEnd"/>
+      <w:r>
+        <w:rPr>
+          <w:rFonts w:ascii="Times New Roman" w:eastAsia="Times New Roman" w:hAnsi="Times New Roman" w:cs="Times New Roman"/>
+          <w:b/>
+          <w:bCs/>
+          <w:i/>
+          <w:iCs/>
+          <w:sz w:val="24"/>
+          <w:szCs w:val="24"/>
+          <w:lang w:eastAsia="es-ES"/>
+        </w:rPr>
+        <w:t xml:space="preserve"> be</w:t>
+      </w:r>
+      <w:r>
+        <w:rPr>
+          <w:rFonts w:ascii="Times New Roman" w:eastAsia="Times New Roman" w:hAnsi="Times New Roman" w:cs="Times New Roman"/>
+          <w:i/>
+          <w:iCs/>
+          <w:sz w:val="24"/>
+          <w:szCs w:val="24"/>
+          <w:lang w:eastAsia="es-ES"/>
+        </w:rPr>
+        <w:t xml:space="preserve"> </w:t>
+      </w:r>
+      <w:proofErr w:type="spellStart"/>
+      <w:r>
+        <w:rPr>
+          <w:rFonts w:ascii="Times New Roman" w:eastAsia="Times New Roman" w:hAnsi="Times New Roman" w:cs="Times New Roman"/>
+          <w:i/>
+          <w:iCs/>
+          <w:sz w:val="24"/>
+          <w:szCs w:val="24"/>
+          <w:lang w:eastAsia="es-ES"/>
+        </w:rPr>
+        <w:t>corrupted</w:t>
+      </w:r>
+      <w:proofErr w:type="spellEnd"/>
+      <w:r>
+        <w:rPr>
+          <w:rFonts w:ascii="Times New Roman" w:eastAsia="Times New Roman" w:hAnsi="Times New Roman" w:cs="Times New Roman"/>
+          <w:i/>
+          <w:iCs/>
+          <w:sz w:val="24"/>
+          <w:szCs w:val="24"/>
+          <w:lang w:eastAsia="es-ES"/>
+        </w:rPr>
+        <w:t>.</w:t>
+      </w:r>
+      <w:r>
+        <w:rPr>
+          <w:rFonts w:ascii="Times New Roman" w:eastAsia="Times New Roman" w:hAnsi="Times New Roman" w:cs="Times New Roman"/>
+          <w:sz w:val="24"/>
+          <w:szCs w:val="24"/>
+          <w:lang w:eastAsia="es-ES"/>
+        </w:rPr>
+        <w:t xml:space="preserve"> (Se piensa que el alcalde es corrupto).</w:t>
+      </w:r>
+    </w:p>
+    <w:p>
+      <w:pPr>
+        <w:numPr>
+          <w:ilvl w:val="0"/>
+          <w:numId w:val="16"/>
+        </w:numPr>
+        <w:spacing w:before="100" w:beforeAutospacing="1" w:after="100" w:afterAutospacing="1" w:line="240" w:lineRule="auto"/>
+        <w:rPr>
+          <w:rFonts w:ascii="Times New Roman" w:eastAsia="Times New Roman" w:hAnsi="Times New Roman" w:cs="Times New Roman"/>
+          <w:sz w:val="24"/>
+          <w:szCs w:val="24"/>
+          <w:lang w:eastAsia="es-ES"/>
+        </w:rPr>
+      </w:pPr>
+      <w:r>
+        <w:rPr>
+          <w:rFonts w:ascii="Times New Roman" w:eastAsia="Times New Roman" w:hAnsi="Times New Roman" w:cs="Times New Roman"/>
+          <w:b/>
+          <w:bCs/>
+          <w:sz w:val="24"/>
+          <w:szCs w:val="24"/>
+          <w:lang w:eastAsia="es-ES"/>
+        </w:rPr>
+        <w:t>Si es pasado:</w:t>
+      </w:r>
+      <w:r>
+        <w:rPr>
+          <w:rFonts w:ascii="Times New Roman" w:eastAsia="Times New Roman" w:hAnsi="Times New Roman" w:cs="Times New Roman"/>
+          <w:sz w:val="24"/>
+          <w:szCs w:val="24"/>
+          <w:lang w:eastAsia="es-ES"/>
+        </w:rPr>
+        <w:t xml:space="preserve"> </w:t>
+      </w:r>
+      <w:r>
+        <w:rPr>
+          <w:rFonts w:ascii="Times New Roman" w:eastAsia="Times New Roman" w:hAnsi="Times New Roman" w:cs="Times New Roman"/>
+          <w:i/>
+          <w:iCs/>
+          <w:sz w:val="24"/>
+          <w:szCs w:val="24"/>
+          <w:lang w:eastAsia="es-ES"/>
+        </w:rPr>
+        <w:t xml:space="preserve">He </w:t>
+      </w:r>
+      <w:proofErr w:type="spellStart"/>
+      <w:r>
+        <w:rPr>
+          <w:rFonts w:ascii="Times New Roman" w:eastAsia="Times New Roman" w:hAnsi="Times New Roman" w:cs="Times New Roman"/>
+          <w:b/>
+          <w:bCs/>
+          <w:i/>
+          <w:iCs/>
+          <w:sz w:val="24"/>
+          <w:szCs w:val="24"/>
+          <w:lang w:eastAsia="es-ES"/>
+        </w:rPr>
+        <w:t>is</w:t>
+      </w:r>
+      <w:proofErr w:type="spellEnd"/>
+      <w:r>
+        <w:rPr>
+          <w:rFonts w:ascii="Times New Roman" w:eastAsia="Times New Roman" w:hAnsi="Times New Roman" w:cs="Times New Roman"/>
+          <w:b/>
+          <w:bCs/>
+          <w:i/>
+          <w:iCs/>
+          <w:sz w:val="24"/>
+          <w:szCs w:val="24"/>
+          <w:lang w:eastAsia="es-ES"/>
+        </w:rPr>
+        <w:t xml:space="preserve"> </w:t>
+      </w:r>
+      <w:proofErr w:type="spellStart"/>
+      <w:r>
+        <w:rPr>
+          <w:rFonts w:ascii="Times New Roman" w:eastAsia="Times New Roman" w:hAnsi="Times New Roman" w:cs="Times New Roman"/>
+          <w:b/>
+          <w:bCs/>
+          <w:i/>
+          <w:iCs/>
+          <w:sz w:val="24"/>
+          <w:szCs w:val="24"/>
+          <w:lang w:eastAsia="es-ES"/>
+        </w:rPr>
+        <w:t>believed</w:t>
+      </w:r>
+      <w:proofErr w:type="spellEnd"/>
+      <w:r>
+        <w:rPr>
+          <w:rFonts w:ascii="Times New Roman" w:eastAsia="Times New Roman" w:hAnsi="Times New Roman" w:cs="Times New Roman"/>
+          <w:b/>
+          <w:bCs/>
+          <w:i/>
+          <w:iCs/>
+          <w:sz w:val="24"/>
+          <w:szCs w:val="24"/>
+          <w:lang w:eastAsia="es-ES"/>
+        </w:rPr>
+        <w:t xml:space="preserve"> </w:t>
+      </w:r>
+      <w:proofErr w:type="spellStart"/>
+      <w:r>
+        <w:rPr>
+          <w:rFonts w:ascii="Times New Roman" w:eastAsia="Times New Roman" w:hAnsi="Times New Roman" w:cs="Times New Roman"/>
+          <w:b/>
+          <w:bCs/>
+          <w:i/>
+          <w:iCs/>
+          <w:sz w:val="24"/>
+          <w:szCs w:val="24"/>
+          <w:lang w:eastAsia="es-ES"/>
+        </w:rPr>
+        <w:t>to</w:t>
+      </w:r>
+      <w:proofErr w:type="spellEnd"/>
+      <w:r>
+        <w:rPr>
+          <w:rFonts w:ascii="Times New Roman" w:eastAsia="Times New Roman" w:hAnsi="Times New Roman" w:cs="Times New Roman"/>
+          <w:b/>
+          <w:bCs/>
+          <w:i/>
+          <w:iCs/>
+          <w:sz w:val="24"/>
+          <w:szCs w:val="24"/>
+          <w:lang w:eastAsia="es-ES"/>
+        </w:rPr>
+        <w:t xml:space="preserve"> </w:t>
+      </w:r>
+      <w:proofErr w:type="spellStart"/>
+      <w:r>
+        <w:rPr>
+          <w:rFonts w:ascii="Times New Roman" w:eastAsia="Times New Roman" w:hAnsi="Times New Roman" w:cs="Times New Roman"/>
+          <w:b/>
+          <w:bCs/>
+          <w:i/>
+          <w:iCs/>
+          <w:sz w:val="24"/>
+          <w:szCs w:val="24"/>
+          <w:lang w:eastAsia="es-ES"/>
+        </w:rPr>
+        <w:t>have</w:t>
+      </w:r>
+      <w:proofErr w:type="spellEnd"/>
+      <w:r>
+        <w:rPr>
+          <w:rFonts w:ascii="Times New Roman" w:eastAsia="Times New Roman" w:hAnsi="Times New Roman" w:cs="Times New Roman"/>
+          <w:b/>
+          <w:bCs/>
+          <w:i/>
+          <w:iCs/>
+          <w:sz w:val="24"/>
+          <w:szCs w:val="24"/>
+          <w:lang w:eastAsia="es-ES"/>
+        </w:rPr>
+        <w:t xml:space="preserve"> </w:t>
+      </w:r>
+      <w:proofErr w:type="spellStart"/>
+      <w:r>
+        <w:rPr>
+          <w:rFonts w:ascii="Times New Roman" w:eastAsia="Times New Roman" w:hAnsi="Times New Roman" w:cs="Times New Roman"/>
+          <w:b/>
+          <w:bCs/>
+          <w:i/>
+          <w:iCs/>
+          <w:sz w:val="24"/>
+          <w:szCs w:val="24"/>
+          <w:lang w:eastAsia="es-ES"/>
+        </w:rPr>
+        <w:t>escaped</w:t>
+      </w:r>
+      <w:proofErr w:type="spellEnd"/>
+      <w:r>
+        <w:rPr>
+          <w:rFonts w:ascii="Times New Roman" w:eastAsia="Times New Roman" w:hAnsi="Times New Roman" w:cs="Times New Roman"/>
+          <w:i/>
+          <w:iCs/>
+          <w:sz w:val="24"/>
+          <w:szCs w:val="24"/>
+          <w:lang w:eastAsia="es-ES"/>
+        </w:rPr>
+        <w:t>.</w:t>
+      </w:r>
+      <w:r>
+        <w:rPr>
+          <w:rFonts w:ascii="Times New Roman" w:eastAsia="Times New Roman" w:hAnsi="Times New Roman" w:cs="Times New Roman"/>
+          <w:sz w:val="24"/>
+          <w:szCs w:val="24"/>
+          <w:lang w:eastAsia="es-ES"/>
+        </w:rPr>
+        <w:t xml:space="preserve"> (Se cree que se escapó).</w:t>
+      </w:r>
+    </w:p>
+    <w:p>
+      <w:pPr>
+        <w:spacing w:after="0" w:line="240" w:lineRule="auto"/>
+        <w:rPr>
+          <w:rFonts w:ascii="Times New Roman" w:eastAsia="Times New Roman" w:hAnsi="Times New Roman" w:cs="Times New Roman"/>
+          <w:sz w:val="24"/>
+          <w:szCs w:val="24"/>
+          <w:lang w:eastAsia="es-ES"/>
+        </w:rPr>
+      </w:pPr>
+      <w:r>
+        <w:rPr>
+          <w:rFonts w:ascii="Times New Roman" w:eastAsia="Times New Roman" w:hAnsi="Times New Roman" w:cs="Times New Roman"/>
+          <w:sz w:val="24"/>
+          <w:szCs w:val="24"/>
+          <w:lang w:eastAsia="es-ES"/>
+        </w:rPr>
+        <w:pict w14:anchorId="08338A89">
+          <v:rect id="_x0000_i1038" style="width:0;height:1.5pt" o:hralign="center" o:hrstd="t" o:hr="t" fillcolor="#a0a0a0" stroked="f"/>
+        </w:pict>
+      </w:r>
+    </w:p>
+    <w:p>
+      <w:pPr>
+        <w:pStyle w:val="Ttulo2"/>
+        <w:rPr>
+          <w:rFonts w:eastAsia="Times New Roman"/>
+          <w:lang w:eastAsia="es-ES"/>
+        </w:rPr>
+      </w:pPr>
+      <w:r>
+        <w:rPr>
+          <w:rFonts w:eastAsia="Times New Roman"/>
+          <w:lang w:eastAsia="es-ES"/>
+        </w:rPr>
+        <w:t>¿Cómo usar esto para petarlo?</w:t>
+      </w:r>
+    </w:p>
+    <w:p>
+      <w:pPr>
+        <w:numPr>
+          <w:ilvl w:val="0"/>
+          <w:numId w:val="14"/>
+        </w:numPr>
+        <w:tabs>
+          <w:tab w:val="clear" w:pos="720"/>
+        </w:tabs>
+        <w:spacing w:before="100" w:beforeAutospacing="1" w:after="100" w:afterAutospacing="1" w:line="240" w:lineRule="auto"/>
+        <w:ind w:left="0" w:firstLine="0"/>
+        <w:outlineLvl w:val="2"/>
+        <w:rPr>
+          <w:rFonts w:ascii="Times New Roman" w:eastAsia="Times New Roman" w:hAnsi="Times New Roman" w:cs="Times New Roman"/>
+          <w:b/>
+          <w:bCs/>
+          <w:sz w:val="27"/>
+          <w:szCs w:val="27"/>
+          <w:lang w:eastAsia="es-ES"/>
+        </w:rPr>
+      </w:pPr>
+      <w:r>
+        <w:rPr>
+          <w:rFonts w:ascii="Times New Roman" w:eastAsia="Times New Roman" w:hAnsi="Times New Roman" w:cs="Times New Roman"/>
+          <w:b/>
+          <w:bCs/>
+          <w:sz w:val="27"/>
+          <w:szCs w:val="27"/>
+          <w:lang w:eastAsia="es-ES"/>
+        </w:rPr>
+        <w:t xml:space="preserve">En el </w:t>
+      </w:r>
+      <w:proofErr w:type="spellStart"/>
+      <w:r>
+        <w:rPr>
+          <w:rFonts w:ascii="Times New Roman" w:eastAsia="Times New Roman" w:hAnsi="Times New Roman" w:cs="Times New Roman"/>
+          <w:b/>
+          <w:bCs/>
+          <w:sz w:val="27"/>
+          <w:szCs w:val="27"/>
+          <w:lang w:eastAsia="es-ES"/>
+        </w:rPr>
+        <w:t>Writing</w:t>
+      </w:r>
+      <w:proofErr w:type="spellEnd"/>
+      <w:r>
+        <w:rPr>
+          <w:rFonts w:ascii="Times New Roman" w:eastAsia="Times New Roman" w:hAnsi="Times New Roman" w:cs="Times New Roman"/>
+          <w:b/>
+          <w:bCs/>
+          <w:sz w:val="27"/>
+          <w:szCs w:val="27"/>
+          <w:lang w:eastAsia="es-ES"/>
+        </w:rPr>
+        <w:t xml:space="preserve"> (Ensayos/Artículos)</w:t>
+      </w:r>
+    </w:p>
+    <w:p>
+      <w:pPr>
+        <w:spacing w:before="100" w:beforeAutospacing="1" w:after="100" w:afterAutospacing="1" w:line="240" w:lineRule="auto"/>
+        <w:rPr>
+          <w:rFonts w:ascii="Times New Roman" w:eastAsia="Times New Roman" w:hAnsi="Times New Roman" w:cs="Times New Roman"/>
+          <w:sz w:val="24"/>
+          <w:szCs w:val="24"/>
+          <w:lang w:eastAsia="es-ES"/>
+        </w:rPr>
+      </w:pPr>
+      <w:r>
+        <w:rPr>
+          <w:rFonts w:ascii="Times New Roman" w:eastAsia="Times New Roman" w:hAnsi="Times New Roman" w:cs="Times New Roman"/>
+          <w:sz w:val="24"/>
+          <w:szCs w:val="24"/>
+          <w:lang w:eastAsia="es-ES"/>
+        </w:rPr>
+        <w:t xml:space="preserve">No escribas </w:t>
+      </w:r>
+      <w:r>
+        <w:rPr>
+          <w:rFonts w:ascii="Times New Roman" w:eastAsia="Times New Roman" w:hAnsi="Times New Roman" w:cs="Times New Roman"/>
+          <w:i/>
+          <w:iCs/>
+          <w:sz w:val="24"/>
+          <w:szCs w:val="24"/>
+          <w:lang w:eastAsia="es-ES"/>
+        </w:rPr>
+        <w:t xml:space="preserve">"People </w:t>
+      </w:r>
+      <w:proofErr w:type="spellStart"/>
+      <w:r>
+        <w:rPr>
+          <w:rFonts w:ascii="Times New Roman" w:eastAsia="Times New Roman" w:hAnsi="Times New Roman" w:cs="Times New Roman"/>
+          <w:i/>
+          <w:iCs/>
+          <w:sz w:val="24"/>
+          <w:szCs w:val="24"/>
+          <w:lang w:eastAsia="es-ES"/>
+        </w:rPr>
+        <w:t>think</w:t>
+      </w:r>
+      <w:proofErr w:type="spellEnd"/>
+      <w:r>
+        <w:rPr>
+          <w:rFonts w:ascii="Times New Roman" w:eastAsia="Times New Roman" w:hAnsi="Times New Roman" w:cs="Times New Roman"/>
+          <w:i/>
+          <w:iCs/>
+          <w:sz w:val="24"/>
+          <w:szCs w:val="24"/>
+          <w:lang w:eastAsia="es-ES"/>
+        </w:rPr>
+        <w:t xml:space="preserve"> </w:t>
+      </w:r>
+      <w:proofErr w:type="spellStart"/>
+      <w:r>
+        <w:rPr>
+          <w:rFonts w:ascii="Times New Roman" w:eastAsia="Times New Roman" w:hAnsi="Times New Roman" w:cs="Times New Roman"/>
+          <w:i/>
+          <w:iCs/>
+          <w:sz w:val="24"/>
+          <w:szCs w:val="24"/>
+          <w:lang w:eastAsia="es-ES"/>
+        </w:rPr>
+        <w:t>that</w:t>
+      </w:r>
+      <w:proofErr w:type="spellEnd"/>
+      <w:r>
+        <w:rPr>
+          <w:rFonts w:ascii="Times New Roman" w:eastAsia="Times New Roman" w:hAnsi="Times New Roman" w:cs="Times New Roman"/>
+          <w:i/>
+          <w:iCs/>
+          <w:sz w:val="24"/>
+          <w:szCs w:val="24"/>
+          <w:lang w:eastAsia="es-ES"/>
+        </w:rPr>
+        <w:t xml:space="preserve"> social media </w:t>
+      </w:r>
+      <w:proofErr w:type="spellStart"/>
+      <w:r>
+        <w:rPr>
+          <w:rFonts w:ascii="Times New Roman" w:eastAsia="Times New Roman" w:hAnsi="Times New Roman" w:cs="Times New Roman"/>
+          <w:i/>
+          <w:iCs/>
+          <w:sz w:val="24"/>
+          <w:szCs w:val="24"/>
+          <w:lang w:eastAsia="es-ES"/>
+        </w:rPr>
+        <w:t>is</w:t>
+      </w:r>
+      <w:proofErr w:type="spellEnd"/>
+      <w:r>
+        <w:rPr>
+          <w:rFonts w:ascii="Times New Roman" w:eastAsia="Times New Roman" w:hAnsi="Times New Roman" w:cs="Times New Roman"/>
+          <w:i/>
+          <w:iCs/>
+          <w:sz w:val="24"/>
+          <w:szCs w:val="24"/>
+          <w:lang w:eastAsia="es-ES"/>
+        </w:rPr>
+        <w:t xml:space="preserve"> </w:t>
+      </w:r>
+      <w:proofErr w:type="spellStart"/>
+      <w:r>
+        <w:rPr>
+          <w:rFonts w:ascii="Times New Roman" w:eastAsia="Times New Roman" w:hAnsi="Times New Roman" w:cs="Times New Roman"/>
+          <w:i/>
+          <w:iCs/>
+          <w:sz w:val="24"/>
+          <w:szCs w:val="24"/>
+          <w:lang w:eastAsia="es-ES"/>
+        </w:rPr>
+        <w:t>dangerous</w:t>
+      </w:r>
+      <w:proofErr w:type="spellEnd"/>
+      <w:r>
+        <w:rPr>
+          <w:rFonts w:ascii="Times New Roman" w:eastAsia="Times New Roman" w:hAnsi="Times New Roman" w:cs="Times New Roman"/>
+          <w:i/>
+          <w:iCs/>
+          <w:sz w:val="24"/>
+          <w:szCs w:val="24"/>
+          <w:lang w:eastAsia="es-ES"/>
+        </w:rPr>
+        <w:t>"</w:t>
+      </w:r>
+      <w:r>
+        <w:rPr>
+          <w:rFonts w:ascii="Times New Roman" w:eastAsia="Times New Roman" w:hAnsi="Times New Roman" w:cs="Times New Roman"/>
+          <w:sz w:val="24"/>
+          <w:szCs w:val="24"/>
+          <w:lang w:eastAsia="es-ES"/>
+        </w:rPr>
+        <w:t>. Escribe:</w:t>
+      </w:r>
+    </w:p>
+    <w:p>
+      <w:pPr>
+        <w:spacing w:beforeAutospacing="1" w:after="100" w:afterAutospacing="1" w:line="240" w:lineRule="auto"/>
+        <w:rPr>
+          <w:rFonts w:ascii="Times New Roman" w:eastAsia="Times New Roman" w:hAnsi="Times New Roman" w:cs="Times New Roman"/>
+          <w:sz w:val="24"/>
+          <w:szCs w:val="24"/>
+          <w:lang w:eastAsia="es-ES"/>
+        </w:rPr>
+      </w:pPr>
+      <w:r>
+        <w:rPr>
+          <w:rFonts w:ascii="Times New Roman" w:eastAsia="Times New Roman" w:hAnsi="Times New Roman" w:cs="Times New Roman"/>
+          <w:i/>
+          <w:iCs/>
+          <w:sz w:val="24"/>
+          <w:szCs w:val="24"/>
+          <w:lang w:eastAsia="es-ES"/>
+        </w:rPr>
+        <w:t xml:space="preserve">"Social media </w:t>
+      </w:r>
+      <w:proofErr w:type="spellStart"/>
+      <w:r>
+        <w:rPr>
+          <w:rFonts w:ascii="Times New Roman" w:eastAsia="Times New Roman" w:hAnsi="Times New Roman" w:cs="Times New Roman"/>
+          <w:b/>
+          <w:bCs/>
+          <w:i/>
+          <w:iCs/>
+          <w:sz w:val="24"/>
+          <w:szCs w:val="24"/>
+          <w:lang w:eastAsia="es-ES"/>
+        </w:rPr>
+        <w:t>is</w:t>
+      </w:r>
+      <w:proofErr w:type="spellEnd"/>
+      <w:r>
+        <w:rPr>
+          <w:rFonts w:ascii="Times New Roman" w:eastAsia="Times New Roman" w:hAnsi="Times New Roman" w:cs="Times New Roman"/>
+          <w:b/>
+          <w:bCs/>
+          <w:i/>
+          <w:iCs/>
+          <w:sz w:val="24"/>
+          <w:szCs w:val="24"/>
+          <w:lang w:eastAsia="es-ES"/>
+        </w:rPr>
+        <w:t xml:space="preserve"> </w:t>
+      </w:r>
+      <w:proofErr w:type="spellStart"/>
+      <w:r>
+        <w:rPr>
+          <w:rFonts w:ascii="Times New Roman" w:eastAsia="Times New Roman" w:hAnsi="Times New Roman" w:cs="Times New Roman"/>
+          <w:b/>
+          <w:bCs/>
+          <w:i/>
+          <w:iCs/>
+          <w:sz w:val="24"/>
+          <w:szCs w:val="24"/>
+          <w:lang w:eastAsia="es-ES"/>
+        </w:rPr>
+        <w:t>widely</w:t>
+      </w:r>
+      <w:proofErr w:type="spellEnd"/>
+      <w:r>
+        <w:rPr>
+          <w:rFonts w:ascii="Times New Roman" w:eastAsia="Times New Roman" w:hAnsi="Times New Roman" w:cs="Times New Roman"/>
+          <w:b/>
+          <w:bCs/>
+          <w:i/>
+          <w:iCs/>
+          <w:sz w:val="24"/>
+          <w:szCs w:val="24"/>
+          <w:lang w:eastAsia="es-ES"/>
+        </w:rPr>
+        <w:t xml:space="preserve"> </w:t>
+      </w:r>
+      <w:proofErr w:type="spellStart"/>
+      <w:r>
+        <w:rPr>
+          <w:rFonts w:ascii="Times New Roman" w:eastAsia="Times New Roman" w:hAnsi="Times New Roman" w:cs="Times New Roman"/>
+          <w:b/>
+          <w:bCs/>
+          <w:i/>
+          <w:iCs/>
+          <w:sz w:val="24"/>
+          <w:szCs w:val="24"/>
+          <w:lang w:eastAsia="es-ES"/>
+        </w:rPr>
+        <w:t>considered</w:t>
+      </w:r>
+      <w:proofErr w:type="spellEnd"/>
+      <w:r>
+        <w:rPr>
+          <w:rFonts w:ascii="Times New Roman" w:eastAsia="Times New Roman" w:hAnsi="Times New Roman" w:cs="Times New Roman"/>
+          <w:b/>
+          <w:bCs/>
+          <w:i/>
+          <w:iCs/>
+          <w:sz w:val="24"/>
+          <w:szCs w:val="24"/>
+          <w:lang w:eastAsia="es-ES"/>
+        </w:rPr>
+        <w:t xml:space="preserve"> </w:t>
+      </w:r>
+      <w:proofErr w:type="spellStart"/>
+      <w:r>
+        <w:rPr>
+          <w:rFonts w:ascii="Times New Roman" w:eastAsia="Times New Roman" w:hAnsi="Times New Roman" w:cs="Times New Roman"/>
+          <w:b/>
+          <w:bCs/>
+          <w:i/>
+          <w:iCs/>
+          <w:sz w:val="24"/>
+          <w:szCs w:val="24"/>
+          <w:lang w:eastAsia="es-ES"/>
+        </w:rPr>
+        <w:t>to</w:t>
+      </w:r>
+      <w:proofErr w:type="spellEnd"/>
+      <w:r>
+        <w:rPr>
+          <w:rFonts w:ascii="Times New Roman" w:eastAsia="Times New Roman" w:hAnsi="Times New Roman" w:cs="Times New Roman"/>
+          <w:b/>
+          <w:bCs/>
+          <w:i/>
+          <w:iCs/>
+          <w:sz w:val="24"/>
+          <w:szCs w:val="24"/>
+          <w:lang w:eastAsia="es-ES"/>
+        </w:rPr>
+        <w:t xml:space="preserve"> be</w:t>
+      </w:r>
+      <w:r>
+        <w:rPr>
+          <w:rFonts w:ascii="Times New Roman" w:eastAsia="Times New Roman" w:hAnsi="Times New Roman" w:cs="Times New Roman"/>
+          <w:i/>
+          <w:iCs/>
+          <w:sz w:val="24"/>
+          <w:szCs w:val="24"/>
+          <w:lang w:eastAsia="es-ES"/>
+        </w:rPr>
+        <w:t xml:space="preserve"> </w:t>
+      </w:r>
+      <w:proofErr w:type="spellStart"/>
+      <w:r>
+        <w:rPr>
+          <w:rFonts w:ascii="Times New Roman" w:eastAsia="Times New Roman" w:hAnsi="Times New Roman" w:cs="Times New Roman"/>
+          <w:i/>
+          <w:iCs/>
+          <w:sz w:val="24"/>
+          <w:szCs w:val="24"/>
+          <w:lang w:eastAsia="es-ES"/>
+        </w:rPr>
+        <w:t>dangerous</w:t>
+      </w:r>
+      <w:proofErr w:type="spellEnd"/>
+      <w:r>
+        <w:rPr>
+          <w:rFonts w:ascii="Times New Roman" w:eastAsia="Times New Roman" w:hAnsi="Times New Roman" w:cs="Times New Roman"/>
+          <w:i/>
+          <w:iCs/>
+          <w:sz w:val="24"/>
+          <w:szCs w:val="24"/>
+          <w:lang w:eastAsia="es-ES"/>
+        </w:rPr>
+        <w:t xml:space="preserve"> </w:t>
+      </w:r>
+      <w:proofErr w:type="spellStart"/>
+      <w:r>
+        <w:rPr>
+          <w:rFonts w:ascii="Times New Roman" w:eastAsia="Times New Roman" w:hAnsi="Times New Roman" w:cs="Times New Roman"/>
+          <w:i/>
+          <w:iCs/>
+          <w:sz w:val="24"/>
+          <w:szCs w:val="24"/>
+          <w:lang w:eastAsia="es-ES"/>
+        </w:rPr>
+        <w:t>for</w:t>
+      </w:r>
+      <w:proofErr w:type="spellEnd"/>
+      <w:r>
+        <w:rPr>
+          <w:rFonts w:ascii="Times New Roman" w:eastAsia="Times New Roman" w:hAnsi="Times New Roman" w:cs="Times New Roman"/>
+          <w:i/>
+          <w:iCs/>
+          <w:sz w:val="24"/>
+          <w:szCs w:val="24"/>
+          <w:lang w:eastAsia="es-ES"/>
+        </w:rPr>
+        <w:t xml:space="preserve"> </w:t>
+      </w:r>
+      <w:proofErr w:type="spellStart"/>
+      <w:r>
+        <w:rPr>
+          <w:rFonts w:ascii="Times New Roman" w:eastAsia="Times New Roman" w:hAnsi="Times New Roman" w:cs="Times New Roman"/>
+          <w:i/>
+          <w:iCs/>
+          <w:sz w:val="24"/>
+          <w:szCs w:val="24"/>
+          <w:lang w:eastAsia="es-ES"/>
+        </w:rPr>
+        <w:t>teenagers</w:t>
+      </w:r>
+      <w:proofErr w:type="spellEnd"/>
+      <w:r>
+        <w:rPr>
+          <w:rFonts w:ascii="Times New Roman" w:eastAsia="Times New Roman" w:hAnsi="Times New Roman" w:cs="Times New Roman"/>
+          <w:i/>
+          <w:iCs/>
+          <w:sz w:val="24"/>
+          <w:szCs w:val="24"/>
+          <w:lang w:eastAsia="es-ES"/>
+        </w:rPr>
+        <w:t>."</w:t>
+      </w:r>
+      <w:r>
+        <w:rPr>
+          <w:rFonts w:ascii="Times New Roman" w:eastAsia="Times New Roman" w:hAnsi="Times New Roman" w:cs="Times New Roman"/>
+          <w:sz w:val="24"/>
+          <w:szCs w:val="24"/>
+          <w:lang w:eastAsia="es-ES"/>
+        </w:rPr>
+        <w:t xml:space="preserve"> (Esto es un B2.2 de libro).</w:t>
+      </w:r>
+    </w:p>
+    <w:p>
+      <w:pPr>
+        <w:numPr>
+          <w:ilvl w:val="0"/>
+          <w:numId w:val="14"/>
+        </w:numPr>
+        <w:tabs>
+          <w:tab w:val="clear" w:pos="720"/>
+        </w:tabs>
+        <w:spacing w:before="100" w:beforeAutospacing="1" w:after="100" w:afterAutospacing="1" w:line="240" w:lineRule="auto"/>
+        <w:ind w:left="0" w:firstLine="0"/>
+        <w:outlineLvl w:val="2"/>
+        <w:rPr>
+          <w:rFonts w:ascii="Times New Roman" w:eastAsia="Times New Roman" w:hAnsi="Times New Roman" w:cs="Times New Roman"/>
+          <w:b/>
+          <w:bCs/>
+          <w:sz w:val="27"/>
+          <w:szCs w:val="27"/>
+          <w:lang w:eastAsia="es-ES"/>
+        </w:rPr>
+      </w:pPr>
+      <w:r>
+        <w:rPr>
+          <w:rFonts w:ascii="Times New Roman" w:eastAsia="Times New Roman" w:hAnsi="Times New Roman" w:cs="Times New Roman"/>
+          <w:b/>
+          <w:bCs/>
+          <w:sz w:val="27"/>
+          <w:szCs w:val="27"/>
+          <w:lang w:eastAsia="es-ES"/>
+        </w:rPr>
+        <w:t xml:space="preserve">En el </w:t>
+      </w:r>
+      <w:proofErr w:type="spellStart"/>
+      <w:r>
+        <w:rPr>
+          <w:rFonts w:ascii="Times New Roman" w:eastAsia="Times New Roman" w:hAnsi="Times New Roman" w:cs="Times New Roman"/>
+          <w:b/>
+          <w:bCs/>
+          <w:sz w:val="27"/>
+          <w:szCs w:val="27"/>
+          <w:lang w:eastAsia="es-ES"/>
+        </w:rPr>
+        <w:t>Speaking</w:t>
+      </w:r>
+      <w:proofErr w:type="spellEnd"/>
+      <w:r>
+        <w:rPr>
+          <w:rFonts w:ascii="Times New Roman" w:eastAsia="Times New Roman" w:hAnsi="Times New Roman" w:cs="Times New Roman"/>
+          <w:b/>
+          <w:bCs/>
+          <w:sz w:val="27"/>
+          <w:szCs w:val="27"/>
+          <w:lang w:eastAsia="es-ES"/>
+        </w:rPr>
+        <w:t xml:space="preserve"> (Mediación o Monólogo)</w:t>
+      </w:r>
+    </w:p>
+    <w:p>
+      <w:pPr>
+        <w:spacing w:before="100" w:beforeAutospacing="1" w:after="100" w:afterAutospacing="1" w:line="240" w:lineRule="auto"/>
+        <w:rPr>
+          <w:rFonts w:ascii="Times New Roman" w:eastAsia="Times New Roman" w:hAnsi="Times New Roman" w:cs="Times New Roman"/>
+          <w:sz w:val="24"/>
+          <w:szCs w:val="24"/>
+          <w:lang w:eastAsia="es-ES"/>
+        </w:rPr>
+      </w:pPr>
+      <w:r>
+        <w:rPr>
+          <w:rFonts w:ascii="Times New Roman" w:eastAsia="Times New Roman" w:hAnsi="Times New Roman" w:cs="Times New Roman"/>
+          <w:sz w:val="24"/>
+          <w:szCs w:val="24"/>
+          <w:lang w:eastAsia="es-ES"/>
+        </w:rPr>
+        <w:lastRenderedPageBreak/>
+        <w:t>Si tienes que hablar de una noticia o un rumor:</w:t>
+      </w:r>
+    </w:p>
+    <w:p>
+      <w:pPr>
+        <w:numPr>
+          <w:ilvl w:val="0"/>
+          <w:numId w:val="17"/>
+        </w:numPr>
+        <w:spacing w:before="100" w:beforeAutospacing="1" w:after="100" w:afterAutospacing="1" w:line="240" w:lineRule="auto"/>
+        <w:rPr>
+          <w:rFonts w:ascii="Times New Roman" w:eastAsia="Times New Roman" w:hAnsi="Times New Roman" w:cs="Times New Roman"/>
+          <w:sz w:val="24"/>
+          <w:szCs w:val="24"/>
+          <w:lang w:eastAsia="es-ES"/>
+        </w:rPr>
+      </w:pPr>
+      <w:r>
+        <w:rPr>
+          <w:rFonts w:ascii="Times New Roman" w:eastAsia="Times New Roman" w:hAnsi="Times New Roman" w:cs="Times New Roman"/>
+          <w:i/>
+          <w:iCs/>
+          <w:sz w:val="24"/>
+          <w:szCs w:val="24"/>
+          <w:lang w:eastAsia="es-ES"/>
+        </w:rPr>
+        <w:t>"</w:t>
+      </w:r>
+      <w:proofErr w:type="spellStart"/>
+      <w:r>
+        <w:rPr>
+          <w:rFonts w:ascii="Times New Roman" w:eastAsia="Times New Roman" w:hAnsi="Times New Roman" w:cs="Times New Roman"/>
+          <w:i/>
+          <w:iCs/>
+          <w:sz w:val="24"/>
+          <w:szCs w:val="24"/>
+          <w:lang w:eastAsia="es-ES"/>
+        </w:rPr>
+        <w:t>It</w:t>
+      </w:r>
+      <w:proofErr w:type="spellEnd"/>
+      <w:r>
+        <w:rPr>
+          <w:rFonts w:ascii="Times New Roman" w:eastAsia="Times New Roman" w:hAnsi="Times New Roman" w:cs="Times New Roman"/>
+          <w:i/>
+          <w:iCs/>
+          <w:sz w:val="24"/>
+          <w:szCs w:val="24"/>
+          <w:lang w:eastAsia="es-ES"/>
+        </w:rPr>
+        <w:t xml:space="preserve"> </w:t>
+      </w:r>
+      <w:proofErr w:type="spellStart"/>
+      <w:r>
+        <w:rPr>
+          <w:rFonts w:ascii="Times New Roman" w:eastAsia="Times New Roman" w:hAnsi="Times New Roman" w:cs="Times New Roman"/>
+          <w:b/>
+          <w:bCs/>
+          <w:i/>
+          <w:iCs/>
+          <w:sz w:val="24"/>
+          <w:szCs w:val="24"/>
+          <w:lang w:eastAsia="es-ES"/>
+        </w:rPr>
+        <w:t>is</w:t>
+      </w:r>
+      <w:proofErr w:type="spellEnd"/>
+      <w:r>
+        <w:rPr>
+          <w:rFonts w:ascii="Times New Roman" w:eastAsia="Times New Roman" w:hAnsi="Times New Roman" w:cs="Times New Roman"/>
+          <w:b/>
+          <w:bCs/>
+          <w:i/>
+          <w:iCs/>
+          <w:sz w:val="24"/>
+          <w:szCs w:val="24"/>
+          <w:lang w:eastAsia="es-ES"/>
+        </w:rPr>
+        <w:t xml:space="preserve"> </w:t>
+      </w:r>
+      <w:proofErr w:type="spellStart"/>
+      <w:r>
+        <w:rPr>
+          <w:rFonts w:ascii="Times New Roman" w:eastAsia="Times New Roman" w:hAnsi="Times New Roman" w:cs="Times New Roman"/>
+          <w:b/>
+          <w:bCs/>
+          <w:i/>
+          <w:iCs/>
+          <w:sz w:val="24"/>
+          <w:szCs w:val="24"/>
+          <w:lang w:eastAsia="es-ES"/>
+        </w:rPr>
+        <w:t>reported</w:t>
+      </w:r>
+      <w:proofErr w:type="spellEnd"/>
+      <w:r>
+        <w:rPr>
+          <w:rFonts w:ascii="Times New Roman" w:eastAsia="Times New Roman" w:hAnsi="Times New Roman" w:cs="Times New Roman"/>
+          <w:b/>
+          <w:bCs/>
+          <w:i/>
+          <w:iCs/>
+          <w:sz w:val="24"/>
+          <w:szCs w:val="24"/>
+          <w:lang w:eastAsia="es-ES"/>
+        </w:rPr>
+        <w:t xml:space="preserve"> </w:t>
+      </w:r>
+      <w:proofErr w:type="spellStart"/>
+      <w:r>
+        <w:rPr>
+          <w:rFonts w:ascii="Times New Roman" w:eastAsia="Times New Roman" w:hAnsi="Times New Roman" w:cs="Times New Roman"/>
+          <w:b/>
+          <w:bCs/>
+          <w:i/>
+          <w:iCs/>
+          <w:sz w:val="24"/>
+          <w:szCs w:val="24"/>
+          <w:lang w:eastAsia="es-ES"/>
+        </w:rPr>
+        <w:t>that</w:t>
+      </w:r>
+      <w:proofErr w:type="spellEnd"/>
+      <w:r>
+        <w:rPr>
+          <w:rFonts w:ascii="Times New Roman" w:eastAsia="Times New Roman" w:hAnsi="Times New Roman" w:cs="Times New Roman"/>
+          <w:i/>
+          <w:iCs/>
+          <w:sz w:val="24"/>
+          <w:szCs w:val="24"/>
+          <w:lang w:eastAsia="es-ES"/>
+        </w:rPr>
+        <w:t xml:space="preserve"> </w:t>
+      </w:r>
+      <w:proofErr w:type="spellStart"/>
+      <w:r>
+        <w:rPr>
+          <w:rFonts w:ascii="Times New Roman" w:eastAsia="Times New Roman" w:hAnsi="Times New Roman" w:cs="Times New Roman"/>
+          <w:i/>
+          <w:iCs/>
+          <w:sz w:val="24"/>
+          <w:szCs w:val="24"/>
+          <w:lang w:eastAsia="es-ES"/>
+        </w:rPr>
+        <w:t>the</w:t>
+      </w:r>
+      <w:proofErr w:type="spellEnd"/>
+      <w:r>
+        <w:rPr>
+          <w:rFonts w:ascii="Times New Roman" w:eastAsia="Times New Roman" w:hAnsi="Times New Roman" w:cs="Times New Roman"/>
+          <w:i/>
+          <w:iCs/>
+          <w:sz w:val="24"/>
+          <w:szCs w:val="24"/>
+          <w:lang w:eastAsia="es-ES"/>
+        </w:rPr>
+        <w:t xml:space="preserve"> strike </w:t>
+      </w:r>
+      <w:proofErr w:type="spellStart"/>
+      <w:r>
+        <w:rPr>
+          <w:rFonts w:ascii="Times New Roman" w:eastAsia="Times New Roman" w:hAnsi="Times New Roman" w:cs="Times New Roman"/>
+          <w:i/>
+          <w:iCs/>
+          <w:sz w:val="24"/>
+          <w:szCs w:val="24"/>
+          <w:lang w:eastAsia="es-ES"/>
+        </w:rPr>
+        <w:t>will</w:t>
+      </w:r>
+      <w:proofErr w:type="spellEnd"/>
+      <w:r>
+        <w:rPr>
+          <w:rFonts w:ascii="Times New Roman" w:eastAsia="Times New Roman" w:hAnsi="Times New Roman" w:cs="Times New Roman"/>
+          <w:i/>
+          <w:iCs/>
+          <w:sz w:val="24"/>
+          <w:szCs w:val="24"/>
+          <w:lang w:eastAsia="es-ES"/>
+        </w:rPr>
+        <w:t xml:space="preserve"> continue </w:t>
+      </w:r>
+      <w:proofErr w:type="spellStart"/>
+      <w:r>
+        <w:rPr>
+          <w:rFonts w:ascii="Times New Roman" w:eastAsia="Times New Roman" w:hAnsi="Times New Roman" w:cs="Times New Roman"/>
+          <w:i/>
+          <w:iCs/>
+          <w:sz w:val="24"/>
+          <w:szCs w:val="24"/>
+          <w:lang w:eastAsia="es-ES"/>
+        </w:rPr>
+        <w:t>next</w:t>
+      </w:r>
+      <w:proofErr w:type="spellEnd"/>
+      <w:r>
+        <w:rPr>
+          <w:rFonts w:ascii="Times New Roman" w:eastAsia="Times New Roman" w:hAnsi="Times New Roman" w:cs="Times New Roman"/>
+          <w:i/>
+          <w:iCs/>
+          <w:sz w:val="24"/>
+          <w:szCs w:val="24"/>
+          <w:lang w:eastAsia="es-ES"/>
+        </w:rPr>
+        <w:t xml:space="preserve"> </w:t>
+      </w:r>
+      <w:proofErr w:type="spellStart"/>
+      <w:r>
+        <w:rPr>
+          <w:rFonts w:ascii="Times New Roman" w:eastAsia="Times New Roman" w:hAnsi="Times New Roman" w:cs="Times New Roman"/>
+          <w:i/>
+          <w:iCs/>
+          <w:sz w:val="24"/>
+          <w:szCs w:val="24"/>
+          <w:lang w:eastAsia="es-ES"/>
+        </w:rPr>
+        <w:t>week</w:t>
+      </w:r>
+      <w:proofErr w:type="spellEnd"/>
+      <w:r>
+        <w:rPr>
+          <w:rFonts w:ascii="Times New Roman" w:eastAsia="Times New Roman" w:hAnsi="Times New Roman" w:cs="Times New Roman"/>
+          <w:i/>
+          <w:iCs/>
+          <w:sz w:val="24"/>
+          <w:szCs w:val="24"/>
+          <w:lang w:eastAsia="es-ES"/>
+        </w:rPr>
+        <w:t>."</w:t>
       </w:r>
     </w:p>
     <w:p/>
@@ -2531,6 +8526,453 @@
 <file path=word/numbering.xml><?xml version="1.0" encoding="utf-8"?>
 <w:numbering xmlns:wpc="http://schemas.microsoft.com/office/word/2010/wordprocessingCanvas" xmlns:cx="http://schemas.microsoft.com/office/drawing/2014/chartex" xmlns:cx1="http://schemas.microsoft.com/office/drawing/2015/9/8/chartex" xmlns:cx2="http://schemas.microsoft.com/office/drawing/2015/10/21/chartex" xmlns:cx3="http://schemas.microsoft.com/office/drawing/2016/5/9/chartex" xmlns:cx4="http://schemas.microsoft.com/office/drawing/2016/5/10/chartex" xmlns:cx5="http://schemas.microsoft.com/office/drawing/2016/5/11/chartex" xmlns:cx6="http://schemas.microsoft.com/office/drawing/2016/5/12/chartex" xmlns:cx7="http://schemas.microsoft.com/office/drawing/2016/5/13/chartex" xmlns:cx8="http://schemas.microsoft.com/office/drawing/2016/5/14/chartex" xmlns:mc="http://schemas.openxmlformats.org/markup-compatibility/2006" xmlns:aink="http://schemas.microsoft.com/office/drawing/2016/ink" xmlns:am3d="http://schemas.microsoft.com/office/drawing/2017/model3d" xmlns:o="urn:schemas-microsoft-com:office:office" xmlns:r="http://schemas.openxmlformats.org/officeDocument/2006/relationships" xmlns:m="http://schemas.openxmlformats.org/officeDocument/2006/math" xmlns:v="urn:schemas-microsoft-com:vml" xmlns:wp14="http://schemas.microsoft.com/office/word/2010/wordprocessingDrawing" xmlns:wp="http://schemas.openxmlformats.org/drawingml/2006/wordprocessingDrawing" xmlns:w10="urn:schemas-microsoft-com:office:word" xmlns:w="http://schemas.openxmlformats.org/wordprocessingml/2006/main" xmlns:w14="http://schemas.microsoft.com/office/word/2010/wordml" xmlns:w15="http://schemas.microsoft.com/office/word/2012/wordml" xmlns:w16cex="http://schemas.microsoft.com/office/word/2018/wordml/cex" xmlns:w16cid="http://schemas.microsoft.com/office/word/2016/wordml/cid" xmlns:w16="http://schemas.microsoft.com/office/word/2018/wordml" xmlns:w16sdtdh="http://schemas.microsoft.com/office/word/2020/wordml/sdtdatahash" xmlns:w16se="http://schemas.microsoft.com/office/word/2015/wordml/symex" xmlns:wpg="http://schemas.microsoft.com/office/word/2010/wordprocessingGroup" xmlns:wpi="http://schemas.microsoft.com/office/word/2010/wordprocessingInk" xmlns:wne="http://schemas.microsoft.com/office/word/2006/wordml" xmlns:wps="http://schemas.microsoft.com/office/word/2010/wordprocessingShape" mc:Ignorable="w14 w15 w16se w16cid w16 w16cex w16sdtdh wp14">
   <w:abstractNum w:abstractNumId="0" w15:restartNumberingAfterBreak="0">
+    <w:nsid w:val="08AC5ED3"/>
+    <w:multiLevelType w:val="multilevel"/>
+    <w:tmpl w:val="36F4BAF8"/>
+    <w:lvl w:ilvl="0">
+      <w:start w:val="1"/>
+      <w:numFmt w:val="bullet"/>
+      <w:lvlText w:val=""/>
+      <w:lvlJc w:val="left"/>
+      <w:pPr>
+        <w:tabs>
+          <w:tab w:val="num" w:pos="720"/>
+        </w:tabs>
+        <w:ind w:left="720" w:hanging="360"/>
+      </w:pPr>
+      <w:rPr>
+        <w:rFonts w:ascii="Symbol" w:hAnsi="Symbol" w:hint="default"/>
+        <w:sz w:val="20"/>
+      </w:rPr>
+    </w:lvl>
+    <w:lvl w:ilvl="1">
+      <w:start w:val="1"/>
+      <w:numFmt w:val="bullet"/>
+      <w:lvlText w:val="o"/>
+      <w:lvlJc w:val="left"/>
+      <w:pPr>
+        <w:tabs>
+          <w:tab w:val="num" w:pos="1440"/>
+        </w:tabs>
+        <w:ind w:left="1440" w:hanging="360"/>
+      </w:pPr>
+      <w:rPr>
+        <w:rFonts w:ascii="Courier New" w:hAnsi="Courier New" w:hint="default"/>
+        <w:sz w:val="20"/>
+      </w:rPr>
+    </w:lvl>
+    <w:lvl w:ilvl="2" w:tentative="1">
+      <w:start w:val="1"/>
+      <w:numFmt w:val="bullet"/>
+      <w:lvlText w:val=""/>
+      <w:lvlJc w:val="left"/>
+      <w:pPr>
+        <w:tabs>
+          <w:tab w:val="num" w:pos="2160"/>
+        </w:tabs>
+        <w:ind w:left="2160" w:hanging="360"/>
+      </w:pPr>
+      <w:rPr>
+        <w:rFonts w:ascii="Wingdings" w:hAnsi="Wingdings" w:hint="default"/>
+        <w:sz w:val="20"/>
+      </w:rPr>
+    </w:lvl>
+    <w:lvl w:ilvl="3" w:tentative="1">
+      <w:start w:val="1"/>
+      <w:numFmt w:val="bullet"/>
+      <w:lvlText w:val=""/>
+      <w:lvlJc w:val="left"/>
+      <w:pPr>
+        <w:tabs>
+          <w:tab w:val="num" w:pos="2880"/>
+        </w:tabs>
+        <w:ind w:left="2880" w:hanging="360"/>
+      </w:pPr>
+      <w:rPr>
+        <w:rFonts w:ascii="Wingdings" w:hAnsi="Wingdings" w:hint="default"/>
+        <w:sz w:val="20"/>
+      </w:rPr>
+    </w:lvl>
+    <w:lvl w:ilvl="4" w:tentative="1">
+      <w:start w:val="1"/>
+      <w:numFmt w:val="bullet"/>
+      <w:lvlText w:val=""/>
+      <w:lvlJc w:val="left"/>
+      <w:pPr>
+        <w:tabs>
+          <w:tab w:val="num" w:pos="3600"/>
+        </w:tabs>
+        <w:ind w:left="3600" w:hanging="360"/>
+      </w:pPr>
+      <w:rPr>
+        <w:rFonts w:ascii="Wingdings" w:hAnsi="Wingdings" w:hint="default"/>
+        <w:sz w:val="20"/>
+      </w:rPr>
+    </w:lvl>
+    <w:lvl w:ilvl="5" w:tentative="1">
+      <w:start w:val="1"/>
+      <w:numFmt w:val="bullet"/>
+      <w:lvlText w:val=""/>
+      <w:lvlJc w:val="left"/>
+      <w:pPr>
+        <w:tabs>
+          <w:tab w:val="num" w:pos="4320"/>
+        </w:tabs>
+        <w:ind w:left="4320" w:hanging="360"/>
+      </w:pPr>
+      <w:rPr>
+        <w:rFonts w:ascii="Wingdings" w:hAnsi="Wingdings" w:hint="default"/>
+        <w:sz w:val="20"/>
+      </w:rPr>
+    </w:lvl>
+    <w:lvl w:ilvl="6" w:tentative="1">
+      <w:start w:val="1"/>
+      <w:numFmt w:val="bullet"/>
+      <w:lvlText w:val=""/>
+      <w:lvlJc w:val="left"/>
+      <w:pPr>
+        <w:tabs>
+          <w:tab w:val="num" w:pos="5040"/>
+        </w:tabs>
+        <w:ind w:left="5040" w:hanging="360"/>
+      </w:pPr>
+      <w:rPr>
+        <w:rFonts w:ascii="Wingdings" w:hAnsi="Wingdings" w:hint="default"/>
+        <w:sz w:val="20"/>
+      </w:rPr>
+    </w:lvl>
+    <w:lvl w:ilvl="7" w:tentative="1">
+      <w:start w:val="1"/>
+      <w:numFmt w:val="bullet"/>
+      <w:lvlText w:val=""/>
+      <w:lvlJc w:val="left"/>
+      <w:pPr>
+        <w:tabs>
+          <w:tab w:val="num" w:pos="5760"/>
+        </w:tabs>
+        <w:ind w:left="5760" w:hanging="360"/>
+      </w:pPr>
+      <w:rPr>
+        <w:rFonts w:ascii="Wingdings" w:hAnsi="Wingdings" w:hint="default"/>
+        <w:sz w:val="20"/>
+      </w:rPr>
+    </w:lvl>
+    <w:lvl w:ilvl="8" w:tentative="1">
+      <w:start w:val="1"/>
+      <w:numFmt w:val="bullet"/>
+      <w:lvlText w:val=""/>
+      <w:lvlJc w:val="left"/>
+      <w:pPr>
+        <w:tabs>
+          <w:tab w:val="num" w:pos="6480"/>
+        </w:tabs>
+        <w:ind w:left="6480" w:hanging="360"/>
+      </w:pPr>
+      <w:rPr>
+        <w:rFonts w:ascii="Wingdings" w:hAnsi="Wingdings" w:hint="default"/>
+        <w:sz w:val="20"/>
+      </w:rPr>
+    </w:lvl>
+  </w:abstractNum>
+  <w:abstractNum w:abstractNumId="1" w15:restartNumberingAfterBreak="0">
+    <w:nsid w:val="097E5608"/>
+    <w:multiLevelType w:val="multilevel"/>
+    <w:tmpl w:val="7D5E0C14"/>
+    <w:lvl w:ilvl="0">
+      <w:start w:val="1"/>
+      <w:numFmt w:val="bullet"/>
+      <w:lvlText w:val=""/>
+      <w:lvlJc w:val="left"/>
+      <w:pPr>
+        <w:tabs>
+          <w:tab w:val="num" w:pos="720"/>
+        </w:tabs>
+        <w:ind w:left="720" w:hanging="360"/>
+      </w:pPr>
+      <w:rPr>
+        <w:rFonts w:ascii="Symbol" w:hAnsi="Symbol" w:hint="default"/>
+        <w:sz w:val="20"/>
+      </w:rPr>
+    </w:lvl>
+    <w:lvl w:ilvl="1" w:tentative="1">
+      <w:start w:val="1"/>
+      <w:numFmt w:val="bullet"/>
+      <w:lvlText w:val="o"/>
+      <w:lvlJc w:val="left"/>
+      <w:pPr>
+        <w:tabs>
+          <w:tab w:val="num" w:pos="1440"/>
+        </w:tabs>
+        <w:ind w:left="1440" w:hanging="360"/>
+      </w:pPr>
+      <w:rPr>
+        <w:rFonts w:ascii="Courier New" w:hAnsi="Courier New" w:hint="default"/>
+        <w:sz w:val="20"/>
+      </w:rPr>
+    </w:lvl>
+    <w:lvl w:ilvl="2" w:tentative="1">
+      <w:start w:val="1"/>
+      <w:numFmt w:val="bullet"/>
+      <w:lvlText w:val=""/>
+      <w:lvlJc w:val="left"/>
+      <w:pPr>
+        <w:tabs>
+          <w:tab w:val="num" w:pos="2160"/>
+        </w:tabs>
+        <w:ind w:left="2160" w:hanging="360"/>
+      </w:pPr>
+      <w:rPr>
+        <w:rFonts w:ascii="Wingdings" w:hAnsi="Wingdings" w:hint="default"/>
+        <w:sz w:val="20"/>
+      </w:rPr>
+    </w:lvl>
+    <w:lvl w:ilvl="3" w:tentative="1">
+      <w:start w:val="1"/>
+      <w:numFmt w:val="bullet"/>
+      <w:lvlText w:val=""/>
+      <w:lvlJc w:val="left"/>
+      <w:pPr>
+        <w:tabs>
+          <w:tab w:val="num" w:pos="2880"/>
+        </w:tabs>
+        <w:ind w:left="2880" w:hanging="360"/>
+      </w:pPr>
+      <w:rPr>
+        <w:rFonts w:ascii="Wingdings" w:hAnsi="Wingdings" w:hint="default"/>
+        <w:sz w:val="20"/>
+      </w:rPr>
+    </w:lvl>
+    <w:lvl w:ilvl="4" w:tentative="1">
+      <w:start w:val="1"/>
+      <w:numFmt w:val="bullet"/>
+      <w:lvlText w:val=""/>
+      <w:lvlJc w:val="left"/>
+      <w:pPr>
+        <w:tabs>
+          <w:tab w:val="num" w:pos="3600"/>
+        </w:tabs>
+        <w:ind w:left="3600" w:hanging="360"/>
+      </w:pPr>
+      <w:rPr>
+        <w:rFonts w:ascii="Wingdings" w:hAnsi="Wingdings" w:hint="default"/>
+        <w:sz w:val="20"/>
+      </w:rPr>
+    </w:lvl>
+    <w:lvl w:ilvl="5" w:tentative="1">
+      <w:start w:val="1"/>
+      <w:numFmt w:val="bullet"/>
+      <w:lvlText w:val=""/>
+      <w:lvlJc w:val="left"/>
+      <w:pPr>
+        <w:tabs>
+          <w:tab w:val="num" w:pos="4320"/>
+        </w:tabs>
+        <w:ind w:left="4320" w:hanging="360"/>
+      </w:pPr>
+      <w:rPr>
+        <w:rFonts w:ascii="Wingdings" w:hAnsi="Wingdings" w:hint="default"/>
+        <w:sz w:val="20"/>
+      </w:rPr>
+    </w:lvl>
+    <w:lvl w:ilvl="6" w:tentative="1">
+      <w:start w:val="1"/>
+      <w:numFmt w:val="bullet"/>
+      <w:lvlText w:val=""/>
+      <w:lvlJc w:val="left"/>
+      <w:pPr>
+        <w:tabs>
+          <w:tab w:val="num" w:pos="5040"/>
+        </w:tabs>
+        <w:ind w:left="5040" w:hanging="360"/>
+      </w:pPr>
+      <w:rPr>
+        <w:rFonts w:ascii="Wingdings" w:hAnsi="Wingdings" w:hint="default"/>
+        <w:sz w:val="20"/>
+      </w:rPr>
+    </w:lvl>
+    <w:lvl w:ilvl="7" w:tentative="1">
+      <w:start w:val="1"/>
+      <w:numFmt w:val="bullet"/>
+      <w:lvlText w:val=""/>
+      <w:lvlJc w:val="left"/>
+      <w:pPr>
+        <w:tabs>
+          <w:tab w:val="num" w:pos="5760"/>
+        </w:tabs>
+        <w:ind w:left="5760" w:hanging="360"/>
+      </w:pPr>
+      <w:rPr>
+        <w:rFonts w:ascii="Wingdings" w:hAnsi="Wingdings" w:hint="default"/>
+        <w:sz w:val="20"/>
+      </w:rPr>
+    </w:lvl>
+    <w:lvl w:ilvl="8" w:tentative="1">
+      <w:start w:val="1"/>
+      <w:numFmt w:val="bullet"/>
+      <w:lvlText w:val=""/>
+      <w:lvlJc w:val="left"/>
+      <w:pPr>
+        <w:tabs>
+          <w:tab w:val="num" w:pos="6480"/>
+        </w:tabs>
+        <w:ind w:left="6480" w:hanging="360"/>
+      </w:pPr>
+      <w:rPr>
+        <w:rFonts w:ascii="Wingdings" w:hAnsi="Wingdings" w:hint="default"/>
+        <w:sz w:val="20"/>
+      </w:rPr>
+    </w:lvl>
+  </w:abstractNum>
+  <w:abstractNum w:abstractNumId="2" w15:restartNumberingAfterBreak="0">
+    <w:nsid w:val="0E8B0B48"/>
+    <w:multiLevelType w:val="multilevel"/>
+    <w:tmpl w:val="E61AFAC6"/>
+    <w:lvl w:ilvl="0">
+      <w:start w:val="1"/>
+      <w:numFmt w:val="bullet"/>
+      <w:lvlText w:val=""/>
+      <w:lvlJc w:val="left"/>
+      <w:pPr>
+        <w:tabs>
+          <w:tab w:val="num" w:pos="720"/>
+        </w:tabs>
+        <w:ind w:left="720" w:hanging="360"/>
+      </w:pPr>
+      <w:rPr>
+        <w:rFonts w:ascii="Symbol" w:hAnsi="Symbol" w:hint="default"/>
+        <w:sz w:val="20"/>
+      </w:rPr>
+    </w:lvl>
+    <w:lvl w:ilvl="1" w:tentative="1">
+      <w:start w:val="1"/>
+      <w:numFmt w:val="bullet"/>
+      <w:lvlText w:val="o"/>
+      <w:lvlJc w:val="left"/>
+      <w:pPr>
+        <w:tabs>
+          <w:tab w:val="num" w:pos="1440"/>
+        </w:tabs>
+        <w:ind w:left="1440" w:hanging="360"/>
+      </w:pPr>
+      <w:rPr>
+        <w:rFonts w:ascii="Courier New" w:hAnsi="Courier New" w:hint="default"/>
+        <w:sz w:val="20"/>
+      </w:rPr>
+    </w:lvl>
+    <w:lvl w:ilvl="2" w:tentative="1">
+      <w:start w:val="1"/>
+      <w:numFmt w:val="bullet"/>
+      <w:lvlText w:val=""/>
+      <w:lvlJc w:val="left"/>
+      <w:pPr>
+        <w:tabs>
+          <w:tab w:val="num" w:pos="2160"/>
+        </w:tabs>
+        <w:ind w:left="2160" w:hanging="360"/>
+      </w:pPr>
+      <w:rPr>
+        <w:rFonts w:ascii="Wingdings" w:hAnsi="Wingdings" w:hint="default"/>
+        <w:sz w:val="20"/>
+      </w:rPr>
+    </w:lvl>
+    <w:lvl w:ilvl="3" w:tentative="1">
+      <w:start w:val="1"/>
+      <w:numFmt w:val="bullet"/>
+      <w:lvlText w:val=""/>
+      <w:lvlJc w:val="left"/>
+      <w:pPr>
+        <w:tabs>
+          <w:tab w:val="num" w:pos="2880"/>
+        </w:tabs>
+        <w:ind w:left="2880" w:hanging="360"/>
+      </w:pPr>
+      <w:rPr>
+        <w:rFonts w:ascii="Wingdings" w:hAnsi="Wingdings" w:hint="default"/>
+        <w:sz w:val="20"/>
+      </w:rPr>
+    </w:lvl>
+    <w:lvl w:ilvl="4" w:tentative="1">
+      <w:start w:val="1"/>
+      <w:numFmt w:val="bullet"/>
+      <w:lvlText w:val=""/>
+      <w:lvlJc w:val="left"/>
+      <w:pPr>
+        <w:tabs>
+          <w:tab w:val="num" w:pos="3600"/>
+        </w:tabs>
+        <w:ind w:left="3600" w:hanging="360"/>
+      </w:pPr>
+      <w:rPr>
+        <w:rFonts w:ascii="Wingdings" w:hAnsi="Wingdings" w:hint="default"/>
+        <w:sz w:val="20"/>
+      </w:rPr>
+    </w:lvl>
+    <w:lvl w:ilvl="5" w:tentative="1">
+      <w:start w:val="1"/>
+      <w:numFmt w:val="bullet"/>
+      <w:lvlText w:val=""/>
+      <w:lvlJc w:val="left"/>
+      <w:pPr>
+        <w:tabs>
+          <w:tab w:val="num" w:pos="4320"/>
+        </w:tabs>
+        <w:ind w:left="4320" w:hanging="360"/>
+      </w:pPr>
+      <w:rPr>
+        <w:rFonts w:ascii="Wingdings" w:hAnsi="Wingdings" w:hint="default"/>
+        <w:sz w:val="20"/>
+      </w:rPr>
+    </w:lvl>
+    <w:lvl w:ilvl="6" w:tentative="1">
+      <w:start w:val="1"/>
+      <w:numFmt w:val="bullet"/>
+      <w:lvlText w:val=""/>
+      <w:lvlJc w:val="left"/>
+      <w:pPr>
+        <w:tabs>
+          <w:tab w:val="num" w:pos="5040"/>
+        </w:tabs>
+        <w:ind w:left="5040" w:hanging="360"/>
+      </w:pPr>
+      <w:rPr>
+        <w:rFonts w:ascii="Wingdings" w:hAnsi="Wingdings" w:hint="default"/>
+        <w:sz w:val="20"/>
+      </w:rPr>
+    </w:lvl>
+    <w:lvl w:ilvl="7" w:tentative="1">
+      <w:start w:val="1"/>
+      <w:numFmt w:val="bullet"/>
+      <w:lvlText w:val=""/>
+      <w:lvlJc w:val="left"/>
+      <w:pPr>
+        <w:tabs>
+          <w:tab w:val="num" w:pos="5760"/>
+        </w:tabs>
+        <w:ind w:left="5760" w:hanging="360"/>
+      </w:pPr>
+      <w:rPr>
+        <w:rFonts w:ascii="Wingdings" w:hAnsi="Wingdings" w:hint="default"/>
+        <w:sz w:val="20"/>
+      </w:rPr>
+    </w:lvl>
+    <w:lvl w:ilvl="8" w:tentative="1">
+      <w:start w:val="1"/>
+      <w:numFmt w:val="bullet"/>
+      <w:lvlText w:val=""/>
+      <w:lvlJc w:val="left"/>
+      <w:pPr>
+        <w:tabs>
+          <w:tab w:val="num" w:pos="6480"/>
+        </w:tabs>
+        <w:ind w:left="6480" w:hanging="360"/>
+      </w:pPr>
+      <w:rPr>
+        <w:rFonts w:ascii="Wingdings" w:hAnsi="Wingdings" w:hint="default"/>
+        <w:sz w:val="20"/>
+      </w:rPr>
+    </w:lvl>
+  </w:abstractNum>
+  <w:abstractNum w:abstractNumId="3" w15:restartNumberingAfterBreak="0">
     <w:nsid w:val="2478468F"/>
     <w:multiLevelType w:val="multilevel"/>
     <w:tmpl w:val="3C562978"/>
@@ -2643,7 +9085,7 @@
       </w:pPr>
     </w:lvl>
   </w:abstractNum>
-  <w:abstractNum w:abstractNumId="1" w15:restartNumberingAfterBreak="0">
+  <w:abstractNum w:abstractNumId="4" w15:restartNumberingAfterBreak="0">
     <w:nsid w:val="24D24847"/>
     <w:multiLevelType w:val="multilevel"/>
     <w:tmpl w:val="2F7896D4"/>
@@ -2792,7 +9234,124 @@
       </w:rPr>
     </w:lvl>
   </w:abstractNum>
-  <w:abstractNum w:abstractNumId="2" w15:restartNumberingAfterBreak="0">
+  <w:abstractNum w:abstractNumId="5" w15:restartNumberingAfterBreak="0">
+    <w:nsid w:val="325B08C5"/>
+    <w:multiLevelType w:val="multilevel"/>
+    <w:tmpl w:val="24BA5038"/>
+    <w:lvl w:ilvl="0">
+      <w:start w:val="1"/>
+      <w:numFmt w:val="decimal"/>
+      <w:lvlText w:val="%1."/>
+      <w:lvlJc w:val="left"/>
+      <w:pPr>
+        <w:tabs>
+          <w:tab w:val="num" w:pos="720"/>
+        </w:tabs>
+        <w:ind w:left="720" w:hanging="360"/>
+      </w:pPr>
+    </w:lvl>
+    <w:lvl w:ilvl="1">
+      <w:start w:val="1"/>
+      <w:numFmt w:val="bullet"/>
+      <w:lvlText w:val="o"/>
+      <w:lvlJc w:val="left"/>
+      <w:pPr>
+        <w:tabs>
+          <w:tab w:val="num" w:pos="1440"/>
+        </w:tabs>
+        <w:ind w:left="1440" w:hanging="360"/>
+      </w:pPr>
+      <w:rPr>
+        <w:rFonts w:ascii="Courier New" w:hAnsi="Courier New" w:hint="default"/>
+        <w:sz w:val="20"/>
+      </w:rPr>
+    </w:lvl>
+    <w:lvl w:ilvl="2" w:tentative="1">
+      <w:start w:val="1"/>
+      <w:numFmt w:val="decimal"/>
+      <w:lvlText w:val="%3."/>
+      <w:lvlJc w:val="left"/>
+      <w:pPr>
+        <w:tabs>
+          <w:tab w:val="num" w:pos="2160"/>
+        </w:tabs>
+        <w:ind w:left="2160" w:hanging="360"/>
+      </w:pPr>
+    </w:lvl>
+    <w:lvl w:ilvl="3" w:tentative="1">
+      <w:start w:val="1"/>
+      <w:numFmt w:val="decimal"/>
+      <w:lvlText w:val="%4."/>
+      <w:lvlJc w:val="left"/>
+      <w:pPr>
+        <w:tabs>
+          <w:tab w:val="num" w:pos="2880"/>
+        </w:tabs>
+        <w:ind w:left="2880" w:hanging="360"/>
+      </w:pPr>
+    </w:lvl>
+    <w:lvl w:ilvl="4" w:tentative="1">
+      <w:start w:val="1"/>
+      <w:numFmt w:val="decimal"/>
+      <w:lvlText w:val="%5."/>
+      <w:lvlJc w:val="left"/>
+      <w:pPr>
+        <w:tabs>
+          <w:tab w:val="num" w:pos="3600"/>
+        </w:tabs>
+        <w:ind w:left="3600" w:hanging="360"/>
+      </w:pPr>
+    </w:lvl>
+    <w:lvl w:ilvl="5" w:tentative="1">
+      <w:start w:val="1"/>
+      <w:numFmt w:val="decimal"/>
+      <w:lvlText w:val="%6."/>
+      <w:lvlJc w:val="left"/>
+      <w:pPr>
+        <w:tabs>
+          <w:tab w:val="num" w:pos="4320"/>
+        </w:tabs>
+        <w:ind w:left="4320" w:hanging="360"/>
+      </w:pPr>
+    </w:lvl>
+    <w:lvl w:ilvl="6" w:tentative="1">
+      <w:start w:val="1"/>
+      <w:numFmt w:val="decimal"/>
+      <w:lvlText w:val="%7."/>
+      <w:lvlJc w:val="left"/>
+      <w:pPr>
+        <w:tabs>
+          <w:tab w:val="num" w:pos="5040"/>
+        </w:tabs>
+        <w:ind w:left="5040" w:hanging="360"/>
+      </w:pPr>
+    </w:lvl>
+    <w:lvl w:ilvl="7" w:tentative="1">
+      <w:start w:val="1"/>
+      <w:numFmt w:val="decimal"/>
+      <w:lvlText w:val="%8."/>
+      <w:lvlJc w:val="left"/>
+      <w:pPr>
+        <w:tabs>
+          <w:tab w:val="num" w:pos="5760"/>
+        </w:tabs>
+        <w:ind w:left="5760" w:hanging="360"/>
+      </w:pPr>
+    </w:lvl>
+    <w:lvl w:ilvl="8" w:tentative="1">
+      <w:start w:val="1"/>
+      <w:numFmt w:val="decimal"/>
+      <w:lvlText w:val="%9."/>
+      <w:lvlJc w:val="left"/>
+      <w:pPr>
+        <w:tabs>
+          <w:tab w:val="num" w:pos="6480"/>
+        </w:tabs>
+        <w:ind w:left="6480" w:hanging="360"/>
+      </w:pPr>
+    </w:lvl>
+  </w:abstractNum>
+  <w:abstractNum w:abstractNumId="6" w15:restartNumberingAfterBreak="0">
     <w:nsid w:val="329D6F38"/>
     <w:multiLevelType w:val="multilevel"/>
     <w:tmpl w:val="004CE2C6"/>
@@ -2941,10 +9500,10 @@
       </w:rPr>
     </w:lvl>
   </w:abstractNum>
-  <w:abstractNum w:abstractNumId="3" w15:restartNumberingAfterBreak="0">
+  <w:abstractNum w:abstractNumId="7" w15:restartNumberingAfterBreak="0">
     <w:nsid w:val="34AF5D8F"/>
     <w:multiLevelType w:val="multilevel"/>
-    <w:tmpl w:val="0C0A0025"/>
+    <w:tmpl w:val="046C03F0"/>
     <w:lvl w:ilvl="0">
       <w:start w:val="1"/>
       <w:numFmt w:val="decimal"/>
@@ -2964,6 +9523,63 @@
       <w:pPr>
         <w:ind w:left="576" w:hanging="576"/>
       </w:pPr>
+      <w:rPr>
+        <w:rFonts w:ascii="Times New Roman" w:hAnsi="Times New Roman" w:cs="Times New Roman"/>
+        <w:b w:val="0"/>
+        <w:bCs w:val="0"/>
+        <w:i w:val="0"/>
+        <w:iCs w:val="0"/>
+        <w:caps w:val="0"/>
+        <w:smallCaps w:val="0"/>
+        <w:strike w:val="0"/>
+        <w:dstrike w:val="0"/>
+        <w:outline w:val="0"/>
+        <w:shadow w:val="0"/>
+        <w:emboss w:val="0"/>
+        <w:imprint w:val="0"/>
+        <w:noProof w:val="0"/>
+        <w:snapToGrid w:val="0"/>
+        <w:vanish w:val="0"/>
+        <w:color w:val="000000"/>
+        <w:spacing w:val="0"/>
+        <w:w w:val="0"/>
+        <w:kern w:val="0"/>
+        <w:position w:val="0"/>
+        <w:sz w:val="0"/>
+        <w:szCs w:val="0"/>
+        <w:u w:val="none" w:color="000000"/>
+        <w:effect w:val="none"/>
+        <w:bdr w:val="none" w:sz="0" w:space="0" w:color="000000"/>
+        <w:shd w:val="clear" w:color="000000" w:fill="000000"/>
+        <w:vertAlign w:val="baseline"/>
+        <w:em w:val="none"/>
+        <w:lang w:val="x-none" w:eastAsia="x-none" w:bidi="x-none"/>
+        <w:specVanish w:val="0"/>
+        <w14:glow w14:rad="0">
+          <w14:srgbClr w14:val="000000"/>
+        </w14:glow>
+        <w14:shadow w14:blurRad="0" w14:dist="0" w14:dir="0" w14:sx="0" w14:sy="0" w14:kx="0" w14:ky="0" w14:algn="none">
+          <w14:srgbClr w14:val="000000"/>
+        </w14:shadow>
+        <w14:reflection w14:blurRad="0" w14:stA="0" w14:stPos="0" w14:endA="0" w14:endPos="0" w14:dist="0" w14:dir="0" w14:fadeDir="0" w14:sx="0" w14:sy="0" w14:kx="0" w14:ky="0" w14:algn="none"/>
+        <w14:textOutline w14:w="0" w14:cap="rnd" w14:cmpd="sng" w14:algn="ctr">
+          <w14:noFill/>
+          <w14:prstDash w14:val="solid"/>
+          <w14:bevel/>
+        </w14:textOutline>
+        <w14:scene3d>
+          <w14:camera w14:prst="orthographicFront"/>
+          <w14:lightRig w14:rig="threePt" w14:dir="t">
+            <w14:rot w14:lat="0" w14:lon="0" w14:rev="0"/>
+          </w14:lightRig>
+        </w14:scene3d>
+        <w14:props3d w14:extrusionH="0" w14:contourW="0" w14:prstMaterial="none"/>
+        <w14:ligatures w14:val="none"/>
+        <w14:numForm w14:val="default"/>
+        <w14:numSpacing w14:val="default"/>
+        <w14:stylisticSets/>
+        <w14:cntxtAlts w14:val="0"/>
+      </w:rPr>
     </w:lvl>
     <w:lvl w:ilvl="2">
       <w:start w:val="1"/>
@@ -3036,7 +9652,454 @@
       </w:pPr>
     </w:lvl>
   </w:abstractNum>
-  <w:abstractNum w:abstractNumId="4" w15:restartNumberingAfterBreak="0">
+  <w:abstractNum w:abstractNumId="8" w15:restartNumberingAfterBreak="0">
+    <w:nsid w:val="393B39DB"/>
+    <w:multiLevelType w:val="multilevel"/>
+    <w:tmpl w:val="8ADA64C2"/>
+    <w:lvl w:ilvl="0">
+      <w:start w:val="1"/>
+      <w:numFmt w:val="bullet"/>
+      <w:lvlText w:val=""/>
+      <w:lvlJc w:val="left"/>
+      <w:pPr>
+        <w:tabs>
+          <w:tab w:val="num" w:pos="720"/>
+        </w:tabs>
+        <w:ind w:left="720" w:hanging="360"/>
+      </w:pPr>
+      <w:rPr>
+        <w:rFonts w:ascii="Symbol" w:hAnsi="Symbol" w:hint="default"/>
+        <w:sz w:val="20"/>
+      </w:rPr>
+    </w:lvl>
+    <w:lvl w:ilvl="1" w:tentative="1">
+      <w:start w:val="1"/>
+      <w:numFmt w:val="bullet"/>
+      <w:lvlText w:val="o"/>
+      <w:lvlJc w:val="left"/>
+      <w:pPr>
+        <w:tabs>
+          <w:tab w:val="num" w:pos="1440"/>
+        </w:tabs>
+        <w:ind w:left="1440" w:hanging="360"/>
+      </w:pPr>
+      <w:rPr>
+        <w:rFonts w:ascii="Courier New" w:hAnsi="Courier New" w:hint="default"/>
+        <w:sz w:val="20"/>
+      </w:rPr>
+    </w:lvl>
+    <w:lvl w:ilvl="2" w:tentative="1">
+      <w:start w:val="1"/>
+      <w:numFmt w:val="bullet"/>
+      <w:lvlText w:val=""/>
+      <w:lvlJc w:val="left"/>
+      <w:pPr>
+        <w:tabs>
+          <w:tab w:val="num" w:pos="2160"/>
+        </w:tabs>
+        <w:ind w:left="2160" w:hanging="360"/>
+      </w:pPr>
+      <w:rPr>
+        <w:rFonts w:ascii="Wingdings" w:hAnsi="Wingdings" w:hint="default"/>
+        <w:sz w:val="20"/>
+      </w:rPr>
+    </w:lvl>
+    <w:lvl w:ilvl="3" w:tentative="1">
+      <w:start w:val="1"/>
+      <w:numFmt w:val="bullet"/>
+      <w:lvlText w:val=""/>
+      <w:lvlJc w:val="left"/>
+      <w:pPr>
+        <w:tabs>
+          <w:tab w:val="num" w:pos="2880"/>
+        </w:tabs>
+        <w:ind w:left="2880" w:hanging="360"/>
+      </w:pPr>
+      <w:rPr>
+        <w:rFonts w:ascii="Wingdings" w:hAnsi="Wingdings" w:hint="default"/>
+        <w:sz w:val="20"/>
+      </w:rPr>
+    </w:lvl>
+    <w:lvl w:ilvl="4" w:tentative="1">
+      <w:start w:val="1"/>
+      <w:numFmt w:val="bullet"/>
+      <w:lvlText w:val=""/>
+      <w:lvlJc w:val="left"/>
+      <w:pPr>
+        <w:tabs>
+          <w:tab w:val="num" w:pos="3600"/>
+        </w:tabs>
+        <w:ind w:left="3600" w:hanging="360"/>
+      </w:pPr>
+      <w:rPr>
+        <w:rFonts w:ascii="Wingdings" w:hAnsi="Wingdings" w:hint="default"/>
+        <w:sz w:val="20"/>
+      </w:rPr>
+    </w:lvl>
+    <w:lvl w:ilvl="5" w:tentative="1">
+      <w:start w:val="1"/>
+      <w:numFmt w:val="bullet"/>
+      <w:lvlText w:val=""/>
+      <w:lvlJc w:val="left"/>
+      <w:pPr>
+        <w:tabs>
+          <w:tab w:val="num" w:pos="4320"/>
+        </w:tabs>
+        <w:ind w:left="4320" w:hanging="360"/>
+      </w:pPr>
+      <w:rPr>
+        <w:rFonts w:ascii="Wingdings" w:hAnsi="Wingdings" w:hint="default"/>
+        <w:sz w:val="20"/>
+      </w:rPr>
+    </w:lvl>
+    <w:lvl w:ilvl="6" w:tentative="1">
+      <w:start w:val="1"/>
+      <w:numFmt w:val="bullet"/>
+      <w:lvlText w:val=""/>
+      <w:lvlJc w:val="left"/>
+      <w:pPr>
+        <w:tabs>
+          <w:tab w:val="num" w:pos="5040"/>
+        </w:tabs>
+        <w:ind w:left="5040" w:hanging="360"/>
+      </w:pPr>
+      <w:rPr>
+        <w:rFonts w:ascii="Wingdings" w:hAnsi="Wingdings" w:hint="default"/>
+        <w:sz w:val="20"/>
+      </w:rPr>
+    </w:lvl>
+    <w:lvl w:ilvl="7" w:tentative="1">
+      <w:start w:val="1"/>
+      <w:numFmt w:val="bullet"/>
+      <w:lvlText w:val=""/>
+      <w:lvlJc w:val="left"/>
+      <w:pPr>
+        <w:tabs>
+          <w:tab w:val="num" w:pos="5760"/>
+        </w:tabs>
+        <w:ind w:left="5760" w:hanging="360"/>
+      </w:pPr>
+      <w:rPr>
+        <w:rFonts w:ascii="Wingdings" w:hAnsi="Wingdings" w:hint="default"/>
+        <w:sz w:val="20"/>
+      </w:rPr>
+    </w:lvl>
+    <w:lvl w:ilvl="8" w:tentative="1">
+      <w:start w:val="1"/>
+      <w:numFmt w:val="bullet"/>
+      <w:lvlText w:val=""/>
+      <w:lvlJc w:val="left"/>
+      <w:pPr>
+        <w:tabs>
+          <w:tab w:val="num" w:pos="6480"/>
+        </w:tabs>
+        <w:ind w:left="6480" w:hanging="360"/>
+      </w:pPr>
+      <w:rPr>
+        <w:rFonts w:ascii="Wingdings" w:hAnsi="Wingdings" w:hint="default"/>
+        <w:sz w:val="20"/>
+      </w:rPr>
+    </w:lvl>
+  </w:abstractNum>
+  <w:abstractNum w:abstractNumId="9" w15:restartNumberingAfterBreak="0">
+    <w:nsid w:val="4400778C"/>
+    <w:multiLevelType w:val="multilevel"/>
+    <w:tmpl w:val="321E3342"/>
+    <w:lvl w:ilvl="0">
+      <w:start w:val="1"/>
+      <w:numFmt w:val="bullet"/>
+      <w:lvlText w:val=""/>
+      <w:lvlJc w:val="left"/>
+      <w:pPr>
+        <w:tabs>
+          <w:tab w:val="num" w:pos="720"/>
+        </w:tabs>
+        <w:ind w:left="720" w:hanging="360"/>
+      </w:pPr>
+      <w:rPr>
+        <w:rFonts w:ascii="Symbol" w:hAnsi="Symbol" w:hint="default"/>
+        <w:sz w:val="20"/>
+      </w:rPr>
+    </w:lvl>
+    <w:lvl w:ilvl="1" w:tentative="1">
+      <w:start w:val="1"/>
+      <w:numFmt w:val="bullet"/>
+      <w:lvlText w:val="o"/>
+      <w:lvlJc w:val="left"/>
+      <w:pPr>
+        <w:tabs>
+          <w:tab w:val="num" w:pos="1440"/>
+        </w:tabs>
+        <w:ind w:left="1440" w:hanging="360"/>
+      </w:pPr>
+      <w:rPr>
+        <w:rFonts w:ascii="Courier New" w:hAnsi="Courier New" w:hint="default"/>
+        <w:sz w:val="20"/>
+      </w:rPr>
+    </w:lvl>
+    <w:lvl w:ilvl="2" w:tentative="1">
+      <w:start w:val="1"/>
+      <w:numFmt w:val="bullet"/>
+      <w:lvlText w:val=""/>
+      <w:lvlJc w:val="left"/>
+      <w:pPr>
+        <w:tabs>
+          <w:tab w:val="num" w:pos="2160"/>
+        </w:tabs>
+        <w:ind w:left="2160" w:hanging="360"/>
+      </w:pPr>
+      <w:rPr>
+        <w:rFonts w:ascii="Wingdings" w:hAnsi="Wingdings" w:hint="default"/>
+        <w:sz w:val="20"/>
+      </w:rPr>
+    </w:lvl>
+    <w:lvl w:ilvl="3" w:tentative="1">
+      <w:start w:val="1"/>
+      <w:numFmt w:val="bullet"/>
+      <w:lvlText w:val=""/>
+      <w:lvlJc w:val="left"/>
+      <w:pPr>
+        <w:tabs>
+          <w:tab w:val="num" w:pos="2880"/>
+        </w:tabs>
+        <w:ind w:left="2880" w:hanging="360"/>
+      </w:pPr>
+      <w:rPr>
+        <w:rFonts w:ascii="Wingdings" w:hAnsi="Wingdings" w:hint="default"/>
+        <w:sz w:val="20"/>
+      </w:rPr>
+    </w:lvl>
+    <w:lvl w:ilvl="4" w:tentative="1">
+      <w:start w:val="1"/>
+      <w:numFmt w:val="bullet"/>
+      <w:lvlText w:val=""/>
+      <w:lvlJc w:val="left"/>
+      <w:pPr>
+        <w:tabs>
+          <w:tab w:val="num" w:pos="3600"/>
+        </w:tabs>
+        <w:ind w:left="3600" w:hanging="360"/>
+      </w:pPr>
+      <w:rPr>
+        <w:rFonts w:ascii="Wingdings" w:hAnsi="Wingdings" w:hint="default"/>
+        <w:sz w:val="20"/>
+      </w:rPr>
+    </w:lvl>
+    <w:lvl w:ilvl="5" w:tentative="1">
+      <w:start w:val="1"/>
+      <w:numFmt w:val="bullet"/>
+      <w:lvlText w:val=""/>
+      <w:lvlJc w:val="left"/>
+      <w:pPr>
+        <w:tabs>
+          <w:tab w:val="num" w:pos="4320"/>
+        </w:tabs>
+        <w:ind w:left="4320" w:hanging="360"/>
+      </w:pPr>
+      <w:rPr>
+        <w:rFonts w:ascii="Wingdings" w:hAnsi="Wingdings" w:hint="default"/>
+        <w:sz w:val="20"/>
+      </w:rPr>
+    </w:lvl>
+    <w:lvl w:ilvl="6" w:tentative="1">
+      <w:start w:val="1"/>
+      <w:numFmt w:val="bullet"/>
+      <w:lvlText w:val=""/>
+      <w:lvlJc w:val="left"/>
+      <w:pPr>
+        <w:tabs>
+          <w:tab w:val="num" w:pos="5040"/>
+        </w:tabs>
+        <w:ind w:left="5040" w:hanging="360"/>
+      </w:pPr>
+      <w:rPr>
+        <w:rFonts w:ascii="Wingdings" w:hAnsi="Wingdings" w:hint="default"/>
+        <w:sz w:val="20"/>
+      </w:rPr>
+    </w:lvl>
+    <w:lvl w:ilvl="7" w:tentative="1">
+      <w:start w:val="1"/>
+      <w:numFmt w:val="bullet"/>
+      <w:lvlText w:val=""/>
+      <w:lvlJc w:val="left"/>
+      <w:pPr>
+        <w:tabs>
+          <w:tab w:val="num" w:pos="5760"/>
+        </w:tabs>
+        <w:ind w:left="5760" w:hanging="360"/>
+      </w:pPr>
+      <w:rPr>
+        <w:rFonts w:ascii="Wingdings" w:hAnsi="Wingdings" w:hint="default"/>
+        <w:sz w:val="20"/>
+      </w:rPr>
+    </w:lvl>
+    <w:lvl w:ilvl="8" w:tentative="1">
+      <w:start w:val="1"/>
+      <w:numFmt w:val="bullet"/>
+      <w:lvlText w:val=""/>
+      <w:lvlJc w:val="left"/>
+      <w:pPr>
+        <w:tabs>
+          <w:tab w:val="num" w:pos="6480"/>
+        </w:tabs>
+        <w:ind w:left="6480" w:hanging="360"/>
+      </w:pPr>
+      <w:rPr>
+        <w:rFonts w:ascii="Wingdings" w:hAnsi="Wingdings" w:hint="default"/>
+        <w:sz w:val="20"/>
+      </w:rPr>
+    </w:lvl>
+  </w:abstractNum>
+  <w:abstractNum w:abstractNumId="10" w15:restartNumberingAfterBreak="0">
+    <w:nsid w:val="59072BEE"/>
+    <w:multiLevelType w:val="multilevel"/>
+    <w:tmpl w:val="22CC3404"/>
+    <w:lvl w:ilvl="0">
+      <w:start w:val="1"/>
+      <w:numFmt w:val="bullet"/>
+      <w:lvlText w:val=""/>
+      <w:lvlJc w:val="left"/>
+      <w:pPr>
+        <w:tabs>
+          <w:tab w:val="num" w:pos="720"/>
+        </w:tabs>
+        <w:ind w:left="720" w:hanging="360"/>
+      </w:pPr>
+      <w:rPr>
+        <w:rFonts w:ascii="Symbol" w:hAnsi="Symbol" w:hint="default"/>
+        <w:sz w:val="20"/>
+      </w:rPr>
+    </w:lvl>
+    <w:lvl w:ilvl="1">
+      <w:start w:val="1"/>
+      <w:numFmt w:val="bullet"/>
+      <w:lvlText w:val="o"/>
+      <w:lvlJc w:val="left"/>
+      <w:pPr>
+        <w:tabs>
+          <w:tab w:val="num" w:pos="1440"/>
+        </w:tabs>
+        <w:ind w:left="1440" w:hanging="360"/>
+      </w:pPr>
+      <w:rPr>
+        <w:rFonts w:ascii="Courier New" w:hAnsi="Courier New" w:hint="default"/>
+        <w:sz w:val="20"/>
+      </w:rPr>
+    </w:lvl>
+    <w:lvl w:ilvl="2" w:tentative="1">
+      <w:start w:val="1"/>
+      <w:numFmt w:val="bullet"/>
+      <w:lvlText w:val=""/>
+      <w:lvlJc w:val="left"/>
+      <w:pPr>
+        <w:tabs>
+          <w:tab w:val="num" w:pos="2160"/>
+        </w:tabs>
+        <w:ind w:left="2160" w:hanging="360"/>
+      </w:pPr>
+      <w:rPr>
+        <w:rFonts w:ascii="Wingdings" w:hAnsi="Wingdings" w:hint="default"/>
+        <w:sz w:val="20"/>
+      </w:rPr>
+    </w:lvl>
+    <w:lvl w:ilvl="3" w:tentative="1">
+      <w:start w:val="1"/>
+      <w:numFmt w:val="bullet"/>
+      <w:lvlText w:val=""/>
+      <w:lvlJc w:val="left"/>
+      <w:pPr>
+        <w:tabs>
+          <w:tab w:val="num" w:pos="2880"/>
+        </w:tabs>
+        <w:ind w:left="2880" w:hanging="360"/>
+      </w:pPr>
+      <w:rPr>
+        <w:rFonts w:ascii="Wingdings" w:hAnsi="Wingdings" w:hint="default"/>
+        <w:sz w:val="20"/>
+      </w:rPr>
+    </w:lvl>
+    <w:lvl w:ilvl="4" w:tentative="1">
+      <w:start w:val="1"/>
+      <w:numFmt w:val="bullet"/>
+      <w:lvlText w:val=""/>
+      <w:lvlJc w:val="left"/>
+      <w:pPr>
+        <w:tabs>
+          <w:tab w:val="num" w:pos="3600"/>
+        </w:tabs>
+        <w:ind w:left="3600" w:hanging="360"/>
+      </w:pPr>
+      <w:rPr>
+        <w:rFonts w:ascii="Wingdings" w:hAnsi="Wingdings" w:hint="default"/>
+        <w:sz w:val="20"/>
+      </w:rPr>
+    </w:lvl>
+    <w:lvl w:ilvl="5" w:tentative="1">
+      <w:start w:val="1"/>
+      <w:numFmt w:val="bullet"/>
+      <w:lvlText w:val=""/>
+      <w:lvlJc w:val="left"/>
+      <w:pPr>
+        <w:tabs>
+          <w:tab w:val="num" w:pos="4320"/>
+        </w:tabs>
+        <w:ind w:left="4320" w:hanging="360"/>
+      </w:pPr>
+      <w:rPr>
+        <w:rFonts w:ascii="Wingdings" w:hAnsi="Wingdings" w:hint="default"/>
+        <w:sz w:val="20"/>
+      </w:rPr>
+    </w:lvl>
+    <w:lvl w:ilvl="6" w:tentative="1">
+      <w:start w:val="1"/>
+      <w:numFmt w:val="bullet"/>
+      <w:lvlText w:val=""/>
+      <w:lvlJc w:val="left"/>
+      <w:pPr>
+        <w:tabs>
+          <w:tab w:val="num" w:pos="5040"/>
+        </w:tabs>
+        <w:ind w:left="5040" w:hanging="360"/>
+      </w:pPr>
+      <w:rPr>
+        <w:rFonts w:ascii="Wingdings" w:hAnsi="Wingdings" w:hint="default"/>
+        <w:sz w:val="20"/>
+      </w:rPr>
+    </w:lvl>
+    <w:lvl w:ilvl="7" w:tentative="1">
+      <w:start w:val="1"/>
+      <w:numFmt w:val="bullet"/>
+      <w:lvlText w:val=""/>
+      <w:lvlJc w:val="left"/>
+      <w:pPr>
+        <w:tabs>
+          <w:tab w:val="num" w:pos="5760"/>
+        </w:tabs>
+        <w:ind w:left="5760" w:hanging="360"/>
+      </w:pPr>
+      <w:rPr>
+        <w:rFonts w:ascii="Wingdings" w:hAnsi="Wingdings" w:hint="default"/>
+        <w:sz w:val="20"/>
+      </w:rPr>
+    </w:lvl>
+    <w:lvl w:ilvl="8" w:tentative="1">
+      <w:start w:val="1"/>
+      <w:numFmt w:val="bullet"/>
+      <w:lvlText w:val=""/>
+      <w:lvlJc w:val="left"/>
+      <w:pPr>
+        <w:tabs>
+          <w:tab w:val="num" w:pos="6480"/>
+        </w:tabs>
+        <w:ind w:left="6480" w:hanging="360"/>
+      </w:pPr>
+      <w:rPr>
+        <w:rFonts w:ascii="Wingdings" w:hAnsi="Wingdings" w:hint="default"/>
+        <w:sz w:val="20"/>
+      </w:rPr>
+    </w:lvl>
+  </w:abstractNum>
+  <w:abstractNum w:abstractNumId="11" w15:restartNumberingAfterBreak="0">
     <w:nsid w:val="65EB4195"/>
     <w:multiLevelType w:val="multilevel"/>
     <w:tmpl w:val="7BA4CE4A"/>
@@ -3185,7 +10248,7 @@
       </w:rPr>
     </w:lvl>
   </w:abstractNum>
-  <w:abstractNum w:abstractNumId="5" w15:restartNumberingAfterBreak="0">
+  <w:abstractNum w:abstractNumId="12" w15:restartNumberingAfterBreak="0">
     <w:nsid w:val="66174F66"/>
     <w:multiLevelType w:val="multilevel"/>
     <w:tmpl w:val="83DAE6A8"/>
@@ -3334,23 +10397,652 @@
       </w:rPr>
     </w:lvl>
   </w:abstractNum>
+  <w:abstractNum w:abstractNumId="13" w15:restartNumberingAfterBreak="0">
+    <w:nsid w:val="70897B9F"/>
+    <w:multiLevelType w:val="multilevel"/>
+    <w:tmpl w:val="B092773E"/>
+    <w:lvl w:ilvl="0">
+      <w:start w:val="1"/>
+      <w:numFmt w:val="bullet"/>
+      <w:lvlText w:val=""/>
+      <w:lvlJc w:val="left"/>
+      <w:pPr>
+        <w:tabs>
+          <w:tab w:val="num" w:pos="720"/>
+        </w:tabs>
+        <w:ind w:left="720" w:hanging="360"/>
+      </w:pPr>
+      <w:rPr>
+        <w:rFonts w:ascii="Symbol" w:hAnsi="Symbol" w:hint="default"/>
+        <w:sz w:val="20"/>
+      </w:rPr>
+    </w:lvl>
+    <w:lvl w:ilvl="1" w:tentative="1">
+      <w:start w:val="1"/>
+      <w:numFmt w:val="bullet"/>
+      <w:lvlText w:val="o"/>
+      <w:lvlJc w:val="left"/>
+      <w:pPr>
+        <w:tabs>
+          <w:tab w:val="num" w:pos="1440"/>
+        </w:tabs>
+        <w:ind w:left="1440" w:hanging="360"/>
+      </w:pPr>
+      <w:rPr>
+        <w:rFonts w:ascii="Courier New" w:hAnsi="Courier New" w:hint="default"/>
+        <w:sz w:val="20"/>
+      </w:rPr>
+    </w:lvl>
+    <w:lvl w:ilvl="2" w:tentative="1">
+      <w:start w:val="1"/>
+      <w:numFmt w:val="bullet"/>
+      <w:lvlText w:val=""/>
+      <w:lvlJc w:val="left"/>
+      <w:pPr>
+        <w:tabs>
+          <w:tab w:val="num" w:pos="2160"/>
+        </w:tabs>
+        <w:ind w:left="2160" w:hanging="360"/>
+      </w:pPr>
+      <w:rPr>
+        <w:rFonts w:ascii="Wingdings" w:hAnsi="Wingdings" w:hint="default"/>
+        <w:sz w:val="20"/>
+      </w:rPr>
+    </w:lvl>
+    <w:lvl w:ilvl="3" w:tentative="1">
+      <w:start w:val="1"/>
+      <w:numFmt w:val="bullet"/>
+      <w:lvlText w:val=""/>
+      <w:lvlJc w:val="left"/>
+      <w:pPr>
+        <w:tabs>
+          <w:tab w:val="num" w:pos="2880"/>
+        </w:tabs>
+        <w:ind w:left="2880" w:hanging="360"/>
+      </w:pPr>
+      <w:rPr>
+        <w:rFonts w:ascii="Wingdings" w:hAnsi="Wingdings" w:hint="default"/>
+        <w:sz w:val="20"/>
+      </w:rPr>
+    </w:lvl>
+    <w:lvl w:ilvl="4" w:tentative="1">
+      <w:start w:val="1"/>
+      <w:numFmt w:val="bullet"/>
+      <w:lvlText w:val=""/>
+      <w:lvlJc w:val="left"/>
+      <w:pPr>
+        <w:tabs>
+          <w:tab w:val="num" w:pos="3600"/>
+        </w:tabs>
+        <w:ind w:left="3600" w:hanging="360"/>
+      </w:pPr>
+      <w:rPr>
+        <w:rFonts w:ascii="Wingdings" w:hAnsi="Wingdings" w:hint="default"/>
+        <w:sz w:val="20"/>
+      </w:rPr>
+    </w:lvl>
+    <w:lvl w:ilvl="5" w:tentative="1">
+      <w:start w:val="1"/>
+      <w:numFmt w:val="bullet"/>
+      <w:lvlText w:val=""/>
+      <w:lvlJc w:val="left"/>
+      <w:pPr>
+        <w:tabs>
+          <w:tab w:val="num" w:pos="4320"/>
+        </w:tabs>
+        <w:ind w:left="4320" w:hanging="360"/>
+      </w:pPr>
+      <w:rPr>
+        <w:rFonts w:ascii="Wingdings" w:hAnsi="Wingdings" w:hint="default"/>
+        <w:sz w:val="20"/>
+      </w:rPr>
+    </w:lvl>
+    <w:lvl w:ilvl="6" w:tentative="1">
+      <w:start w:val="1"/>
+      <w:numFmt w:val="bullet"/>
+      <w:lvlText w:val=""/>
+      <w:lvlJc w:val="left"/>
+      <w:pPr>
+        <w:tabs>
+          <w:tab w:val="num" w:pos="5040"/>
+        </w:tabs>
+        <w:ind w:left="5040" w:hanging="360"/>
+      </w:pPr>
+      <w:rPr>
+        <w:rFonts w:ascii="Wingdings" w:hAnsi="Wingdings" w:hint="default"/>
+        <w:sz w:val="20"/>
+      </w:rPr>
+    </w:lvl>
+    <w:lvl w:ilvl="7" w:tentative="1">
+      <w:start w:val="1"/>
+      <w:numFmt w:val="bullet"/>
+      <w:lvlText w:val=""/>
+      <w:lvlJc w:val="left"/>
+      <w:pPr>
+        <w:tabs>
+          <w:tab w:val="num" w:pos="5760"/>
+        </w:tabs>
+        <w:ind w:left="5760" w:hanging="360"/>
+      </w:pPr>
+      <w:rPr>
+        <w:rFonts w:ascii="Wingdings" w:hAnsi="Wingdings" w:hint="default"/>
+        <w:sz w:val="20"/>
+      </w:rPr>
+    </w:lvl>
+    <w:lvl w:ilvl="8" w:tentative="1">
+      <w:start w:val="1"/>
+      <w:numFmt w:val="bullet"/>
+      <w:lvlText w:val=""/>
+      <w:lvlJc w:val="left"/>
+      <w:pPr>
+        <w:tabs>
+          <w:tab w:val="num" w:pos="6480"/>
+        </w:tabs>
+        <w:ind w:left="6480" w:hanging="360"/>
+      </w:pPr>
+      <w:rPr>
+        <w:rFonts w:ascii="Wingdings" w:hAnsi="Wingdings" w:hint="default"/>
+        <w:sz w:val="20"/>
+      </w:rPr>
+    </w:lvl>
+  </w:abstractNum>
+  <w:abstractNum w:abstractNumId="14" w15:restartNumberingAfterBreak="0">
+    <w:nsid w:val="73AC4B3A"/>
+    <w:multiLevelType w:val="multilevel"/>
+    <w:tmpl w:val="671AD1B4"/>
+    <w:lvl w:ilvl="0">
+      <w:start w:val="1"/>
+      <w:numFmt w:val="bullet"/>
+      <w:lvlText w:val=""/>
+      <w:lvlJc w:val="left"/>
+      <w:pPr>
+        <w:tabs>
+          <w:tab w:val="num" w:pos="720"/>
+        </w:tabs>
+        <w:ind w:left="720" w:hanging="360"/>
+      </w:pPr>
+      <w:rPr>
+        <w:rFonts w:ascii="Symbol" w:hAnsi="Symbol" w:hint="default"/>
+        <w:sz w:val="20"/>
+      </w:rPr>
+    </w:lvl>
+    <w:lvl w:ilvl="1" w:tentative="1">
+      <w:start w:val="1"/>
+      <w:numFmt w:val="bullet"/>
+      <w:lvlText w:val="o"/>
+      <w:lvlJc w:val="left"/>
+      <w:pPr>
+        <w:tabs>
+          <w:tab w:val="num" w:pos="1440"/>
+        </w:tabs>
+        <w:ind w:left="1440" w:hanging="360"/>
+      </w:pPr>
+      <w:rPr>
+        <w:rFonts w:ascii="Courier New" w:hAnsi="Courier New" w:hint="default"/>
+        <w:sz w:val="20"/>
+      </w:rPr>
+    </w:lvl>
+    <w:lvl w:ilvl="2" w:tentative="1">
+      <w:start w:val="1"/>
+      <w:numFmt w:val="bullet"/>
+      <w:lvlText w:val=""/>
+      <w:lvlJc w:val="left"/>
+      <w:pPr>
+        <w:tabs>
+          <w:tab w:val="num" w:pos="2160"/>
+        </w:tabs>
+        <w:ind w:left="2160" w:hanging="360"/>
+      </w:pPr>
+      <w:rPr>
+        <w:rFonts w:ascii="Wingdings" w:hAnsi="Wingdings" w:hint="default"/>
+        <w:sz w:val="20"/>
+      </w:rPr>
+    </w:lvl>
+    <w:lvl w:ilvl="3" w:tentative="1">
+      <w:start w:val="1"/>
+      <w:numFmt w:val="bullet"/>
+      <w:lvlText w:val=""/>
+      <w:lvlJc w:val="left"/>
+      <w:pPr>
+        <w:tabs>
+          <w:tab w:val="num" w:pos="2880"/>
+        </w:tabs>
+        <w:ind w:left="2880" w:hanging="360"/>
+      </w:pPr>
+      <w:rPr>
+        <w:rFonts w:ascii="Wingdings" w:hAnsi="Wingdings" w:hint="default"/>
+        <w:sz w:val="20"/>
+      </w:rPr>
+    </w:lvl>
+    <w:lvl w:ilvl="4" w:tentative="1">
+      <w:start w:val="1"/>
+      <w:numFmt w:val="bullet"/>
+      <w:lvlText w:val=""/>
+      <w:lvlJc w:val="left"/>
+      <w:pPr>
+        <w:tabs>
+          <w:tab w:val="num" w:pos="3600"/>
+        </w:tabs>
+        <w:ind w:left="3600" w:hanging="360"/>
+      </w:pPr>
+      <w:rPr>
+        <w:rFonts w:ascii="Wingdings" w:hAnsi="Wingdings" w:hint="default"/>
+        <w:sz w:val="20"/>
+      </w:rPr>
+    </w:lvl>
+    <w:lvl w:ilvl="5" w:tentative="1">
+      <w:start w:val="1"/>
+      <w:numFmt w:val="bullet"/>
+      <w:lvlText w:val=""/>
+      <w:lvlJc w:val="left"/>
+      <w:pPr>
+        <w:tabs>
+          <w:tab w:val="num" w:pos="4320"/>
+        </w:tabs>
+        <w:ind w:left="4320" w:hanging="360"/>
+      </w:pPr>
+      <w:rPr>
+        <w:rFonts w:ascii="Wingdings" w:hAnsi="Wingdings" w:hint="default"/>
+        <w:sz w:val="20"/>
+      </w:rPr>
+    </w:lvl>
+    <w:lvl w:ilvl="6" w:tentative="1">
+      <w:start w:val="1"/>
+      <w:numFmt w:val="bullet"/>
+      <w:lvlText w:val=""/>
+      <w:lvlJc w:val="left"/>
+      <w:pPr>
+        <w:tabs>
+          <w:tab w:val="num" w:pos="5040"/>
+        </w:tabs>
+        <w:ind w:left="5040" w:hanging="360"/>
+      </w:pPr>
+      <w:rPr>
+        <w:rFonts w:ascii="Wingdings" w:hAnsi="Wingdings" w:hint="default"/>
+        <w:sz w:val="20"/>
+      </w:rPr>
+    </w:lvl>
+    <w:lvl w:ilvl="7" w:tentative="1">
+      <w:start w:val="1"/>
+      <w:numFmt w:val="bullet"/>
+      <w:lvlText w:val=""/>
+      <w:lvlJc w:val="left"/>
+      <w:pPr>
+        <w:tabs>
+          <w:tab w:val="num" w:pos="5760"/>
+        </w:tabs>
+        <w:ind w:left="5760" w:hanging="360"/>
+      </w:pPr>
+      <w:rPr>
+        <w:rFonts w:ascii="Wingdings" w:hAnsi="Wingdings" w:hint="default"/>
+        <w:sz w:val="20"/>
+      </w:rPr>
+    </w:lvl>
+    <w:lvl w:ilvl="8" w:tentative="1">
+      <w:start w:val="1"/>
+      <w:numFmt w:val="bullet"/>
+      <w:lvlText w:val=""/>
+      <w:lvlJc w:val="left"/>
+      <w:pPr>
+        <w:tabs>
+          <w:tab w:val="num" w:pos="6480"/>
+        </w:tabs>
+        <w:ind w:left="6480" w:hanging="360"/>
+      </w:pPr>
+      <w:rPr>
+        <w:rFonts w:ascii="Wingdings" w:hAnsi="Wingdings" w:hint="default"/>
+        <w:sz w:val="20"/>
+      </w:rPr>
+    </w:lvl>
+  </w:abstractNum>
+  <w:abstractNum w:abstractNumId="15" w15:restartNumberingAfterBreak="0">
+    <w:nsid w:val="774265F8"/>
+    <w:multiLevelType w:val="multilevel"/>
+    <w:tmpl w:val="4F26C488"/>
+    <w:lvl w:ilvl="0">
+      <w:start w:val="1"/>
+      <w:numFmt w:val="bullet"/>
+      <w:lvlText w:val=""/>
+      <w:lvlJc w:val="left"/>
+      <w:pPr>
+        <w:tabs>
+          <w:tab w:val="num" w:pos="720"/>
+        </w:tabs>
+        <w:ind w:left="720" w:hanging="360"/>
+      </w:pPr>
+      <w:rPr>
+        <w:rFonts w:ascii="Symbol" w:hAnsi="Symbol" w:hint="default"/>
+        <w:sz w:val="20"/>
+      </w:rPr>
+    </w:lvl>
+    <w:lvl w:ilvl="1" w:tentative="1">
+      <w:start w:val="1"/>
+      <w:numFmt w:val="bullet"/>
+      <w:lvlText w:val="o"/>
+      <w:lvlJc w:val="left"/>
+      <w:pPr>
+        <w:tabs>
+          <w:tab w:val="num" w:pos="1440"/>
+        </w:tabs>
+        <w:ind w:left="1440" w:hanging="360"/>
+      </w:pPr>
+      <w:rPr>
+        <w:rFonts w:ascii="Courier New" w:hAnsi="Courier New" w:hint="default"/>
+        <w:sz w:val="20"/>
+      </w:rPr>
+    </w:lvl>
+    <w:lvl w:ilvl="2" w:tentative="1">
+      <w:start w:val="1"/>
+      <w:numFmt w:val="bullet"/>
+      <w:lvlText w:val=""/>
+      <w:lvlJc w:val="left"/>
+      <w:pPr>
+        <w:tabs>
+          <w:tab w:val="num" w:pos="2160"/>
+        </w:tabs>
+        <w:ind w:left="2160" w:hanging="360"/>
+      </w:pPr>
+      <w:rPr>
+        <w:rFonts w:ascii="Wingdings" w:hAnsi="Wingdings" w:hint="default"/>
+        <w:sz w:val="20"/>
+      </w:rPr>
+    </w:lvl>
+    <w:lvl w:ilvl="3" w:tentative="1">
+      <w:start w:val="1"/>
+      <w:numFmt w:val="bullet"/>
+      <w:lvlText w:val=""/>
+      <w:lvlJc w:val="left"/>
+      <w:pPr>
+        <w:tabs>
+          <w:tab w:val="num" w:pos="2880"/>
+        </w:tabs>
+        <w:ind w:left="2880" w:hanging="360"/>
+      </w:pPr>
+      <w:rPr>
+        <w:rFonts w:ascii="Wingdings" w:hAnsi="Wingdings" w:hint="default"/>
+        <w:sz w:val="20"/>
+      </w:rPr>
+    </w:lvl>
+    <w:lvl w:ilvl="4" w:tentative="1">
+      <w:start w:val="1"/>
+      <w:numFmt w:val="bullet"/>
+      <w:lvlText w:val=""/>
+      <w:lvlJc w:val="left"/>
+      <w:pPr>
+        <w:tabs>
+          <w:tab w:val="num" w:pos="3600"/>
+        </w:tabs>
+        <w:ind w:left="3600" w:hanging="360"/>
+      </w:pPr>
+      <w:rPr>
+        <w:rFonts w:ascii="Wingdings" w:hAnsi="Wingdings" w:hint="default"/>
+        <w:sz w:val="20"/>
+      </w:rPr>
+    </w:lvl>
+    <w:lvl w:ilvl="5" w:tentative="1">
+      <w:start w:val="1"/>
+      <w:numFmt w:val="bullet"/>
+      <w:lvlText w:val=""/>
+      <w:lvlJc w:val="left"/>
+      <w:pPr>
+        <w:tabs>
+          <w:tab w:val="num" w:pos="4320"/>
+        </w:tabs>
+        <w:ind w:left="4320" w:hanging="360"/>
+      </w:pPr>
+      <w:rPr>
+        <w:rFonts w:ascii="Wingdings" w:hAnsi="Wingdings" w:hint="default"/>
+        <w:sz w:val="20"/>
+      </w:rPr>
+    </w:lvl>
+    <w:lvl w:ilvl="6" w:tentative="1">
+      <w:start w:val="1"/>
+      <w:numFmt w:val="bullet"/>
+      <w:lvlText w:val=""/>
+      <w:lvlJc w:val="left"/>
+      <w:pPr>
+        <w:tabs>
+          <w:tab w:val="num" w:pos="5040"/>
+        </w:tabs>
+        <w:ind w:left="5040" w:hanging="360"/>
+      </w:pPr>
+      <w:rPr>
+        <w:rFonts w:ascii="Wingdings" w:hAnsi="Wingdings" w:hint="default"/>
+        <w:sz w:val="20"/>
+      </w:rPr>
+    </w:lvl>
+    <w:lvl w:ilvl="7" w:tentative="1">
+      <w:start w:val="1"/>
+      <w:numFmt w:val="bullet"/>
+      <w:lvlText w:val=""/>
+      <w:lvlJc w:val="left"/>
+      <w:pPr>
+        <w:tabs>
+          <w:tab w:val="num" w:pos="5760"/>
+        </w:tabs>
+        <w:ind w:left="5760" w:hanging="360"/>
+      </w:pPr>
+      <w:rPr>
+        <w:rFonts w:ascii="Wingdings" w:hAnsi="Wingdings" w:hint="default"/>
+        <w:sz w:val="20"/>
+      </w:rPr>
+    </w:lvl>
+    <w:lvl w:ilvl="8" w:tentative="1">
+      <w:start w:val="1"/>
+      <w:numFmt w:val="bullet"/>
+      <w:lvlText w:val=""/>
+      <w:lvlJc w:val="left"/>
+      <w:pPr>
+        <w:tabs>
+          <w:tab w:val="num" w:pos="6480"/>
+        </w:tabs>
+        <w:ind w:left="6480" w:hanging="360"/>
+      </w:pPr>
+      <w:rPr>
+        <w:rFonts w:ascii="Wingdings" w:hAnsi="Wingdings" w:hint="default"/>
+        <w:sz w:val="20"/>
+      </w:rPr>
+    </w:lvl>
+  </w:abstractNum>
+  <w:abstractNum w:abstractNumId="16" w15:restartNumberingAfterBreak="0">
+    <w:nsid w:val="776951A6"/>
+    <w:multiLevelType w:val="multilevel"/>
+    <w:tmpl w:val="3EDA7FA8"/>
+    <w:lvl w:ilvl="0">
+      <w:start w:val="1"/>
+      <w:numFmt w:val="bullet"/>
+      <w:lvlText w:val=""/>
+      <w:lvlJc w:val="left"/>
+      <w:pPr>
+        <w:tabs>
+          <w:tab w:val="num" w:pos="720"/>
+        </w:tabs>
+        <w:ind w:left="720" w:hanging="360"/>
+      </w:pPr>
+      <w:rPr>
+        <w:rFonts w:ascii="Symbol" w:hAnsi="Symbol" w:hint="default"/>
+        <w:sz w:val="20"/>
+      </w:rPr>
+    </w:lvl>
+    <w:lvl w:ilvl="1" w:tentative="1">
+      <w:start w:val="1"/>
+      <w:numFmt w:val="bullet"/>
+      <w:lvlText w:val="o"/>
+      <w:lvlJc w:val="left"/>
+      <w:pPr>
+        <w:tabs>
+          <w:tab w:val="num" w:pos="1440"/>
+        </w:tabs>
+        <w:ind w:left="1440" w:hanging="360"/>
+      </w:pPr>
+      <w:rPr>
+        <w:rFonts w:ascii="Courier New" w:hAnsi="Courier New" w:hint="default"/>
+        <w:sz w:val="20"/>
+      </w:rPr>
+    </w:lvl>
+    <w:lvl w:ilvl="2" w:tentative="1">
+      <w:start w:val="1"/>
+      <w:numFmt w:val="bullet"/>
+      <w:lvlText w:val=""/>
+      <w:lvlJc w:val="left"/>
+      <w:pPr>
+        <w:tabs>
+          <w:tab w:val="num" w:pos="2160"/>
+        </w:tabs>
+        <w:ind w:left="2160" w:hanging="360"/>
+      </w:pPr>
+      <w:rPr>
+        <w:rFonts w:ascii="Wingdings" w:hAnsi="Wingdings" w:hint="default"/>
+        <w:sz w:val="20"/>
+      </w:rPr>
+    </w:lvl>
+    <w:lvl w:ilvl="3" w:tentative="1">
+      <w:start w:val="1"/>
+      <w:numFmt w:val="bullet"/>
+      <w:lvlText w:val=""/>
+      <w:lvlJc w:val="left"/>
+      <w:pPr>
+        <w:tabs>
+          <w:tab w:val="num" w:pos="2880"/>
+        </w:tabs>
+        <w:ind w:left="2880" w:hanging="360"/>
+      </w:pPr>
+      <w:rPr>
+        <w:rFonts w:ascii="Wingdings" w:hAnsi="Wingdings" w:hint="default"/>
+        <w:sz w:val="20"/>
+      </w:rPr>
+    </w:lvl>
+    <w:lvl w:ilvl="4" w:tentative="1">
+      <w:start w:val="1"/>
+      <w:numFmt w:val="bullet"/>
+      <w:lvlText w:val=""/>
+      <w:lvlJc w:val="left"/>
+      <w:pPr>
+        <w:tabs>
+          <w:tab w:val="num" w:pos="3600"/>
+        </w:tabs>
+        <w:ind w:left="3600" w:hanging="360"/>
+      </w:pPr>
+      <w:rPr>
+        <w:rFonts w:ascii="Wingdings" w:hAnsi="Wingdings" w:hint="default"/>
+        <w:sz w:val="20"/>
+      </w:rPr>
+    </w:lvl>
+    <w:lvl w:ilvl="5" w:tentative="1">
+      <w:start w:val="1"/>
+      <w:numFmt w:val="bullet"/>
+      <w:lvlText w:val=""/>
+      <w:lvlJc w:val="left"/>
+      <w:pPr>
+        <w:tabs>
+          <w:tab w:val="num" w:pos="4320"/>
+        </w:tabs>
+        <w:ind w:left="4320" w:hanging="360"/>
+      </w:pPr>
+      <w:rPr>
+        <w:rFonts w:ascii="Wingdings" w:hAnsi="Wingdings" w:hint="default"/>
+        <w:sz w:val="20"/>
+      </w:rPr>
+    </w:lvl>
+    <w:lvl w:ilvl="6" w:tentative="1">
+      <w:start w:val="1"/>
+      <w:numFmt w:val="bullet"/>
+      <w:lvlText w:val=""/>
+      <w:lvlJc w:val="left"/>
+      <w:pPr>
+        <w:tabs>
+          <w:tab w:val="num" w:pos="5040"/>
+        </w:tabs>
+        <w:ind w:left="5040" w:hanging="360"/>
+      </w:pPr>
+      <w:rPr>
+        <w:rFonts w:ascii="Wingdings" w:hAnsi="Wingdings" w:hint="default"/>
+        <w:sz w:val="20"/>
+      </w:rPr>
+    </w:lvl>
+    <w:lvl w:ilvl="7" w:tentative="1">
+      <w:start w:val="1"/>
+      <w:numFmt w:val="bullet"/>
+      <w:lvlText w:val=""/>
+      <w:lvlJc w:val="left"/>
+      <w:pPr>
+        <w:tabs>
+          <w:tab w:val="num" w:pos="5760"/>
+        </w:tabs>
+        <w:ind w:left="5760" w:hanging="360"/>
+      </w:pPr>
+      <w:rPr>
+        <w:rFonts w:ascii="Wingdings" w:hAnsi="Wingdings" w:hint="default"/>
+        <w:sz w:val="20"/>
+      </w:rPr>
+    </w:lvl>
+    <w:lvl w:ilvl="8" w:tentative="1">
+      <w:start w:val="1"/>
+      <w:numFmt w:val="bullet"/>
+      <w:lvlText w:val=""/>
+      <w:lvlJc w:val="left"/>
+      <w:pPr>
+        <w:tabs>
+          <w:tab w:val="num" w:pos="6480"/>
+        </w:tabs>
+        <w:ind w:left="6480" w:hanging="360"/>
+      </w:pPr>
+      <w:rPr>
+        <w:rFonts w:ascii="Wingdings" w:hAnsi="Wingdings" w:hint="default"/>
+        <w:sz w:val="20"/>
+      </w:rPr>
+    </w:lvl>
+  </w:abstractNum>
   <w:num w:numId="1">
+    <w:abstractNumId w:val="7"/>
+  </w:num>
+  <w:num w:numId="2">
+    <w:abstractNumId w:val="11"/>
+  </w:num>
+  <w:num w:numId="3">
+    <w:abstractNumId w:val="6"/>
+  </w:num>
+  <w:num w:numId="4">
+    <w:abstractNumId w:val="4"/>
+  </w:num>
+  <w:num w:numId="5">
+    <w:abstractNumId w:val="12"/>
+  </w:num>
+  <w:num w:numId="6">
     <w:abstractNumId w:val="3"/>
   </w:num>
-  <w:num w:numId="2">
-    <w:abstractNumId w:val="4"/>
+  <w:num w:numId="7">
+    <w:abstractNumId w:val="10"/>
   </w:num>
-  <w:num w:numId="3">
-    <w:abstractNumId w:val="2"/>
+  <w:num w:numId="8">
+    <w:abstractNumId w:val="14"/>
   </w:num>
-  <w:num w:numId="4">
+  <w:num w:numId="9">
+    <w:abstractNumId w:val="8"/>
+  </w:num>
+  <w:num w:numId="10">
+    <w:abstractNumId w:val="0"/>
+  </w:num>
+  <w:num w:numId="11">
+    <w:abstractNumId w:val="5"/>
+  </w:num>
+  <w:num w:numId="12">
+    <w:abstractNumId w:val="15"/>
+  </w:num>
+  <w:num w:numId="13">
     <w:abstractNumId w:val="1"/>
   </w:num>
-  <w:num w:numId="5">
-    <w:abstractNumId w:val="5"/>
+  <w:num w:numId="14">
+    <w:abstractNumId w:val="9"/>
   </w:num>
-  <w:num w:numId="6">
-    <w:abstractNumId w:val="0"/>
+  <w:num w:numId="15">
+    <w:abstractNumId w:val="13"/>
+  </w:num>
+  <w:num w:numId="16">
+    <w:abstractNumId w:val="16"/>
+  </w:num>
+  <w:num w:numId="17">
+    <w:abstractNumId w:val="2"/>
   </w:num>
   <w:numIdMacAtCleanup w:val="6"/>
 </w:numbering>
@@ -4000,6 +11692,7 @@
   <w:style w:type="character" w:default="1" w:styleId="Fuentedeprrafopredeter">
     <w:name w:val="Default Paragraph Font"/>
     <w:uiPriority w:val="1"/>
+    <w:semiHidden/>
     <w:unhideWhenUsed/>
   </w:style>
   <w:style w:type="table" w:default="1" w:styleId="Tablanormal">
@@ -4569,6 +12262,68 @@
       <w:i/>
       <w:iCs/>
     </w:rPr>
+  </w:style>
+  <w:style w:type="character" w:customStyle="1" w:styleId="export-sheets-button">
+    <w:name w:val="export-sheets-button"/>
+    <w:basedOn w:val="Fuentedeprrafopredeter"/>
+    <w:rsid w:val="00C33C14"/>
+  </w:style>
+  <w:style w:type="table" w:styleId="Tablaconcuadrcula1clara-nfasis5">
+    <w:name w:val="Grid Table 1 Light Accent 5"/>
+    <w:basedOn w:val="Tablanormal"/>
+    <w:uiPriority w:val="46"/>
+    <w:rsid w:val="008F1C5E"/>
+    <w:pPr>
+      <w:spacing w:after="0" w:line="240" w:lineRule="auto"/>
+    </w:pPr>
+    <w:tblPr>
+      <w:tblStyleRowBandSize w:val="1"/>
+      <w:tblStyleColBandSize w:val="1"/>
+      <w:tblBorders>
+        <w:top w:val="single" w:sz="4" w:space="0" w:color="BDD6EE" w:themeColor="accent5" w:themeTint="66"/>
+        <w:left w:val="single" w:sz="4" w:space="0" w:color="BDD6EE" w:themeColor="accent5" w:themeTint="66"/>
+        <w:bottom w:val="single" w:sz="4" w:space="0" w:color="BDD6EE" w:themeColor="accent5" w:themeTint="66"/>
+        <w:right w:val="single" w:sz="4" w:space="0" w:color="BDD6EE" w:themeColor="accent5" w:themeTint="66"/>
+        <w:insideH w:val="single" w:sz="4" w:space="0" w:color="BDD6EE" w:themeColor="accent5" w:themeTint="66"/>
+        <w:insideV w:val="single" w:sz="4" w:space="0" w:color="BDD6EE" w:themeColor="accent5" w:themeTint="66"/>
+      </w:tblBorders>
+    </w:tblPr>
+    <w:tblStylePr w:type="firstRow">
+      <w:rPr>
+        <w:b/>
+        <w:bCs/>
+      </w:rPr>
+      <w:tblPr/>
+      <w:tcPr>
+        <w:tcBorders>
+          <w:bottom w:val="single" w:sz="12" w:space="0" w:color="9CC2E5" w:themeColor="accent5" w:themeTint="99"/>
+        </w:tcBorders>
+      </w:tcPr>
+    </w:tblStylePr>
+    <w:tblStylePr w:type="lastRow">
+      <w:rPr>
+        <w:b/>
+        <w:bCs/>
+      </w:rPr>
+      <w:tblPr/>
+      <w:tcPr>
+        <w:tcBorders>
+          <w:top w:val="double" w:sz="2" w:space="0" w:color="9CC2E5" w:themeColor="accent5" w:themeTint="99"/>
+        </w:tcBorders>
+      </w:tcPr>
+    </w:tblStylePr>
+    <w:tblStylePr w:type="firstCol">
+      <w:rPr>
+        <w:b/>
+        <w:bCs/>
+      </w:rPr>
+    </w:tblStylePr>
+    <w:tblStylePr w:type="lastCol">
+      <w:rPr>
+        <w:b/>
+        <w:bCs/>
+      </w:rPr>
+    </w:tblStylePr>
   </w:style>
 </w:styles>
 </file>

--- a/GRAMMAR/GRAMMAR.docx
+++ b/GRAMMAR/GRAMMAR.docx
@@ -238,7 +238,7 @@
             <w:noProof/>
             <w:webHidden/>
           </w:rPr>
-          <w:t>3</w:t>
+          <w:t>2</w:t>
         </w:r>
         <w:r>
           <w:rPr>
@@ -324,7 +324,7 @@
             <w:noProof/>
             <w:webHidden/>
           </w:rPr>
-          <w:t>4</w:t>
+          <w:t>2</w:t>
         </w:r>
         <w:r>
           <w:rPr>
@@ -410,7 +410,7 @@
             <w:noProof/>
             <w:webHidden/>
           </w:rPr>
-          <w:t>6</w:t>
+          <w:t>2</w:t>
         </w:r>
         <w:r>
           <w:rPr>
@@ -4862,7 +4862,7 @@
           <w:lang w:eastAsia="es-ES"/>
         </w:rPr>
         <w:pict w14:anchorId="57FA17B8">
-          <v:rect id="_x0000_i1033" style="width:0;height:1.5pt" o:hralign="center" o:hrstd="t" o:hr="t" fillcolor="#a0a0a0" stroked="f"/>
+          <v:rect id="_x0000_i1029" style="width:0;height:1.5pt" o:hralign="center" o:hrstd="t" o:hr="t" fillcolor="#a0a0a0" stroked="f"/>
         </w:pict>
       </w:r>
     </w:p>
@@ -5412,7 +5412,7 @@
           <w:lang w:eastAsia="es-ES"/>
         </w:rPr>
         <w:pict w14:anchorId="306CE3EF">
-          <v:rect id="_x0000_i1034" style="width:0;height:1.5pt" o:hralign="center" o:hrstd="t" o:hr="t" fillcolor="#a0a0a0" stroked="f"/>
+          <v:rect id="_x0000_i1030" style="width:0;height:1.5pt" o:hralign="center" o:hrstd="t" o:hr="t" fillcolor="#a0a0a0" stroked="f"/>
         </w:pict>
       </w:r>
     </w:p>
@@ -6780,7 +6780,7 @@
           <w:lang w:eastAsia="es-ES"/>
         </w:rPr>
         <w:pict w14:anchorId="1FEAA7C9">
-          <v:rect id="_x0000_i1037" style="width:0;height:1.5pt" o:hralign="center" o:hrstd="t" o:hr="t" fillcolor="#a0a0a0" stroked="f"/>
+          <v:rect id="_x0000_i1031" style="width:0;height:1.5pt" o:hralign="center" o:hrstd="t" o:hr="t" fillcolor="#a0a0a0" stroked="f"/>
         </w:pict>
       </w:r>
     </w:p>
@@ -7717,7 +7717,7 @@
           <w:lang w:eastAsia="es-ES"/>
         </w:rPr>
         <w:pict w14:anchorId="08338A89">
-          <v:rect id="_x0000_i1038" style="width:0;height:1.5pt" o:hralign="center" o:hrstd="t" o:hr="t" fillcolor="#a0a0a0" stroked="f"/>
+          <v:rect id="_x0000_i1032" style="width:0;height:1.5pt" o:hralign="center" o:hrstd="t" o:hr="t" fillcolor="#a0a0a0" stroked="f"/>
         </w:pict>
       </w:r>
     </w:p>
@@ -7734,7 +7734,17 @@
           <w:rFonts w:eastAsia="Times New Roman"/>
           <w:lang w:eastAsia="es-ES"/>
         </w:rPr>
-        <w:t>¿Cómo usar esto para petarlo?</w:t>
+        <w:t xml:space="preserve">¿Cómo </w:t>
+      </w:r>
+      <w:r>
+        <w:t>usar</w:t>
+      </w:r>
+      <w:r>
+        <w:rPr>
+          <w:rFonts w:eastAsia="Times New Roman"/>
+          <w:lang w:eastAsia="es-ES"/>
+        </w:rPr>
+        <w:t xml:space="preserve"> esto para petarlo?</w:t>
       </w:r>
     </w:p>
     <w:p>
@@ -9503,7 +9513,7 @@
   <w:abstractNum w:abstractNumId="7" w15:restartNumberingAfterBreak="0">
     <w:nsid w:val="34AF5D8F"/>
     <w:multiLevelType w:val="multilevel"/>
-    <w:tmpl w:val="046C03F0"/>
+    <w:tmpl w:val="0C0A0025"/>
     <w:lvl w:ilvl="0">
       <w:start w:val="1"/>
       <w:numFmt w:val="decimal"/>
@@ -9524,7 +9534,6 @@
         <w:ind w:left="576" w:hanging="576"/>
       </w:pPr>
       <w:rPr>
-        <w:rFonts w:ascii="Times New Roman" w:hAnsi="Times New Roman" w:cs="Times New Roman"/>
         <w:b w:val="0"/>
         <w:bCs w:val="0"/>
         <w:i w:val="0"/>
@@ -11462,7 +11471,6 @@
         <w:numId w:val="1"/>
       </w:numPr>
       <w:spacing w:before="360" w:after="240"/>
-      <w:ind w:left="431" w:hanging="431"/>
       <w:outlineLvl w:val="0"/>
     </w:pPr>
     <w:rPr>
@@ -11491,7 +11499,6 @@
         <w:numId w:val="1"/>
       </w:numPr>
       <w:spacing w:before="240" w:after="240"/>
-      <w:ind w:left="1134" w:hanging="1134"/>
       <w:outlineLvl w:val="1"/>
     </w:pPr>
     <w:rPr>
